--- a/UART_Communication/W04 LAB UART Communication and Data Integrity.docx
+++ b/UART_Communication/W04 LAB UART Communication and Data Integrity.docx
@@ -635,7 +635,7 @@
                 <w:sz w:val="19"/>
                 <w:szCs w:val="19"/>
               </w:rPr>
-              <w:t>16×2 LCD with I2C backpack</w:t>
+              <w:t>16×2 LCD with I2C backpack, or Adafruit RGB LCD shield</w:t>
             </w:r>
           </w:p>
         </w:tc>
@@ -683,23 +683,7 @@
                 <w:sz w:val="19"/>
                 <w:szCs w:val="19"/>
               </w:rPr>
-              <w:t xml:space="preserve">I2C address </w:t>
-            </w:r>
-            <w:r>
-              <w:rPr>
-                <w:b/>
-                <w:bCs/>
-                <w:sz w:val="19"/>
-                <w:szCs w:val="19"/>
-              </w:rPr>
-              <w:t>0x20</w:t>
-            </w:r>
-            <w:r>
-              <w:rPr>
-                <w:sz w:val="19"/>
-                <w:szCs w:val="19"/>
-              </w:rPr>
-              <w:t xml:space="preserve"> on the lab displays.</w:t>
+              <w:t>Either works: the code detects which one is fitted (Appendix B).</w:t>
             </w:r>
           </w:p>
         </w:tc>
@@ -1005,17 +989,17 @@
         <w:t>LiquidCrystal I2C</w:t>
       </w:r>
       <w:r>
-        <w:t xml:space="preserve"> library (by Frank de Brabander): </w:t>
+        <w:t xml:space="preserve"> (by Frank de Brabander) and </w:t>
       </w:r>
       <w:r>
         <w:rPr>
-          <w:i/>
-          <w:iCs/>
+          <w:b/>
+          <w:bCs/>
         </w:rPr>
-        <w:t>Tools → Manage Libraries…</w:t>
-      </w:r>
-      <w:r>
-        <w:t xml:space="preserve"> and search for it.</w:t>
+        <w:t>Adafruit RGB LCD Shield Library</w:t>
+      </w:r>
+      <w:r>
+        <w:t xml:space="preserve"> (by Adafruit): Tools → Manage Libraries… and search for each one. Install both, whichever display you have.</w:t>
       </w:r>
     </w:p>
     <w:p>
@@ -1063,6 +1047,29 @@
       </w:r>
       <w:r>
         <w:t xml:space="preserve"> for Task 3: the full listing is in Appendix A (also in the Resources folder).</w:t>
+      </w:r>
+    </w:p>
+    <w:p>
+      <w:pPr>
+        <w:pStyle w:val="ListParagraph"/>
+        <w:numPr>
+          <w:ilvl w:val="0"/>
+          <w:numId w:val="1"/>
+        </w:numPr>
+        <w:spacing w:after="60" w:line="264" w:lineRule="auto"/>
+      </w:pPr>
+      <w:r>
+        <w:rPr>
+          <w:rFonts w:ascii="Consolas" w:hAnsi="Consolas" w:cs="Consolas"/>
+          <w:color w:val="C7254E"/>
+          <w:sz w:val="20"/>
+          <w:szCs w:val="20"/>
+          <w:shd w:val="clear" w:color="auto" w:fill="F4F4F4"/>
+        </w:rPr>
+        <w:t>lab_lcd.h</w:t>
+      </w:r>
+      <w:r>
+        <w:t xml:space="preserve"> for every sketch that uses the LCD: the full listing is in Appendix B (also in each sketch folder in the GitHub repository).</w:t>
       </w:r>
     </w:p>
     <w:p>
@@ -1801,6 +1808,21 @@
         </w:tc>
       </w:tr>
     </w:tbl>
+    <w:p>
+      <w:pPr>
+        <w:spacing w:after="120" w:line="264" w:lineRule="auto"/>
+      </w:pPr>
+      <w:r>
+        <w:rPr>
+          <w:b/>
+          <w:bCs/>
+        </w:rPr>
+        <w:t xml:space="preserve">Using the Adafruit RGB LCD shield instead? </w:t>
+      </w:r>
+      <w:r>
+        <w:t xml:space="preserve">Plug it onto the Uno-style breakout shield. It uses the same I2C pins (SDA on A4, SCL on A5), so no extra wiring is needed, and the same code drives it.</w:t>
+      </w:r>
+    </w:p>
     <w:p>
       <w:pPr>
         <w:spacing w:after="120"/>
@@ -5445,25 +5467,34 @@
                 <w:sz w:val="17"/>
                 <w:szCs w:val="17"/>
               </w:rPr>
-              <w:t xml:space="preserve"> &lt;</w:t>
-            </w:r>
-            <w:r>
-              <w:rPr>
-                <w:rFonts w:ascii="Consolas" w:hAnsi="Consolas" w:cs="Consolas"/>
-                <w:color w:val="4EC9B0"/>
-                <w:sz w:val="17"/>
-                <w:szCs w:val="17"/>
-              </w:rPr>
-              <w:t>LiquidCrystal_I2C</w:t>
-            </w:r>
-            <w:r>
-              <w:rPr>
-                <w:rFonts w:ascii="Consolas" w:hAnsi="Consolas" w:cs="Consolas"/>
-                <w:color w:val="D4D4D4"/>
-                <w:sz w:val="17"/>
-                <w:szCs w:val="17"/>
-              </w:rPr>
-              <w:t>.h&gt;</w:t>
+              <w:t xml:space="preserve"> </w:t>
+            </w:r>
+            <w:r>
+              <w:rPr>
+                <w:rFonts w:ascii="Consolas" w:hAnsi="Consolas" w:cs="Consolas"/>
+                <w:color w:val="CE9178"/>
+                <w:sz w:val="17"/>
+                <w:szCs w:val="17"/>
+              </w:rPr>
+              <w:t>"lab_lcd.h"</w:t>
+            </w:r>
+            <w:r>
+              <w:rPr>
+                <w:rFonts w:ascii="Consolas" w:hAnsi="Consolas" w:cs="Consolas"/>
+                <w:color w:val="D4D4D4"/>
+                <w:sz w:val="17"/>
+                <w:szCs w:val="17"/>
+              </w:rPr>
+              <w:t xml:space="preserve">                     </w:t>
+            </w:r>
+            <w:r>
+              <w:rPr>
+                <w:rFonts w:ascii="Consolas" w:hAnsi="Consolas" w:cs="Consolas"/>
+                <w:color w:val="6A9955"/>
+                <w:sz w:val="17"/>
+                <w:szCs w:val="17"/>
+              </w:rPr>
+              <w:t>// I2C backpack LCD or Adafruit RGB LCD shield</w:t>
             </w:r>
           </w:p>
           <w:p>
@@ -5830,7 +5861,7 @@
                 <w:sz w:val="17"/>
                 <w:szCs w:val="17"/>
               </w:rPr>
-              <w:t>LiquidCrystal_I2C</w:t>
+              <w:t>LabLCD</w:t>
             </w:r>
             <w:r>
               <w:rPr>
@@ -5857,7 +5888,16 @@
                 <w:sz w:val="17"/>
                 <w:szCs w:val="17"/>
               </w:rPr>
-              <w:t>(0x20, LCD_COLS, LCD_ROWS);</w:t>
+              <w:t xml:space="preserve">(LCD_COLS, LCD_ROWS);          </w:t>
+            </w:r>
+            <w:r>
+              <w:rPr>
+                <w:rFonts w:ascii="Consolas" w:hAnsi="Consolas" w:cs="Consolas"/>
+                <w:color w:val="6A9955"/>
+                <w:sz w:val="17"/>
+                <w:szCs w:val="17"/>
+              </w:rPr>
+              <w:t>// finds whichever display is plugged in</w:t>
             </w:r>
           </w:p>
           <w:p>
@@ -7900,10 +7940,10 @@
           <w:szCs w:val="20"/>
           <w:shd w:val="clear" w:color="auto" w:fill="F4F4F4"/>
         </w:rPr>
-        <w:t>LiquidCrystal_I2C lcd(0x20, LCD_COLS, LCD_ROWS)</w:t>
-      </w:r>
-      <w:r>
-        <w:t xml:space="preserve"> creates the display object. </w:t>
+        <w:t xml:space="preserve">LabLCD lcd(LCD_COLS, LCD_ROWS)</w:t>
+      </w:r>
+      <w:r>
+        <w:t xml:space="preserve"> creates the display object. When </w:t>
       </w:r>
       <w:r>
         <w:rPr>
@@ -7913,10 +7953,10 @@
           <w:szCs w:val="20"/>
           <w:shd w:val="clear" w:color="auto" w:fill="F4F4F4"/>
         </w:rPr>
-        <w:t>0x20</w:t>
-      </w:r>
-      <w:r>
-        <w:t xml:space="preserve"> is the backpack’s I2C address. If your screen stays blank, run an I2C scanner sketch to find the real address.</w:t>
+        <w:t xml:space="preserve">lcd.init()</w:t>
+      </w:r>
+      <w:r>
+        <w:t xml:space="preserve"> runs, it checks the I2C bus and starts whichever display it finds: a 16×2 LCD with an I2C backpack or the Adafruit RGB LCD shield (see Appendix B). If your screen stays blank, check the SDA and SCL wiring and that both LCD libraries are installed.</w:t>
       </w:r>
     </w:p>
     <w:p>
@@ -11710,8 +11750,47 @@
                 <w:sz w:val="17"/>
                 <w:szCs w:val="17"/>
               </w:rPr>
-              <w:t xml:space="preserve"> &lt;</w:t>
-            </w:r>
+              <w:t xml:space="preserve"> </w:t>
+            </w:r>
+            <w:r>
+              <w:rPr>
+                <w:rFonts w:ascii="Consolas" w:hAnsi="Consolas" w:cs="Consolas"/>
+                <w:color w:val="CE9178"/>
+                <w:sz w:val="17"/>
+                <w:szCs w:val="17"/>
+              </w:rPr>
+              <w:t>"lab_lcd.h"</w:t>
+            </w:r>
+            <w:r>
+              <w:rPr>
+                <w:rFonts w:ascii="Consolas" w:hAnsi="Consolas" w:cs="Consolas"/>
+                <w:color w:val="D4D4D4"/>
+                <w:sz w:val="17"/>
+                <w:szCs w:val="17"/>
+              </w:rPr>
+              <w:t xml:space="preserve">                     </w:t>
+            </w:r>
+            <w:r>
+              <w:rPr>
+                <w:rFonts w:ascii="Consolas" w:hAnsi="Consolas" w:cs="Consolas"/>
+                <w:color w:val="6A9955"/>
+                <w:sz w:val="17"/>
+                <w:szCs w:val="17"/>
+              </w:rPr>
+              <w:t>// I2C backpack LCD or Adafruit RGB LCD shield</w:t>
+            </w:r>
+          </w:p>
+          <w:p>
+            <w:r>
+              <w:rPr>
+                <w:rFonts w:ascii="Consolas" w:hAnsi="Consolas" w:cs="Consolas"/>
+                <w:sz w:val="17"/>
+                <w:szCs w:val="17"/>
+              </w:rPr>
+              <w:t xml:space="preserve"> </w:t>
+            </w:r>
+          </w:p>
+          <w:p>
             <w:r>
               <w:rPr>
                 <w:rFonts w:ascii="Consolas" w:hAnsi="Consolas" w:cs="Consolas"/>
@@ -11719,27 +11798,146 @@
                 <w:sz w:val="17"/>
                 <w:szCs w:val="17"/>
               </w:rPr>
-              <w:t>LiquidCrystal_I2C</w:t>
-            </w:r>
-            <w:r>
-              <w:rPr>
-                <w:rFonts w:ascii="Consolas" w:hAnsi="Consolas" w:cs="Consolas"/>
-                <w:color w:val="D4D4D4"/>
-                <w:sz w:val="17"/>
-                <w:szCs w:val="17"/>
-              </w:rPr>
-              <w:t>.h&gt;</w:t>
-            </w:r>
-          </w:p>
-          <w:p>
-            <w:r>
-              <w:rPr>
-                <w:rFonts w:ascii="Consolas" w:hAnsi="Consolas" w:cs="Consolas"/>
+              <w:t>SoftwareSerial</w:t>
+            </w:r>
+            <w:r>
+              <w:rPr>
+                <w:rFonts w:ascii="Consolas" w:hAnsi="Consolas" w:cs="Consolas"/>
+                <w:color w:val="D4D4D4"/>
                 <w:sz w:val="17"/>
                 <w:szCs w:val="17"/>
               </w:rPr>
               <w:t xml:space="preserve"> </w:t>
             </w:r>
+            <w:r>
+              <w:rPr>
+                <w:rFonts w:ascii="Consolas" w:hAnsi="Consolas" w:cs="Consolas"/>
+                <w:color w:val="DCDCAA"/>
+                <w:sz w:val="17"/>
+                <w:szCs w:val="17"/>
+              </w:rPr>
+              <w:t>link</w:t>
+            </w:r>
+            <w:r>
+              <w:rPr>
+                <w:rFonts w:ascii="Consolas" w:hAnsi="Consolas" w:cs="Consolas"/>
+                <w:color w:val="D4D4D4"/>
+                <w:sz w:val="17"/>
+                <w:szCs w:val="17"/>
+              </w:rPr>
+              <w:t>(</w:t>
+            </w:r>
+            <w:r>
+              <w:rPr>
+                <w:rFonts w:ascii="Consolas" w:hAnsi="Consolas" w:cs="Consolas"/>
+                <w:color w:val="B5CEA8"/>
+                <w:sz w:val="17"/>
+                <w:szCs w:val="17"/>
+              </w:rPr>
+              <w:t>10</w:t>
+            </w:r>
+            <w:r>
+              <w:rPr>
+                <w:rFonts w:ascii="Consolas" w:hAnsi="Consolas" w:cs="Consolas"/>
+                <w:color w:val="D4D4D4"/>
+                <w:sz w:val="17"/>
+                <w:szCs w:val="17"/>
+              </w:rPr>
+              <w:t xml:space="preserve">, </w:t>
+            </w:r>
+            <w:r>
+              <w:rPr>
+                <w:rFonts w:ascii="Consolas" w:hAnsi="Consolas" w:cs="Consolas"/>
+                <w:color w:val="B5CEA8"/>
+                <w:sz w:val="17"/>
+                <w:szCs w:val="17"/>
+              </w:rPr>
+              <w:t>11</w:t>
+            </w:r>
+            <w:r>
+              <w:rPr>
+                <w:rFonts w:ascii="Consolas" w:hAnsi="Consolas" w:cs="Consolas"/>
+                <w:color w:val="D4D4D4"/>
+                <w:sz w:val="17"/>
+                <w:szCs w:val="17"/>
+              </w:rPr>
+              <w:t xml:space="preserve">);             </w:t>
+            </w:r>
+            <w:r>
+              <w:rPr>
+                <w:rFonts w:ascii="Consolas" w:hAnsi="Consolas" w:cs="Consolas"/>
+                <w:color w:val="6A9955"/>
+                <w:sz w:val="17"/>
+                <w:szCs w:val="17"/>
+              </w:rPr>
+              <w:t>// RX = D10, TX = D11</w:t>
+            </w:r>
+          </w:p>
+          <w:p>
+            <w:r>
+              <w:rPr>
+                <w:rFonts w:ascii="Consolas" w:hAnsi="Consolas" w:cs="Consolas"/>
+                <w:sz w:val="17"/>
+                <w:szCs w:val="17"/>
+              </w:rPr>
+              <w:t xml:space="preserve"> </w:t>
+            </w:r>
+          </w:p>
+          <w:p>
+            <w:r>
+              <w:rPr>
+                <w:rFonts w:ascii="Consolas" w:hAnsi="Consolas" w:cs="Consolas"/>
+                <w:color w:val="569CD6"/>
+                <w:sz w:val="17"/>
+                <w:szCs w:val="17"/>
+              </w:rPr>
+              <w:t>const</w:t>
+            </w:r>
+            <w:r>
+              <w:rPr>
+                <w:rFonts w:ascii="Consolas" w:hAnsi="Consolas" w:cs="Consolas"/>
+                <w:color w:val="D4D4D4"/>
+                <w:sz w:val="17"/>
+                <w:szCs w:val="17"/>
+              </w:rPr>
+              <w:t xml:space="preserve"> </w:t>
+            </w:r>
+            <w:r>
+              <w:rPr>
+                <w:rFonts w:ascii="Consolas" w:hAnsi="Consolas" w:cs="Consolas"/>
+                <w:color w:val="569CD6"/>
+                <w:sz w:val="17"/>
+                <w:szCs w:val="17"/>
+              </w:rPr>
+              <w:t>uint8_t</w:t>
+            </w:r>
+            <w:r>
+              <w:rPr>
+                <w:rFonts w:ascii="Consolas" w:hAnsi="Consolas" w:cs="Consolas"/>
+                <w:color w:val="D4D4D4"/>
+                <w:sz w:val="17"/>
+                <w:szCs w:val="17"/>
+              </w:rPr>
+              <w:t xml:space="preserve"> LCD_COLS = </w:t>
+            </w:r>
+            <w:r>
+              <w:rPr>
+                <w:rFonts w:ascii="Consolas" w:hAnsi="Consolas" w:cs="Consolas"/>
+                <w:color w:val="B5CEA8"/>
+                <w:sz w:val="17"/>
+                <w:szCs w:val="17"/>
+              </w:rPr>
+              <w:t>16</w:t>
+            </w:r>
+            <w:r>
+              <w:rPr>
+                <w:rFonts w:ascii="Consolas" w:hAnsi="Consolas" w:cs="Consolas"/>
+                <w:color w:val="D4D4D4"/>
+                <w:sz w:val="17"/>
+                <w:szCs w:val="17"/>
+              </w:rPr>
+              <w:t>;</w:t>
+            </w:r>
           </w:p>
           <w:p>
             <w:r>
@@ -11749,7 +11947,7 @@
                 <w:sz w:val="17"/>
                 <w:szCs w:val="17"/>
               </w:rPr>
-              <w:t>SoftwareSerial</w:t>
+              <w:t>LabLCD</w:t>
             </w:r>
             <w:r>
               <w:rPr>
@@ -11767,16 +11965,16 @@
                 <w:sz w:val="17"/>
                 <w:szCs w:val="17"/>
               </w:rPr>
-              <w:t>link</w:t>
-            </w:r>
-            <w:r>
-              <w:rPr>
-                <w:rFonts w:ascii="Consolas" w:hAnsi="Consolas" w:cs="Consolas"/>
-                <w:color w:val="D4D4D4"/>
-                <w:sz w:val="17"/>
-                <w:szCs w:val="17"/>
-              </w:rPr>
-              <w:t>(</w:t>
+              <w:t>lcd</w:t>
+            </w:r>
+            <w:r>
+              <w:rPr>
+                <w:rFonts w:ascii="Consolas" w:hAnsi="Consolas" w:cs="Consolas"/>
+                <w:color w:val="D4D4D4"/>
+                <w:sz w:val="17"/>
+                <w:szCs w:val="17"/>
+              </w:rPr>
+              <w:t xml:space="preserve">(LCD_COLS, </w:t>
             </w:r>
             <w:r>
               <w:rPr>
@@ -11785,34 +11983,16 @@
                 <w:sz w:val="17"/>
                 <w:szCs w:val="17"/>
               </w:rPr>
-              <w:t>10</w:t>
-            </w:r>
-            <w:r>
-              <w:rPr>
-                <w:rFonts w:ascii="Consolas" w:hAnsi="Consolas" w:cs="Consolas"/>
-                <w:color w:val="D4D4D4"/>
-                <w:sz w:val="17"/>
-                <w:szCs w:val="17"/>
-              </w:rPr>
-              <w:t xml:space="preserve">, </w:t>
-            </w:r>
-            <w:r>
-              <w:rPr>
-                <w:rFonts w:ascii="Consolas" w:hAnsi="Consolas" w:cs="Consolas"/>
-                <w:color w:val="B5CEA8"/>
-                <w:sz w:val="17"/>
-                <w:szCs w:val="17"/>
-              </w:rPr>
-              <w:t>11</w:t>
-            </w:r>
-            <w:r>
-              <w:rPr>
-                <w:rFonts w:ascii="Consolas" w:hAnsi="Consolas" w:cs="Consolas"/>
-                <w:color w:val="D4D4D4"/>
-                <w:sz w:val="17"/>
-                <w:szCs w:val="17"/>
-              </w:rPr>
-              <w:t xml:space="preserve">);             </w:t>
+              <w:t>2</w:t>
+            </w:r>
+            <w:r>
+              <w:rPr>
+                <w:rFonts w:ascii="Consolas" w:hAnsi="Consolas" w:cs="Consolas"/>
+                <w:color w:val="D4D4D4"/>
+                <w:sz w:val="17"/>
+                <w:szCs w:val="17"/>
+              </w:rPr>
+              <w:t xml:space="preserve">);                 </w:t>
             </w:r>
             <w:r>
               <w:rPr>
@@ -11821,129 +12001,7 @@
                 <w:sz w:val="17"/>
                 <w:szCs w:val="17"/>
               </w:rPr>
-              <w:t>// RX = D10, TX = D11</w:t>
-            </w:r>
-          </w:p>
-          <w:p>
-            <w:r>
-              <w:rPr>
-                <w:rFonts w:ascii="Consolas" w:hAnsi="Consolas" w:cs="Consolas"/>
-                <w:sz w:val="17"/>
-                <w:szCs w:val="17"/>
-              </w:rPr>
-              <w:t xml:space="preserve"> </w:t>
-            </w:r>
-          </w:p>
-          <w:p>
-            <w:r>
-              <w:rPr>
-                <w:rFonts w:ascii="Consolas" w:hAnsi="Consolas" w:cs="Consolas"/>
-                <w:color w:val="569CD6"/>
-                <w:sz w:val="17"/>
-                <w:szCs w:val="17"/>
-              </w:rPr>
-              <w:t>const</w:t>
-            </w:r>
-            <w:r>
-              <w:rPr>
-                <w:rFonts w:ascii="Consolas" w:hAnsi="Consolas" w:cs="Consolas"/>
-                <w:color w:val="D4D4D4"/>
-                <w:sz w:val="17"/>
-                <w:szCs w:val="17"/>
-              </w:rPr>
-              <w:t xml:space="preserve"> </w:t>
-            </w:r>
-            <w:r>
-              <w:rPr>
-                <w:rFonts w:ascii="Consolas" w:hAnsi="Consolas" w:cs="Consolas"/>
-                <w:color w:val="569CD6"/>
-                <w:sz w:val="17"/>
-                <w:szCs w:val="17"/>
-              </w:rPr>
-              <w:t>uint8_t</w:t>
-            </w:r>
-            <w:r>
-              <w:rPr>
-                <w:rFonts w:ascii="Consolas" w:hAnsi="Consolas" w:cs="Consolas"/>
-                <w:color w:val="D4D4D4"/>
-                <w:sz w:val="17"/>
-                <w:szCs w:val="17"/>
-              </w:rPr>
-              <w:t xml:space="preserve"> LCD_COLS = </w:t>
-            </w:r>
-            <w:r>
-              <w:rPr>
-                <w:rFonts w:ascii="Consolas" w:hAnsi="Consolas" w:cs="Consolas"/>
-                <w:color w:val="B5CEA8"/>
-                <w:sz w:val="17"/>
-                <w:szCs w:val="17"/>
-              </w:rPr>
-              <w:t>16</w:t>
-            </w:r>
-            <w:r>
-              <w:rPr>
-                <w:rFonts w:ascii="Consolas" w:hAnsi="Consolas" w:cs="Consolas"/>
-                <w:color w:val="D4D4D4"/>
-                <w:sz w:val="17"/>
-                <w:szCs w:val="17"/>
-              </w:rPr>
-              <w:t>;</w:t>
-            </w:r>
-          </w:p>
-          <w:p>
-            <w:r>
-              <w:rPr>
-                <w:rFonts w:ascii="Consolas" w:hAnsi="Consolas" w:cs="Consolas"/>
-                <w:color w:val="4EC9B0"/>
-                <w:sz w:val="17"/>
-                <w:szCs w:val="17"/>
-              </w:rPr>
-              <w:t>LiquidCrystal_I2C</w:t>
-            </w:r>
-            <w:r>
-              <w:rPr>
-                <w:rFonts w:ascii="Consolas" w:hAnsi="Consolas" w:cs="Consolas"/>
-                <w:color w:val="D4D4D4"/>
-                <w:sz w:val="17"/>
-                <w:szCs w:val="17"/>
-              </w:rPr>
-              <w:t xml:space="preserve"> </w:t>
-            </w:r>
-            <w:r>
-              <w:rPr>
-                <w:rFonts w:ascii="Consolas" w:hAnsi="Consolas" w:cs="Consolas"/>
-                <w:color w:val="DCDCAA"/>
-                <w:sz w:val="17"/>
-                <w:szCs w:val="17"/>
-              </w:rPr>
-              <w:t>lcd</w:t>
-            </w:r>
-            <w:r>
-              <w:rPr>
-                <w:rFonts w:ascii="Consolas" w:hAnsi="Consolas" w:cs="Consolas"/>
-                <w:color w:val="D4D4D4"/>
-                <w:sz w:val="17"/>
-                <w:szCs w:val="17"/>
-              </w:rPr>
-              <w:t xml:space="preserve">(0x20, LCD_COLS, </w:t>
-            </w:r>
-            <w:r>
-              <w:rPr>
-                <w:rFonts w:ascii="Consolas" w:hAnsi="Consolas" w:cs="Consolas"/>
-                <w:color w:val="B5CEA8"/>
-                <w:sz w:val="17"/>
-                <w:szCs w:val="17"/>
-              </w:rPr>
-              <w:t>2</w:t>
-            </w:r>
-            <w:r>
-              <w:rPr>
-                <w:rFonts w:ascii="Consolas" w:hAnsi="Consolas" w:cs="Consolas"/>
-                <w:color w:val="D4D4D4"/>
-                <w:sz w:val="17"/>
-                <w:szCs w:val="17"/>
-              </w:rPr>
-              <w:t>);</w:t>
+              <w:t>// finds whichever display is plugged in</w:t>
             </w:r>
           </w:p>
           <w:p>
@@ -13158,6 +13216,163 @@
                 <w:szCs w:val="17"/>
               </w:rPr>
               <w:t>();</w:t>
+            </w:r>
+          </w:p>
+          <w:p>
+            <w:r>
+              <w:rPr>
+                <w:rFonts w:ascii="Consolas" w:hAnsi="Consolas" w:cs="Consolas"/>
+                <w:color w:val="D4D4D4"/>
+                <w:sz w:val="17"/>
+                <w:szCs w:val="17"/>
+              </w:rPr>
+              <w:t xml:space="preserve">    </w:t>
+            </w:r>
+            <w:r>
+              <w:rPr>
+                <w:rFonts w:ascii="Consolas" w:hAnsi="Consolas" w:cs="Consolas"/>
+                <w:color w:val="4EC9B0"/>
+                <w:sz w:val="17"/>
+                <w:szCs w:val="17"/>
+              </w:rPr>
+              <w:t>Serial</w:t>
+            </w:r>
+            <w:r>
+              <w:rPr>
+                <w:rFonts w:ascii="Consolas" w:hAnsi="Consolas" w:cs="Consolas"/>
+                <w:color w:val="D4D4D4"/>
+                <w:sz w:val="17"/>
+                <w:szCs w:val="17"/>
+              </w:rPr>
+              <w:t>.</w:t>
+            </w:r>
+            <w:r>
+              <w:rPr>
+                <w:rFonts w:ascii="Consolas" w:hAnsi="Consolas" w:cs="Consolas"/>
+                <w:color w:val="DCDCAA"/>
+                <w:sz w:val="17"/>
+                <w:szCs w:val="17"/>
+              </w:rPr>
+              <w:t>print</w:t>
+            </w:r>
+            <w:r>
+              <w:rPr>
+                <w:rFonts w:ascii="Consolas" w:hAnsi="Consolas" w:cs="Consolas"/>
+                <w:color w:val="D4D4D4"/>
+                <w:sz w:val="17"/>
+                <w:szCs w:val="17"/>
+              </w:rPr>
+              <w:t>(</w:t>
+            </w:r>
+            <w:r>
+              <w:rPr>
+                <w:rFonts w:ascii="Consolas" w:hAnsi="Consolas" w:cs="Consolas"/>
+                <w:color w:val="DCDCAA"/>
+                <w:sz w:val="17"/>
+                <w:szCs w:val="17"/>
+              </w:rPr>
+              <w:t>F</w:t>
+            </w:r>
+            <w:r>
+              <w:rPr>
+                <w:rFonts w:ascii="Consolas" w:hAnsi="Consolas" w:cs="Consolas"/>
+                <w:color w:val="D4D4D4"/>
+                <w:sz w:val="17"/>
+                <w:szCs w:val="17"/>
+              </w:rPr>
+              <w:t>(</w:t>
+            </w:r>
+            <w:r>
+              <w:rPr>
+                <w:rFonts w:ascii="Consolas" w:hAnsi="Consolas" w:cs="Consolas"/>
+                <w:color w:val="CE9178"/>
+                <w:sz w:val="17"/>
+                <w:szCs w:val="17"/>
+              </w:rPr>
+              <w:t>"LCD: "</w:t>
+            </w:r>
+            <w:r>
+              <w:rPr>
+                <w:rFonts w:ascii="Consolas" w:hAnsi="Consolas" w:cs="Consolas"/>
+                <w:color w:val="D4D4D4"/>
+                <w:sz w:val="17"/>
+                <w:szCs w:val="17"/>
+              </w:rPr>
+              <w:t>));</w:t>
+            </w:r>
+          </w:p>
+          <w:p>
+            <w:r>
+              <w:rPr>
+                <w:rFonts w:ascii="Consolas" w:hAnsi="Consolas" w:cs="Consolas"/>
+                <w:color w:val="D4D4D4"/>
+                <w:sz w:val="17"/>
+                <w:szCs w:val="17"/>
+              </w:rPr>
+              <w:t xml:space="preserve">    </w:t>
+            </w:r>
+            <w:r>
+              <w:rPr>
+                <w:rFonts w:ascii="Consolas" w:hAnsi="Consolas" w:cs="Consolas"/>
+                <w:color w:val="4EC9B0"/>
+                <w:sz w:val="17"/>
+                <w:szCs w:val="17"/>
+              </w:rPr>
+              <w:t>Serial</w:t>
+            </w:r>
+            <w:r>
+              <w:rPr>
+                <w:rFonts w:ascii="Consolas" w:hAnsi="Consolas" w:cs="Consolas"/>
+                <w:color w:val="D4D4D4"/>
+                <w:sz w:val="17"/>
+                <w:szCs w:val="17"/>
+              </w:rPr>
+              <w:t>.</w:t>
+            </w:r>
+            <w:r>
+              <w:rPr>
+                <w:rFonts w:ascii="Consolas" w:hAnsi="Consolas" w:cs="Consolas"/>
+                <w:color w:val="DCDCAA"/>
+                <w:sz w:val="17"/>
+                <w:szCs w:val="17"/>
+              </w:rPr>
+              <w:t>println</w:t>
+            </w:r>
+            <w:r>
+              <w:rPr>
+                <w:rFonts w:ascii="Consolas" w:hAnsi="Consolas" w:cs="Consolas"/>
+                <w:color w:val="D4D4D4"/>
+                <w:sz w:val="17"/>
+                <w:szCs w:val="17"/>
+              </w:rPr>
+              <w:t>(lcd.</w:t>
+            </w:r>
+            <w:r>
+              <w:rPr>
+                <w:rFonts w:ascii="Consolas" w:hAnsi="Consolas" w:cs="Consolas"/>
+                <w:color w:val="DCDCAA"/>
+                <w:sz w:val="17"/>
+                <w:szCs w:val="17"/>
+              </w:rPr>
+              <w:t>name</w:t>
+            </w:r>
+            <w:r>
+              <w:rPr>
+                <w:rFonts w:ascii="Consolas" w:hAnsi="Consolas" w:cs="Consolas"/>
+                <w:color w:val="D4D4D4"/>
+                <w:sz w:val="17"/>
+                <w:szCs w:val="17"/>
+              </w:rPr>
+              <w:t xml:space="preserve">());          </w:t>
+            </w:r>
+            <w:r>
+              <w:rPr>
+                <w:rFonts w:ascii="Consolas" w:hAnsi="Consolas" w:cs="Consolas"/>
+                <w:color w:val="6A9955"/>
+                <w:sz w:val="17"/>
+                <w:szCs w:val="17"/>
+              </w:rPr>
+              <w:t>// which display was found</w:t>
             </w:r>
           </w:p>
           <w:p>
@@ -18873,25 +19088,34 @@
                 <w:sz w:val="17"/>
                 <w:szCs w:val="17"/>
               </w:rPr>
-              <w:t xml:space="preserve"> &lt;</w:t>
-            </w:r>
-            <w:r>
-              <w:rPr>
-                <w:rFonts w:ascii="Consolas" w:hAnsi="Consolas" w:cs="Consolas"/>
-                <w:color w:val="4EC9B0"/>
-                <w:sz w:val="17"/>
-                <w:szCs w:val="17"/>
-              </w:rPr>
-              <w:t>LiquidCrystal_I2C</w:t>
-            </w:r>
-            <w:r>
-              <w:rPr>
-                <w:rFonts w:ascii="Consolas" w:hAnsi="Consolas" w:cs="Consolas"/>
-                <w:color w:val="D4D4D4"/>
-                <w:sz w:val="17"/>
-                <w:szCs w:val="17"/>
-              </w:rPr>
-              <w:t>.h&gt;</w:t>
+              <w:t xml:space="preserve"> </w:t>
+            </w:r>
+            <w:r>
+              <w:rPr>
+                <w:rFonts w:ascii="Consolas" w:hAnsi="Consolas" w:cs="Consolas"/>
+                <w:color w:val="CE9178"/>
+                <w:sz w:val="17"/>
+                <w:szCs w:val="17"/>
+              </w:rPr>
+              <w:t>"lab_lcd.h"</w:t>
+            </w:r>
+            <w:r>
+              <w:rPr>
+                <w:rFonts w:ascii="Consolas" w:hAnsi="Consolas" w:cs="Consolas"/>
+                <w:color w:val="D4D4D4"/>
+                <w:sz w:val="17"/>
+                <w:szCs w:val="17"/>
+              </w:rPr>
+              <w:t xml:space="preserve">                     </w:t>
+            </w:r>
+            <w:r>
+              <w:rPr>
+                <w:rFonts w:ascii="Consolas" w:hAnsi="Consolas" w:cs="Consolas"/>
+                <w:color w:val="6A9955"/>
+                <w:sz w:val="17"/>
+                <w:szCs w:val="17"/>
+              </w:rPr>
+              <w:t>// I2C backpack LCD or Adafruit RGB LCD shield</w:t>
             </w:r>
           </w:p>
           <w:p>
@@ -19091,7 +19315,7 @@
                 <w:sz w:val="17"/>
                 <w:szCs w:val="17"/>
               </w:rPr>
-              <w:t>LiquidCrystal_I2C</w:t>
+              <w:t>LabLCD</w:t>
             </w:r>
             <w:r>
               <w:rPr>
@@ -19118,7 +19342,7 @@
                 <w:sz w:val="17"/>
                 <w:szCs w:val="17"/>
               </w:rPr>
-              <w:t xml:space="preserve">(0x20, LCD_COLS, </w:t>
+              <w:t xml:space="preserve">(LCD_COLS, </w:t>
             </w:r>
             <w:r>
               <w:rPr>
@@ -19136,7 +19360,16 @@
                 <w:sz w:val="17"/>
                 <w:szCs w:val="17"/>
               </w:rPr>
-              <w:t>);</w:t>
+              <w:t xml:space="preserve">);                 </w:t>
+            </w:r>
+            <w:r>
+              <w:rPr>
+                <w:rFonts w:ascii="Consolas" w:hAnsi="Consolas" w:cs="Consolas"/>
+                <w:color w:val="6A9955"/>
+                <w:sz w:val="17"/>
+                <w:szCs w:val="17"/>
+              </w:rPr>
+              <w:t>// finds whichever display is plugged in</w:t>
             </w:r>
           </w:p>
           <w:p>
@@ -21699,6 +21932,163 @@
                 <w:szCs w:val="17"/>
               </w:rPr>
               <w:t>();</w:t>
+            </w:r>
+          </w:p>
+          <w:p>
+            <w:r>
+              <w:rPr>
+                <w:rFonts w:ascii="Consolas" w:hAnsi="Consolas" w:cs="Consolas"/>
+                <w:color w:val="D4D4D4"/>
+                <w:sz w:val="17"/>
+                <w:szCs w:val="17"/>
+              </w:rPr>
+              <w:t xml:space="preserve">    </w:t>
+            </w:r>
+            <w:r>
+              <w:rPr>
+                <w:rFonts w:ascii="Consolas" w:hAnsi="Consolas" w:cs="Consolas"/>
+                <w:color w:val="4EC9B0"/>
+                <w:sz w:val="17"/>
+                <w:szCs w:val="17"/>
+              </w:rPr>
+              <w:t>Serial</w:t>
+            </w:r>
+            <w:r>
+              <w:rPr>
+                <w:rFonts w:ascii="Consolas" w:hAnsi="Consolas" w:cs="Consolas"/>
+                <w:color w:val="D4D4D4"/>
+                <w:sz w:val="17"/>
+                <w:szCs w:val="17"/>
+              </w:rPr>
+              <w:t>.</w:t>
+            </w:r>
+            <w:r>
+              <w:rPr>
+                <w:rFonts w:ascii="Consolas" w:hAnsi="Consolas" w:cs="Consolas"/>
+                <w:color w:val="DCDCAA"/>
+                <w:sz w:val="17"/>
+                <w:szCs w:val="17"/>
+              </w:rPr>
+              <w:t>print</w:t>
+            </w:r>
+            <w:r>
+              <w:rPr>
+                <w:rFonts w:ascii="Consolas" w:hAnsi="Consolas" w:cs="Consolas"/>
+                <w:color w:val="D4D4D4"/>
+                <w:sz w:val="17"/>
+                <w:szCs w:val="17"/>
+              </w:rPr>
+              <w:t>(</w:t>
+            </w:r>
+            <w:r>
+              <w:rPr>
+                <w:rFonts w:ascii="Consolas" w:hAnsi="Consolas" w:cs="Consolas"/>
+                <w:color w:val="DCDCAA"/>
+                <w:sz w:val="17"/>
+                <w:szCs w:val="17"/>
+              </w:rPr>
+              <w:t>F</w:t>
+            </w:r>
+            <w:r>
+              <w:rPr>
+                <w:rFonts w:ascii="Consolas" w:hAnsi="Consolas" w:cs="Consolas"/>
+                <w:color w:val="D4D4D4"/>
+                <w:sz w:val="17"/>
+                <w:szCs w:val="17"/>
+              </w:rPr>
+              <w:t>(</w:t>
+            </w:r>
+            <w:r>
+              <w:rPr>
+                <w:rFonts w:ascii="Consolas" w:hAnsi="Consolas" w:cs="Consolas"/>
+                <w:color w:val="CE9178"/>
+                <w:sz w:val="17"/>
+                <w:szCs w:val="17"/>
+              </w:rPr>
+              <w:t>"LCD: "</w:t>
+            </w:r>
+            <w:r>
+              <w:rPr>
+                <w:rFonts w:ascii="Consolas" w:hAnsi="Consolas" w:cs="Consolas"/>
+                <w:color w:val="D4D4D4"/>
+                <w:sz w:val="17"/>
+                <w:szCs w:val="17"/>
+              </w:rPr>
+              <w:t>));</w:t>
+            </w:r>
+          </w:p>
+          <w:p>
+            <w:r>
+              <w:rPr>
+                <w:rFonts w:ascii="Consolas" w:hAnsi="Consolas" w:cs="Consolas"/>
+                <w:color w:val="D4D4D4"/>
+                <w:sz w:val="17"/>
+                <w:szCs w:val="17"/>
+              </w:rPr>
+              <w:t xml:space="preserve">    </w:t>
+            </w:r>
+            <w:r>
+              <w:rPr>
+                <w:rFonts w:ascii="Consolas" w:hAnsi="Consolas" w:cs="Consolas"/>
+                <w:color w:val="4EC9B0"/>
+                <w:sz w:val="17"/>
+                <w:szCs w:val="17"/>
+              </w:rPr>
+              <w:t>Serial</w:t>
+            </w:r>
+            <w:r>
+              <w:rPr>
+                <w:rFonts w:ascii="Consolas" w:hAnsi="Consolas" w:cs="Consolas"/>
+                <w:color w:val="D4D4D4"/>
+                <w:sz w:val="17"/>
+                <w:szCs w:val="17"/>
+              </w:rPr>
+              <w:t>.</w:t>
+            </w:r>
+            <w:r>
+              <w:rPr>
+                <w:rFonts w:ascii="Consolas" w:hAnsi="Consolas" w:cs="Consolas"/>
+                <w:color w:val="DCDCAA"/>
+                <w:sz w:val="17"/>
+                <w:szCs w:val="17"/>
+              </w:rPr>
+              <w:t>println</w:t>
+            </w:r>
+            <w:r>
+              <w:rPr>
+                <w:rFonts w:ascii="Consolas" w:hAnsi="Consolas" w:cs="Consolas"/>
+                <w:color w:val="D4D4D4"/>
+                <w:sz w:val="17"/>
+                <w:szCs w:val="17"/>
+              </w:rPr>
+              <w:t>(lcd.</w:t>
+            </w:r>
+            <w:r>
+              <w:rPr>
+                <w:rFonts w:ascii="Consolas" w:hAnsi="Consolas" w:cs="Consolas"/>
+                <w:color w:val="DCDCAA"/>
+                <w:sz w:val="17"/>
+                <w:szCs w:val="17"/>
+              </w:rPr>
+              <w:t>name</w:t>
+            </w:r>
+            <w:r>
+              <w:rPr>
+                <w:rFonts w:ascii="Consolas" w:hAnsi="Consolas" w:cs="Consolas"/>
+                <w:color w:val="D4D4D4"/>
+                <w:sz w:val="17"/>
+                <w:szCs w:val="17"/>
+              </w:rPr>
+              <w:t xml:space="preserve">());          </w:t>
+            </w:r>
+            <w:r>
+              <w:rPr>
+                <w:rFonts w:ascii="Consolas" w:hAnsi="Consolas" w:cs="Consolas"/>
+                <w:color w:val="6A9955"/>
+                <w:sz w:val="17"/>
+                <w:szCs w:val="17"/>
+              </w:rPr>
+              <w:t>// which display was found</w:t>
             </w:r>
           </w:p>
           <w:p>
@@ -28905,8 +29295,76 @@
                 <w:sz w:val="17"/>
                 <w:szCs w:val="17"/>
               </w:rPr>
-              <w:t xml:space="preserve"> &lt;</w:t>
-            </w:r>
+              <w:t xml:space="preserve"> </w:t>
+            </w:r>
+            <w:r>
+              <w:rPr>
+                <w:rFonts w:ascii="Consolas" w:hAnsi="Consolas" w:cs="Consolas"/>
+                <w:color w:val="CE9178"/>
+                <w:sz w:val="17"/>
+                <w:szCs w:val="17"/>
+              </w:rPr>
+              <w:t>"lab_lcd.h"</w:t>
+            </w:r>
+            <w:r>
+              <w:rPr>
+                <w:rFonts w:ascii="Consolas" w:hAnsi="Consolas" w:cs="Consolas"/>
+                <w:color w:val="D4D4D4"/>
+                <w:sz w:val="17"/>
+                <w:szCs w:val="17"/>
+              </w:rPr>
+              <w:t xml:space="preserve">                     </w:t>
+            </w:r>
+            <w:r>
+              <w:rPr>
+                <w:rFonts w:ascii="Consolas" w:hAnsi="Consolas" w:cs="Consolas"/>
+                <w:color w:val="6A9955"/>
+                <w:sz w:val="17"/>
+                <w:szCs w:val="17"/>
+              </w:rPr>
+              <w:t>// I2C backpack LCD or Adafruit RGB LCD shield</w:t>
+            </w:r>
+          </w:p>
+          <w:p>
+            <w:r>
+              <w:rPr>
+                <w:rFonts w:ascii="Consolas" w:hAnsi="Consolas" w:cs="Consolas"/>
+                <w:color w:val="C586C0"/>
+                <w:sz w:val="17"/>
+                <w:szCs w:val="17"/>
+              </w:rPr>
+              <w:t>#include</w:t>
+            </w:r>
+            <w:r>
+              <w:rPr>
+                <w:rFonts w:ascii="Consolas" w:hAnsi="Consolas" w:cs="Consolas"/>
+                <w:color w:val="D4D4D4"/>
+                <w:sz w:val="17"/>
+                <w:szCs w:val="17"/>
+              </w:rPr>
+              <w:t xml:space="preserve"> </w:t>
+            </w:r>
+            <w:r>
+              <w:rPr>
+                <w:rFonts w:ascii="Consolas" w:hAnsi="Consolas" w:cs="Consolas"/>
+                <w:color w:val="CE9178"/>
+                <w:sz w:val="17"/>
+                <w:szCs w:val="17"/>
+              </w:rPr>
+              <w:t>"sha1_helper.h"</w:t>
+            </w:r>
+          </w:p>
+          <w:p>
+            <w:r>
+              <w:rPr>
+                <w:rFonts w:ascii="Consolas" w:hAnsi="Consolas" w:cs="Consolas"/>
+                <w:sz w:val="17"/>
+                <w:szCs w:val="17"/>
+              </w:rPr>
+              <w:t xml:space="preserve"> </w:t>
+            </w:r>
+          </w:p>
+          <w:p>
             <w:r>
               <w:rPr>
                 <w:rFonts w:ascii="Consolas" w:hAnsi="Consolas" w:cs="Consolas"/>
@@ -28914,27 +29372,7 @@
                 <w:sz w:val="17"/>
                 <w:szCs w:val="17"/>
               </w:rPr>
-              <w:t>LiquidCrystal_I2C</w:t>
-            </w:r>
-            <w:r>
-              <w:rPr>
-                <w:rFonts w:ascii="Consolas" w:hAnsi="Consolas" w:cs="Consolas"/>
-                <w:color w:val="D4D4D4"/>
-                <w:sz w:val="17"/>
-                <w:szCs w:val="17"/>
-              </w:rPr>
-              <w:t>.h&gt;</w:t>
-            </w:r>
-          </w:p>
-          <w:p>
-            <w:r>
-              <w:rPr>
-                <w:rFonts w:ascii="Consolas" w:hAnsi="Consolas" w:cs="Consolas"/>
-                <w:color w:val="C586C0"/>
-                <w:sz w:val="17"/>
-                <w:szCs w:val="17"/>
-              </w:rPr>
-              <w:t>#include</w:t>
+              <w:t>SoftwareSerial</w:t>
             </w:r>
             <w:r>
               <w:rPr>
@@ -28948,11 +29386,65 @@
             <w:r>
               <w:rPr>
                 <w:rFonts w:ascii="Consolas" w:hAnsi="Consolas" w:cs="Consolas"/>
-                <w:color w:val="CE9178"/>
-                <w:sz w:val="17"/>
-                <w:szCs w:val="17"/>
-              </w:rPr>
-              <w:t>"sha1_helper.h"</w:t>
+                <w:color w:val="DCDCAA"/>
+                <w:sz w:val="17"/>
+                <w:szCs w:val="17"/>
+              </w:rPr>
+              <w:t>link</w:t>
+            </w:r>
+            <w:r>
+              <w:rPr>
+                <w:rFonts w:ascii="Consolas" w:hAnsi="Consolas" w:cs="Consolas"/>
+                <w:color w:val="D4D4D4"/>
+                <w:sz w:val="17"/>
+                <w:szCs w:val="17"/>
+              </w:rPr>
+              <w:t>(</w:t>
+            </w:r>
+            <w:r>
+              <w:rPr>
+                <w:rFonts w:ascii="Consolas" w:hAnsi="Consolas" w:cs="Consolas"/>
+                <w:color w:val="B5CEA8"/>
+                <w:sz w:val="17"/>
+                <w:szCs w:val="17"/>
+              </w:rPr>
+              <w:t>10</w:t>
+            </w:r>
+            <w:r>
+              <w:rPr>
+                <w:rFonts w:ascii="Consolas" w:hAnsi="Consolas" w:cs="Consolas"/>
+                <w:color w:val="D4D4D4"/>
+                <w:sz w:val="17"/>
+                <w:szCs w:val="17"/>
+              </w:rPr>
+              <w:t xml:space="preserve">, </w:t>
+            </w:r>
+            <w:r>
+              <w:rPr>
+                <w:rFonts w:ascii="Consolas" w:hAnsi="Consolas" w:cs="Consolas"/>
+                <w:color w:val="B5CEA8"/>
+                <w:sz w:val="17"/>
+                <w:szCs w:val="17"/>
+              </w:rPr>
+              <w:t>11</w:t>
+            </w:r>
+            <w:r>
+              <w:rPr>
+                <w:rFonts w:ascii="Consolas" w:hAnsi="Consolas" w:cs="Consolas"/>
+                <w:color w:val="D4D4D4"/>
+                <w:sz w:val="17"/>
+                <w:szCs w:val="17"/>
+              </w:rPr>
+              <w:t xml:space="preserve">);             </w:t>
+            </w:r>
+            <w:r>
+              <w:rPr>
+                <w:rFonts w:ascii="Consolas" w:hAnsi="Consolas" w:cs="Consolas"/>
+                <w:color w:val="6A9955"/>
+                <w:sz w:val="17"/>
+                <w:szCs w:val="17"/>
+              </w:rPr>
+              <w:t>// RX = D10, TX = D11</w:t>
             </w:r>
           </w:p>
           <w:p>
@@ -28969,11 +29461,67 @@
             <w:r>
               <w:rPr>
                 <w:rFonts w:ascii="Consolas" w:hAnsi="Consolas" w:cs="Consolas"/>
+                <w:color w:val="569CD6"/>
+                <w:sz w:val="17"/>
+                <w:szCs w:val="17"/>
+              </w:rPr>
+              <w:t>const</w:t>
+            </w:r>
+            <w:r>
+              <w:rPr>
+                <w:rFonts w:ascii="Consolas" w:hAnsi="Consolas" w:cs="Consolas"/>
+                <w:color w:val="D4D4D4"/>
+                <w:sz w:val="17"/>
+                <w:szCs w:val="17"/>
+              </w:rPr>
+              <w:t xml:space="preserve"> </w:t>
+            </w:r>
+            <w:r>
+              <w:rPr>
+                <w:rFonts w:ascii="Consolas" w:hAnsi="Consolas" w:cs="Consolas"/>
+                <w:color w:val="569CD6"/>
+                <w:sz w:val="17"/>
+                <w:szCs w:val="17"/>
+              </w:rPr>
+              <w:t>uint8_t</w:t>
+            </w:r>
+            <w:r>
+              <w:rPr>
+                <w:rFonts w:ascii="Consolas" w:hAnsi="Consolas" w:cs="Consolas"/>
+                <w:color w:val="D4D4D4"/>
+                <w:sz w:val="17"/>
+                <w:szCs w:val="17"/>
+              </w:rPr>
+              <w:t xml:space="preserve"> LCD_COLS = </w:t>
+            </w:r>
+            <w:r>
+              <w:rPr>
+                <w:rFonts w:ascii="Consolas" w:hAnsi="Consolas" w:cs="Consolas"/>
+                <w:color w:val="B5CEA8"/>
+                <w:sz w:val="17"/>
+                <w:szCs w:val="17"/>
+              </w:rPr>
+              <w:t>16</w:t>
+            </w:r>
+            <w:r>
+              <w:rPr>
+                <w:rFonts w:ascii="Consolas" w:hAnsi="Consolas" w:cs="Consolas"/>
+                <w:color w:val="D4D4D4"/>
+                <w:sz w:val="17"/>
+                <w:szCs w:val="17"/>
+              </w:rPr>
+              <w:t>;</w:t>
+            </w:r>
+          </w:p>
+          <w:p>
+            <w:r>
+              <w:rPr>
+                <w:rFonts w:ascii="Consolas" w:hAnsi="Consolas" w:cs="Consolas"/>
                 <w:color w:val="4EC9B0"/>
                 <w:sz w:val="17"/>
                 <w:szCs w:val="17"/>
               </w:rPr>
-              <w:t>SoftwareSerial</w:t>
+              <w:t>LabLCD</w:t>
             </w:r>
             <w:r>
               <w:rPr>
@@ -28991,16 +29539,16 @@
                 <w:sz w:val="17"/>
                 <w:szCs w:val="17"/>
               </w:rPr>
-              <w:t>link</w:t>
-            </w:r>
-            <w:r>
-              <w:rPr>
-                <w:rFonts w:ascii="Consolas" w:hAnsi="Consolas" w:cs="Consolas"/>
-                <w:color w:val="D4D4D4"/>
-                <w:sz w:val="17"/>
-                <w:szCs w:val="17"/>
-              </w:rPr>
-              <w:t>(</w:t>
+              <w:t>lcd</w:t>
+            </w:r>
+            <w:r>
+              <w:rPr>
+                <w:rFonts w:ascii="Consolas" w:hAnsi="Consolas" w:cs="Consolas"/>
+                <w:color w:val="D4D4D4"/>
+                <w:sz w:val="17"/>
+                <w:szCs w:val="17"/>
+              </w:rPr>
+              <w:t xml:space="preserve">(LCD_COLS, </w:t>
             </w:r>
             <w:r>
               <w:rPr>
@@ -29009,34 +29557,16 @@
                 <w:sz w:val="17"/>
                 <w:szCs w:val="17"/>
               </w:rPr>
-              <w:t>10</w:t>
-            </w:r>
-            <w:r>
-              <w:rPr>
-                <w:rFonts w:ascii="Consolas" w:hAnsi="Consolas" w:cs="Consolas"/>
-                <w:color w:val="D4D4D4"/>
-                <w:sz w:val="17"/>
-                <w:szCs w:val="17"/>
-              </w:rPr>
-              <w:t xml:space="preserve">, </w:t>
-            </w:r>
-            <w:r>
-              <w:rPr>
-                <w:rFonts w:ascii="Consolas" w:hAnsi="Consolas" w:cs="Consolas"/>
-                <w:color w:val="B5CEA8"/>
-                <w:sz w:val="17"/>
-                <w:szCs w:val="17"/>
-              </w:rPr>
-              <w:t>11</w:t>
-            </w:r>
-            <w:r>
-              <w:rPr>
-                <w:rFonts w:ascii="Consolas" w:hAnsi="Consolas" w:cs="Consolas"/>
-                <w:color w:val="D4D4D4"/>
-                <w:sz w:val="17"/>
-                <w:szCs w:val="17"/>
-              </w:rPr>
-              <w:t xml:space="preserve">);             </w:t>
+              <w:t>2</w:t>
+            </w:r>
+            <w:r>
+              <w:rPr>
+                <w:rFonts w:ascii="Consolas" w:hAnsi="Consolas" w:cs="Consolas"/>
+                <w:color w:val="D4D4D4"/>
+                <w:sz w:val="17"/>
+                <w:szCs w:val="17"/>
+              </w:rPr>
+              <w:t xml:space="preserve">);                 </w:t>
             </w:r>
             <w:r>
               <w:rPr>
@@ -29045,129 +29575,7 @@
                 <w:sz w:val="17"/>
                 <w:szCs w:val="17"/>
               </w:rPr>
-              <w:t>// RX = D10, TX = D11</w:t>
-            </w:r>
-          </w:p>
-          <w:p>
-            <w:r>
-              <w:rPr>
-                <w:rFonts w:ascii="Consolas" w:hAnsi="Consolas" w:cs="Consolas"/>
-                <w:sz w:val="17"/>
-                <w:szCs w:val="17"/>
-              </w:rPr>
-              <w:t xml:space="preserve"> </w:t>
-            </w:r>
-          </w:p>
-          <w:p>
-            <w:r>
-              <w:rPr>
-                <w:rFonts w:ascii="Consolas" w:hAnsi="Consolas" w:cs="Consolas"/>
-                <w:color w:val="569CD6"/>
-                <w:sz w:val="17"/>
-                <w:szCs w:val="17"/>
-              </w:rPr>
-              <w:t>const</w:t>
-            </w:r>
-            <w:r>
-              <w:rPr>
-                <w:rFonts w:ascii="Consolas" w:hAnsi="Consolas" w:cs="Consolas"/>
-                <w:color w:val="D4D4D4"/>
-                <w:sz w:val="17"/>
-                <w:szCs w:val="17"/>
-              </w:rPr>
-              <w:t xml:space="preserve"> </w:t>
-            </w:r>
-            <w:r>
-              <w:rPr>
-                <w:rFonts w:ascii="Consolas" w:hAnsi="Consolas" w:cs="Consolas"/>
-                <w:color w:val="569CD6"/>
-                <w:sz w:val="17"/>
-                <w:szCs w:val="17"/>
-              </w:rPr>
-              <w:t>uint8_t</w:t>
-            </w:r>
-            <w:r>
-              <w:rPr>
-                <w:rFonts w:ascii="Consolas" w:hAnsi="Consolas" w:cs="Consolas"/>
-                <w:color w:val="D4D4D4"/>
-                <w:sz w:val="17"/>
-                <w:szCs w:val="17"/>
-              </w:rPr>
-              <w:t xml:space="preserve"> LCD_COLS = </w:t>
-            </w:r>
-            <w:r>
-              <w:rPr>
-                <w:rFonts w:ascii="Consolas" w:hAnsi="Consolas" w:cs="Consolas"/>
-                <w:color w:val="B5CEA8"/>
-                <w:sz w:val="17"/>
-                <w:szCs w:val="17"/>
-              </w:rPr>
-              <w:t>16</w:t>
-            </w:r>
-            <w:r>
-              <w:rPr>
-                <w:rFonts w:ascii="Consolas" w:hAnsi="Consolas" w:cs="Consolas"/>
-                <w:color w:val="D4D4D4"/>
-                <w:sz w:val="17"/>
-                <w:szCs w:val="17"/>
-              </w:rPr>
-              <w:t>;</w:t>
-            </w:r>
-          </w:p>
-          <w:p>
-            <w:r>
-              <w:rPr>
-                <w:rFonts w:ascii="Consolas" w:hAnsi="Consolas" w:cs="Consolas"/>
-                <w:color w:val="4EC9B0"/>
-                <w:sz w:val="17"/>
-                <w:szCs w:val="17"/>
-              </w:rPr>
-              <w:t>LiquidCrystal_I2C</w:t>
-            </w:r>
-            <w:r>
-              <w:rPr>
-                <w:rFonts w:ascii="Consolas" w:hAnsi="Consolas" w:cs="Consolas"/>
-                <w:color w:val="D4D4D4"/>
-                <w:sz w:val="17"/>
-                <w:szCs w:val="17"/>
-              </w:rPr>
-              <w:t xml:space="preserve"> </w:t>
-            </w:r>
-            <w:r>
-              <w:rPr>
-                <w:rFonts w:ascii="Consolas" w:hAnsi="Consolas" w:cs="Consolas"/>
-                <w:color w:val="DCDCAA"/>
-                <w:sz w:val="17"/>
-                <w:szCs w:val="17"/>
-              </w:rPr>
-              <w:t>lcd</w:t>
-            </w:r>
-            <w:r>
-              <w:rPr>
-                <w:rFonts w:ascii="Consolas" w:hAnsi="Consolas" w:cs="Consolas"/>
-                <w:color w:val="D4D4D4"/>
-                <w:sz w:val="17"/>
-                <w:szCs w:val="17"/>
-              </w:rPr>
-              <w:t xml:space="preserve">(0x20, LCD_COLS, </w:t>
-            </w:r>
-            <w:r>
-              <w:rPr>
-                <w:rFonts w:ascii="Consolas" w:hAnsi="Consolas" w:cs="Consolas"/>
-                <w:color w:val="B5CEA8"/>
-                <w:sz w:val="17"/>
-                <w:szCs w:val="17"/>
-              </w:rPr>
-              <w:t>2</w:t>
-            </w:r>
-            <w:r>
-              <w:rPr>
-                <w:rFonts w:ascii="Consolas" w:hAnsi="Consolas" w:cs="Consolas"/>
-                <w:color w:val="D4D4D4"/>
-                <w:sz w:val="17"/>
-                <w:szCs w:val="17"/>
-              </w:rPr>
-              <w:t>);</w:t>
+              <w:t>// finds whichever display is plugged in</w:t>
             </w:r>
           </w:p>
           <w:p>
@@ -32036,6 +32444,163 @@
                 <w:szCs w:val="17"/>
               </w:rPr>
               <w:t>();</w:t>
+            </w:r>
+          </w:p>
+          <w:p>
+            <w:r>
+              <w:rPr>
+                <w:rFonts w:ascii="Consolas" w:hAnsi="Consolas" w:cs="Consolas"/>
+                <w:color w:val="D4D4D4"/>
+                <w:sz w:val="17"/>
+                <w:szCs w:val="17"/>
+              </w:rPr>
+              <w:t xml:space="preserve">    </w:t>
+            </w:r>
+            <w:r>
+              <w:rPr>
+                <w:rFonts w:ascii="Consolas" w:hAnsi="Consolas" w:cs="Consolas"/>
+                <w:color w:val="4EC9B0"/>
+                <w:sz w:val="17"/>
+                <w:szCs w:val="17"/>
+              </w:rPr>
+              <w:t>Serial</w:t>
+            </w:r>
+            <w:r>
+              <w:rPr>
+                <w:rFonts w:ascii="Consolas" w:hAnsi="Consolas" w:cs="Consolas"/>
+                <w:color w:val="D4D4D4"/>
+                <w:sz w:val="17"/>
+                <w:szCs w:val="17"/>
+              </w:rPr>
+              <w:t>.</w:t>
+            </w:r>
+            <w:r>
+              <w:rPr>
+                <w:rFonts w:ascii="Consolas" w:hAnsi="Consolas" w:cs="Consolas"/>
+                <w:color w:val="DCDCAA"/>
+                <w:sz w:val="17"/>
+                <w:szCs w:val="17"/>
+              </w:rPr>
+              <w:t>print</w:t>
+            </w:r>
+            <w:r>
+              <w:rPr>
+                <w:rFonts w:ascii="Consolas" w:hAnsi="Consolas" w:cs="Consolas"/>
+                <w:color w:val="D4D4D4"/>
+                <w:sz w:val="17"/>
+                <w:szCs w:val="17"/>
+              </w:rPr>
+              <w:t>(</w:t>
+            </w:r>
+            <w:r>
+              <w:rPr>
+                <w:rFonts w:ascii="Consolas" w:hAnsi="Consolas" w:cs="Consolas"/>
+                <w:color w:val="DCDCAA"/>
+                <w:sz w:val="17"/>
+                <w:szCs w:val="17"/>
+              </w:rPr>
+              <w:t>F</w:t>
+            </w:r>
+            <w:r>
+              <w:rPr>
+                <w:rFonts w:ascii="Consolas" w:hAnsi="Consolas" w:cs="Consolas"/>
+                <w:color w:val="D4D4D4"/>
+                <w:sz w:val="17"/>
+                <w:szCs w:val="17"/>
+              </w:rPr>
+              <w:t>(</w:t>
+            </w:r>
+            <w:r>
+              <w:rPr>
+                <w:rFonts w:ascii="Consolas" w:hAnsi="Consolas" w:cs="Consolas"/>
+                <w:color w:val="CE9178"/>
+                <w:sz w:val="17"/>
+                <w:szCs w:val="17"/>
+              </w:rPr>
+              <w:t>"LCD: "</w:t>
+            </w:r>
+            <w:r>
+              <w:rPr>
+                <w:rFonts w:ascii="Consolas" w:hAnsi="Consolas" w:cs="Consolas"/>
+                <w:color w:val="D4D4D4"/>
+                <w:sz w:val="17"/>
+                <w:szCs w:val="17"/>
+              </w:rPr>
+              <w:t>));</w:t>
+            </w:r>
+          </w:p>
+          <w:p>
+            <w:r>
+              <w:rPr>
+                <w:rFonts w:ascii="Consolas" w:hAnsi="Consolas" w:cs="Consolas"/>
+                <w:color w:val="D4D4D4"/>
+                <w:sz w:val="17"/>
+                <w:szCs w:val="17"/>
+              </w:rPr>
+              <w:t xml:space="preserve">    </w:t>
+            </w:r>
+            <w:r>
+              <w:rPr>
+                <w:rFonts w:ascii="Consolas" w:hAnsi="Consolas" w:cs="Consolas"/>
+                <w:color w:val="4EC9B0"/>
+                <w:sz w:val="17"/>
+                <w:szCs w:val="17"/>
+              </w:rPr>
+              <w:t>Serial</w:t>
+            </w:r>
+            <w:r>
+              <w:rPr>
+                <w:rFonts w:ascii="Consolas" w:hAnsi="Consolas" w:cs="Consolas"/>
+                <w:color w:val="D4D4D4"/>
+                <w:sz w:val="17"/>
+                <w:szCs w:val="17"/>
+              </w:rPr>
+              <w:t>.</w:t>
+            </w:r>
+            <w:r>
+              <w:rPr>
+                <w:rFonts w:ascii="Consolas" w:hAnsi="Consolas" w:cs="Consolas"/>
+                <w:color w:val="DCDCAA"/>
+                <w:sz w:val="17"/>
+                <w:szCs w:val="17"/>
+              </w:rPr>
+              <w:t>println</w:t>
+            </w:r>
+            <w:r>
+              <w:rPr>
+                <w:rFonts w:ascii="Consolas" w:hAnsi="Consolas" w:cs="Consolas"/>
+                <w:color w:val="D4D4D4"/>
+                <w:sz w:val="17"/>
+                <w:szCs w:val="17"/>
+              </w:rPr>
+              <w:t>(lcd.</w:t>
+            </w:r>
+            <w:r>
+              <w:rPr>
+                <w:rFonts w:ascii="Consolas" w:hAnsi="Consolas" w:cs="Consolas"/>
+                <w:color w:val="DCDCAA"/>
+                <w:sz w:val="17"/>
+                <w:szCs w:val="17"/>
+              </w:rPr>
+              <w:t>name</w:t>
+            </w:r>
+            <w:r>
+              <w:rPr>
+                <w:rFonts w:ascii="Consolas" w:hAnsi="Consolas" w:cs="Consolas"/>
+                <w:color w:val="D4D4D4"/>
+                <w:sz w:val="17"/>
+                <w:szCs w:val="17"/>
+              </w:rPr>
+              <w:t xml:space="preserve">());          </w:t>
+            </w:r>
+            <w:r>
+              <w:rPr>
+                <w:rFonts w:ascii="Consolas" w:hAnsi="Consolas" w:cs="Consolas"/>
+                <w:color w:val="6A9955"/>
+                <w:sz w:val="17"/>
+                <w:szCs w:val="17"/>
+              </w:rPr>
+              <w:t>// which display was found</w:t>
             </w:r>
           </w:p>
           <w:p>
@@ -37586,6 +38151,5448 @@
         </w:rPr>
       </w:pPr>
     </w:p>
+    <w:p>
+      <w:pPr>
+        <w:pStyle w:val="Heading1"/>
+        <w:keepNext/>
+        <w:pageBreakBefore/>
+        <w:spacing w:before="360" w:after="120"/>
+      </w:pPr>
+      <w:r>
+        <w:rPr>
+          <w:b/>
+          <w:bCs/>
+        </w:rPr>
+        <w:lastRenderedPageBreak/>
+        <w:t>Appendix B: lab_lcd.h</w:t>
+      </w:r>
+    </w:p>
+    <w:p>
+      <w:pPr>
+        <w:spacing w:after="120" w:line="264" w:lineRule="auto"/>
+      </w:pPr>
+      <w:r>
+        <w:t xml:space="preserve">Paste this into a new IDE tab named exactly </w:t>
+      </w:r>
+      <w:r>
+        <w:rPr>
+          <w:rFonts w:ascii="Consolas" w:hAnsi="Consolas" w:cs="Consolas"/>
+          <w:color w:val="C7254E"/>
+          <w:sz w:val="20"/>
+          <w:szCs w:val="20"/>
+          <w:shd w:val="clear" w:color="auto" w:fill="F4F4F4"/>
+        </w:rPr>
+        <w:t xml:space="preserve">lab_lcd.h</w:t>
+      </w:r>
+      <w:r>
+        <w:t xml:space="preserve">, in every sketch that uses the LCD (Task 1 and the receivers in Tasks 2, 3 and the extension). It gives one </w:t>
+      </w:r>
+      <w:r>
+        <w:rPr>
+          <w:rFonts w:ascii="Consolas" w:hAnsi="Consolas" w:cs="Consolas"/>
+          <w:color w:val="C7254E"/>
+          <w:sz w:val="20"/>
+          <w:szCs w:val="20"/>
+          <w:shd w:val="clear" w:color="auto" w:fill="F4F4F4"/>
+        </w:rPr>
+        <w:t xml:space="preserve">lcd</w:t>
+      </w:r>
+      <w:r>
+        <w:t xml:space="preserve"> object that works with either display: a 16×2 LCD with an I2C backpack or the Adafruit RGB LCD shield. Both use I2C address 0x20, so </w:t>
+      </w:r>
+      <w:r>
+        <w:rPr>
+          <w:rFonts w:ascii="Consolas" w:hAnsi="Consolas" w:cs="Consolas"/>
+          <w:color w:val="C7254E"/>
+          <w:sz w:val="20"/>
+          <w:szCs w:val="20"/>
+          <w:shd w:val="clear" w:color="auto" w:fill="F4F4F4"/>
+        </w:rPr>
+        <w:t xml:space="preserve">init()</w:t>
+      </w:r>
+      <w:r>
+        <w:t xml:space="preserve"> checks which chip answers: the shield's MCP23017 has registers it can write and read back, and the backpack's PCF8574 does not.</w:t>
+      </w:r>
+    </w:p>
+    <w:p>
+      <w:pPr>
+        <w:keepNext/>
+        <w:spacing w:after="40" w:line="264" w:lineRule="auto"/>
+      </w:pPr>
+      <w:r>
+        <w:rPr>
+          <w:b/>
+          <w:bCs/>
+          <w:color w:val="595959"/>
+          <w:sz w:val="18"/>
+          <w:szCs w:val="18"/>
+        </w:rPr>
+        <w:t>lab_lcd.h</w:t>
+      </w:r>
+    </w:p>
+    <w:tbl>
+      <w:tblPr>
+        <w:tblW w:w="9706" w:type="dxa"/>
+        <w:tblBorders>
+          <w:top w:val="single" w:sz="4" w:space="0" w:color="1E1E1E"/>
+          <w:left w:val="single" w:sz="4" w:space="0" w:color="1E1E1E"/>
+          <w:bottom w:val="single" w:sz="4" w:space="0" w:color="1E1E1E"/>
+          <w:right w:val="single" w:sz="4" w:space="0" w:color="1E1E1E"/>
+        </w:tblBorders>
+        <w:tblLayout w:type="fixed"/>
+        <w:tblLook w:val="04A0" w:firstRow="1" w:lastRow="0" w:firstColumn="1" w:lastColumn="0" w:noHBand="0" w:noVBand="1"/>
+      </w:tblPr>
+      <w:tblGrid>
+        <w:gridCol w:w="9706"/>
+      </w:tblGrid>
+      <w:tr>
+        <w:tc>
+          <w:tcPr>
+            <w:tcW w:w="9706" w:type="dxa"/>
+            <w:shd w:val="clear" w:color="auto" w:fill="1E1E1E"/>
+            <w:tcMar>
+              <w:top w:w="100" w:type="dxa"/>
+              <w:left w:w="160" w:type="dxa"/>
+              <w:bottom w:w="100" w:type="dxa"/>
+              <w:right w:w="160" w:type="dxa"/>
+            </w:tcMar>
+          </w:tcPr>
+          <w:p>
+            <w:r>
+              <w:rPr>
+                <w:rFonts w:ascii="Consolas" w:hAnsi="Consolas" w:cs="Consolas"/>
+                <w:color w:val="C586C0"/>
+                <w:sz w:val="17"/>
+                <w:szCs w:val="17"/>
+              </w:rPr>
+              <w:t>#ifndef</w:t>
+            </w:r>
+            <w:r>
+              <w:rPr>
+                <w:rFonts w:ascii="Consolas" w:hAnsi="Consolas" w:cs="Consolas"/>
+                <w:color w:val="D4D4D4"/>
+                <w:sz w:val="17"/>
+                <w:szCs w:val="17"/>
+              </w:rPr>
+              <w:t xml:space="preserve"> LAB_LCD_H</w:t>
+            </w:r>
+          </w:p>
+          <w:p>
+            <w:r>
+              <w:rPr>
+                <w:rFonts w:ascii="Consolas" w:hAnsi="Consolas" w:cs="Consolas"/>
+                <w:color w:val="C586C0"/>
+                <w:sz w:val="17"/>
+                <w:szCs w:val="17"/>
+              </w:rPr>
+              <w:t>#define</w:t>
+            </w:r>
+            <w:r>
+              <w:rPr>
+                <w:rFonts w:ascii="Consolas" w:hAnsi="Consolas" w:cs="Consolas"/>
+                <w:color w:val="D4D4D4"/>
+                <w:sz w:val="17"/>
+                <w:szCs w:val="17"/>
+              </w:rPr>
+              <w:t xml:space="preserve"> LAB_LCD_H</w:t>
+            </w:r>
+          </w:p>
+          <w:p>
+            <w:r>
+              <w:rPr>
+                <w:rFonts w:ascii="Consolas" w:hAnsi="Consolas" w:cs="Consolas"/>
+                <w:color w:val="D4D4D4"/>
+                <w:sz w:val="17"/>
+                <w:szCs w:val="17"/>
+              </w:rPr>
+              <w:t xml:space="preserve"> </w:t>
+            </w:r>
+          </w:p>
+          <w:p>
+            <w:r>
+              <w:rPr>
+                <w:rFonts w:ascii="Consolas" w:hAnsi="Consolas" w:cs="Consolas"/>
+                <w:color w:val="6A9955"/>
+                <w:sz w:val="17"/>
+                <w:szCs w:val="17"/>
+              </w:rPr>
+              <w:t>// ------------------------------------------------------------</w:t>
+            </w:r>
+          </w:p>
+          <w:p>
+            <w:r>
+              <w:rPr>
+                <w:rFonts w:ascii="Consolas" w:hAnsi="Consolas" w:cs="Consolas"/>
+                <w:color w:val="6A9955"/>
+                <w:sz w:val="17"/>
+                <w:szCs w:val="17"/>
+              </w:rPr>
+              <w:t>// One LCD object for both lab displays</w:t>
+            </w:r>
+          </w:p>
+          <w:p>
+            <w:r>
+              <w:rPr>
+                <w:rFonts w:ascii="Consolas" w:hAnsi="Consolas" w:cs="Consolas"/>
+                <w:color w:val="6A9955"/>
+                <w:sz w:val="17"/>
+                <w:szCs w:val="17"/>
+              </w:rPr>
+              <w:t>//</w:t>
+            </w:r>
+          </w:p>
+          <w:p>
+            <w:r>
+              <w:rPr>
+                <w:rFonts w:ascii="Consolas" w:hAnsi="Consolas" w:cs="Consolas"/>
+                <w:color w:val="6A9955"/>
+                <w:sz w:val="17"/>
+                <w:szCs w:val="17"/>
+              </w:rPr>
+              <w:t xml:space="preserve">//   * 16x2 LCD with an I2C backpack (PCF8574)</w:t>
+            </w:r>
+          </w:p>
+          <w:p>
+            <w:r>
+              <w:rPr>
+                <w:rFonts w:ascii="Consolas" w:hAnsi="Consolas" w:cs="Consolas"/>
+                <w:color w:val="6A9955"/>
+                <w:sz w:val="17"/>
+                <w:szCs w:val="17"/>
+              </w:rPr>
+              <w:t xml:space="preserve">//       library: "LiquidCrystal I2C" by Frank de Brabander</w:t>
+            </w:r>
+          </w:p>
+          <w:p>
+            <w:r>
+              <w:rPr>
+                <w:rFonts w:ascii="Consolas" w:hAnsi="Consolas" w:cs="Consolas"/>
+                <w:color w:val="6A9955"/>
+                <w:sz w:val="17"/>
+                <w:szCs w:val="17"/>
+              </w:rPr>
+              <w:t xml:space="preserve">//   * Adafruit RGB LCD Shield (MCP23017)</w:t>
+            </w:r>
+          </w:p>
+          <w:p>
+            <w:r>
+              <w:rPr>
+                <w:rFonts w:ascii="Consolas" w:hAnsi="Consolas" w:cs="Consolas"/>
+                <w:color w:val="6A9955"/>
+                <w:sz w:val="17"/>
+                <w:szCs w:val="17"/>
+              </w:rPr>
+              <w:t xml:space="preserve">//       library: "Adafruit RGB LCD Shield Library"</w:t>
+            </w:r>
+          </w:p>
+          <w:p>
+            <w:r>
+              <w:rPr>
+                <w:rFonts w:ascii="Consolas" w:hAnsi="Consolas" w:cs="Consolas"/>
+                <w:color w:val="6A9955"/>
+                <w:sz w:val="17"/>
+                <w:szCs w:val="17"/>
+              </w:rPr>
+              <w:t>//</w:t>
+            </w:r>
+          </w:p>
+          <w:p>
+            <w:r>
+              <w:rPr>
+                <w:rFonts w:ascii="Consolas" w:hAnsi="Consolas" w:cs="Consolas"/>
+                <w:color w:val="6A9955"/>
+                <w:sz w:val="17"/>
+                <w:szCs w:val="17"/>
+              </w:rPr>
+              <w:t>// Install both libraries. lcd.init() finds whichever display is</w:t>
+            </w:r>
+          </w:p>
+          <w:p>
+            <w:r>
+              <w:rPr>
+                <w:rFonts w:ascii="Consolas" w:hAnsi="Consolas" w:cs="Consolas"/>
+                <w:color w:val="6A9955"/>
+                <w:sz w:val="17"/>
+                <w:szCs w:val="17"/>
+              </w:rPr>
+              <w:t>// plugged in, so the same sketch works on either one.</w:t>
+            </w:r>
+          </w:p>
+          <w:p>
+            <w:r>
+              <w:rPr>
+                <w:rFonts w:ascii="Consolas" w:hAnsi="Consolas" w:cs="Consolas"/>
+                <w:color w:val="6A9955"/>
+                <w:sz w:val="17"/>
+                <w:szCs w:val="17"/>
+              </w:rPr>
+              <w:t>//</w:t>
+            </w:r>
+          </w:p>
+          <w:p>
+            <w:r>
+              <w:rPr>
+                <w:rFonts w:ascii="Consolas" w:hAnsi="Consolas" w:cs="Consolas"/>
+                <w:color w:val="6A9955"/>
+                <w:sz w:val="17"/>
+                <w:szCs w:val="17"/>
+              </w:rPr>
+              <w:t>// Usage (same calls as LiquidCrystal_I2C):</w:t>
+            </w:r>
+          </w:p>
+          <w:p>
+            <w:r>
+              <w:rPr>
+                <w:rFonts w:ascii="Consolas" w:hAnsi="Consolas" w:cs="Consolas"/>
+                <w:color w:val="6A9955"/>
+                <w:sz w:val="17"/>
+                <w:szCs w:val="17"/>
+              </w:rPr>
+              <w:t xml:space="preserve">//   LabLCD lcd(16, 2);</w:t>
+            </w:r>
+          </w:p>
+          <w:p>
+            <w:r>
+              <w:rPr>
+                <w:rFonts w:ascii="Consolas" w:hAnsi="Consolas" w:cs="Consolas"/>
+                <w:color w:val="6A9955"/>
+                <w:sz w:val="17"/>
+                <w:szCs w:val="17"/>
+              </w:rPr>
+              <w:t xml:space="preserve">//   lcd.init();  lcd.backlight();</w:t>
+            </w:r>
+          </w:p>
+          <w:p>
+            <w:r>
+              <w:rPr>
+                <w:rFonts w:ascii="Consolas" w:hAnsi="Consolas" w:cs="Consolas"/>
+                <w:color w:val="6A9955"/>
+                <w:sz w:val="17"/>
+                <w:szCs w:val="17"/>
+              </w:rPr>
+              <w:t xml:space="preserve">//   lcd.setCursor(0, 1);  lcd.print("Hello");  lcd.clear();</w:t>
+            </w:r>
+          </w:p>
+          <w:p>
+            <w:r>
+              <w:rPr>
+                <w:rFonts w:ascii="Consolas" w:hAnsi="Consolas" w:cs="Consolas"/>
+                <w:color w:val="6A9955"/>
+                <w:sz w:val="17"/>
+                <w:szCs w:val="17"/>
+              </w:rPr>
+              <w:t xml:space="preserve">//   Serial.println(lcd.name());   // which display was found</w:t>
+            </w:r>
+          </w:p>
+          <w:p>
+            <w:r>
+              <w:rPr>
+                <w:rFonts w:ascii="Consolas" w:hAnsi="Consolas" w:cs="Consolas"/>
+                <w:color w:val="6A9955"/>
+                <w:sz w:val="17"/>
+                <w:szCs w:val="17"/>
+              </w:rPr>
+              <w:t>//</w:t>
+            </w:r>
+          </w:p>
+          <w:p>
+            <w:r>
+              <w:rPr>
+                <w:rFonts w:ascii="Consolas" w:hAnsi="Consolas" w:cs="Consolas"/>
+                <w:color w:val="6A9955"/>
+                <w:sz w:val="17"/>
+                <w:szCs w:val="17"/>
+              </w:rPr>
+              <w:t>// How it tells them apart: both can sit at I2C address 0x20, so</w:t>
+            </w:r>
+          </w:p>
+          <w:p>
+            <w:r>
+              <w:rPr>
+                <w:rFonts w:ascii="Consolas" w:hAnsi="Consolas" w:cs="Consolas"/>
+                <w:color w:val="6A9955"/>
+                <w:sz w:val="17"/>
+                <w:szCs w:val="17"/>
+              </w:rPr>
+              <w:t>// the address alone is not enough. The MCP23017 has registers</w:t>
+            </w:r>
+          </w:p>
+          <w:p>
+            <w:r>
+              <w:rPr>
+                <w:rFonts w:ascii="Consolas" w:hAnsi="Consolas" w:cs="Consolas"/>
+                <w:color w:val="6A9955"/>
+                <w:sz w:val="17"/>
+                <w:szCs w:val="17"/>
+              </w:rPr>
+              <w:t>// that can be written and read back; the PCF8574 does not. The</w:t>
+            </w:r>
+          </w:p>
+          <w:p>
+            <w:r>
+              <w:rPr>
+                <w:rFonts w:ascii="Consolas" w:hAnsi="Consolas" w:cs="Consolas"/>
+                <w:color w:val="6A9955"/>
+                <w:sz w:val="17"/>
+                <w:szCs w:val="17"/>
+              </w:rPr>
+              <w:t>// test never sets the backpack's Enable bit (P2), so the LCD on</w:t>
+            </w:r>
+          </w:p>
+          <w:p>
+            <w:r>
+              <w:rPr>
+                <w:rFonts w:ascii="Consolas" w:hAnsi="Consolas" w:cs="Consolas"/>
+                <w:color w:val="6A9955"/>
+                <w:sz w:val="17"/>
+                <w:szCs w:val="17"/>
+              </w:rPr>
+              <w:t>// a backpack ignores it.</w:t>
+            </w:r>
+          </w:p>
+          <w:p>
+            <w:r>
+              <w:rPr>
+                <w:rFonts w:ascii="Consolas" w:hAnsi="Consolas" w:cs="Consolas"/>
+                <w:color w:val="6A9955"/>
+                <w:sz w:val="17"/>
+                <w:szCs w:val="17"/>
+              </w:rPr>
+              <w:t>// ------------------------------------------------------------</w:t>
+            </w:r>
+          </w:p>
+          <w:p>
+            <w:r>
+              <w:rPr>
+                <w:rFonts w:ascii="Consolas" w:hAnsi="Consolas" w:cs="Consolas"/>
+                <w:color w:val="D4D4D4"/>
+                <w:sz w:val="17"/>
+                <w:szCs w:val="17"/>
+              </w:rPr>
+              <w:t xml:space="preserve"> </w:t>
+            </w:r>
+          </w:p>
+          <w:p>
+            <w:r>
+              <w:rPr>
+                <w:rFonts w:ascii="Consolas" w:hAnsi="Consolas" w:cs="Consolas"/>
+                <w:color w:val="C586C0"/>
+                <w:sz w:val="17"/>
+                <w:szCs w:val="17"/>
+              </w:rPr>
+              <w:t>#include</w:t>
+            </w:r>
+            <w:r>
+              <w:rPr>
+                <w:rFonts w:ascii="Consolas" w:hAnsi="Consolas" w:cs="Consolas"/>
+                <w:color w:val="D4D4D4"/>
+                <w:sz w:val="17"/>
+                <w:szCs w:val="17"/>
+              </w:rPr>
+              <w:t xml:space="preserve"> &lt;Arduino.h&gt;</w:t>
+            </w:r>
+          </w:p>
+          <w:p>
+            <w:r>
+              <w:rPr>
+                <w:rFonts w:ascii="Consolas" w:hAnsi="Consolas" w:cs="Consolas"/>
+                <w:color w:val="C586C0"/>
+                <w:sz w:val="17"/>
+                <w:szCs w:val="17"/>
+              </w:rPr>
+              <w:t>#include</w:t>
+            </w:r>
+            <w:r>
+              <w:rPr>
+                <w:rFonts w:ascii="Consolas" w:hAnsi="Consolas" w:cs="Consolas"/>
+                <w:color w:val="D4D4D4"/>
+                <w:sz w:val="17"/>
+                <w:szCs w:val="17"/>
+              </w:rPr>
+              <w:t xml:space="preserve"> &lt;</w:t>
+            </w:r>
+            <w:r>
+              <w:rPr>
+                <w:rFonts w:ascii="Consolas" w:hAnsi="Consolas" w:cs="Consolas"/>
+                <w:color w:val="4EC9B0"/>
+                <w:sz w:val="17"/>
+                <w:szCs w:val="17"/>
+              </w:rPr>
+              <w:t>Wire</w:t>
+            </w:r>
+            <w:r>
+              <w:rPr>
+                <w:rFonts w:ascii="Consolas" w:hAnsi="Consolas" w:cs="Consolas"/>
+                <w:color w:val="D4D4D4"/>
+                <w:sz w:val="17"/>
+                <w:szCs w:val="17"/>
+              </w:rPr>
+              <w:t>.h&gt;</w:t>
+            </w:r>
+          </w:p>
+          <w:p>
+            <w:r>
+              <w:rPr>
+                <w:rFonts w:ascii="Consolas" w:hAnsi="Consolas" w:cs="Consolas"/>
+                <w:color w:val="C586C0"/>
+                <w:sz w:val="17"/>
+                <w:szCs w:val="17"/>
+              </w:rPr>
+              <w:t>#include</w:t>
+            </w:r>
+            <w:r>
+              <w:rPr>
+                <w:rFonts w:ascii="Consolas" w:hAnsi="Consolas" w:cs="Consolas"/>
+                <w:color w:val="D4D4D4"/>
+                <w:sz w:val="17"/>
+                <w:szCs w:val="17"/>
+              </w:rPr>
+              <w:t xml:space="preserve"> &lt;</w:t>
+            </w:r>
+            <w:r>
+              <w:rPr>
+                <w:rFonts w:ascii="Consolas" w:hAnsi="Consolas" w:cs="Consolas"/>
+                <w:color w:val="4EC9B0"/>
+                <w:sz w:val="17"/>
+                <w:szCs w:val="17"/>
+              </w:rPr>
+              <w:t>LiquidCrystal_I2C</w:t>
+            </w:r>
+            <w:r>
+              <w:rPr>
+                <w:rFonts w:ascii="Consolas" w:hAnsi="Consolas" w:cs="Consolas"/>
+                <w:color w:val="D4D4D4"/>
+                <w:sz w:val="17"/>
+                <w:szCs w:val="17"/>
+              </w:rPr>
+              <w:t>.h&gt;</w:t>
+            </w:r>
+          </w:p>
+          <w:p>
+            <w:r>
+              <w:rPr>
+                <w:rFonts w:ascii="Consolas" w:hAnsi="Consolas" w:cs="Consolas"/>
+                <w:color w:val="C586C0"/>
+                <w:sz w:val="17"/>
+                <w:szCs w:val="17"/>
+              </w:rPr>
+              <w:t>#include</w:t>
+            </w:r>
+            <w:r>
+              <w:rPr>
+                <w:rFonts w:ascii="Consolas" w:hAnsi="Consolas" w:cs="Consolas"/>
+                <w:color w:val="D4D4D4"/>
+                <w:sz w:val="17"/>
+                <w:szCs w:val="17"/>
+              </w:rPr>
+              <w:t xml:space="preserve"> &lt;</w:t>
+            </w:r>
+            <w:r>
+              <w:rPr>
+                <w:rFonts w:ascii="Consolas" w:hAnsi="Consolas" w:cs="Consolas"/>
+                <w:color w:val="4EC9B0"/>
+                <w:sz w:val="17"/>
+                <w:szCs w:val="17"/>
+              </w:rPr>
+              <w:t>Adafruit_RGBLCDShield</w:t>
+            </w:r>
+            <w:r>
+              <w:rPr>
+                <w:rFonts w:ascii="Consolas" w:hAnsi="Consolas" w:cs="Consolas"/>
+                <w:color w:val="D4D4D4"/>
+                <w:sz w:val="17"/>
+                <w:szCs w:val="17"/>
+              </w:rPr>
+              <w:t>.h&gt;</w:t>
+            </w:r>
+          </w:p>
+          <w:p>
+            <w:r>
+              <w:rPr>
+                <w:rFonts w:ascii="Consolas" w:hAnsi="Consolas" w:cs="Consolas"/>
+                <w:color w:val="D4D4D4"/>
+                <w:sz w:val="17"/>
+                <w:szCs w:val="17"/>
+              </w:rPr>
+              <w:t xml:space="preserve"> </w:t>
+            </w:r>
+          </w:p>
+          <w:p>
+            <w:r>
+              <w:rPr>
+                <w:rFonts w:ascii="Consolas" w:hAnsi="Consolas" w:cs="Consolas"/>
+                <w:color w:val="569CD6"/>
+                <w:sz w:val="17"/>
+                <w:szCs w:val="17"/>
+              </w:rPr>
+              <w:t>class</w:t>
+            </w:r>
+            <w:r>
+              <w:rPr>
+                <w:rFonts w:ascii="Consolas" w:hAnsi="Consolas" w:cs="Consolas"/>
+                <w:color w:val="D4D4D4"/>
+                <w:sz w:val="17"/>
+                <w:szCs w:val="17"/>
+              </w:rPr>
+              <w:t xml:space="preserve"> </w:t>
+            </w:r>
+            <w:r>
+              <w:rPr>
+                <w:rFonts w:ascii="Consolas" w:hAnsi="Consolas" w:cs="Consolas"/>
+                <w:color w:val="4EC9B0"/>
+                <w:sz w:val="17"/>
+                <w:szCs w:val="17"/>
+              </w:rPr>
+              <w:t>LabLCD</w:t>
+            </w:r>
+            <w:r>
+              <w:rPr>
+                <w:rFonts w:ascii="Consolas" w:hAnsi="Consolas" w:cs="Consolas"/>
+                <w:color w:val="D4D4D4"/>
+                <w:sz w:val="17"/>
+                <w:szCs w:val="17"/>
+              </w:rPr>
+              <w:t xml:space="preserve"> : </w:t>
+            </w:r>
+            <w:r>
+              <w:rPr>
+                <w:rFonts w:ascii="Consolas" w:hAnsi="Consolas" w:cs="Consolas"/>
+                <w:color w:val="569CD6"/>
+                <w:sz w:val="17"/>
+                <w:szCs w:val="17"/>
+              </w:rPr>
+              <w:t>public</w:t>
+            </w:r>
+            <w:r>
+              <w:rPr>
+                <w:rFonts w:ascii="Consolas" w:hAnsi="Consolas" w:cs="Consolas"/>
+                <w:color w:val="D4D4D4"/>
+                <w:sz w:val="17"/>
+                <w:szCs w:val="17"/>
+              </w:rPr>
+              <w:t xml:space="preserve"> </w:t>
+            </w:r>
+            <w:r>
+              <w:rPr>
+                <w:rFonts w:ascii="Consolas" w:hAnsi="Consolas" w:cs="Consolas"/>
+                <w:color w:val="4EC9B0"/>
+                <w:sz w:val="17"/>
+                <w:szCs w:val="17"/>
+              </w:rPr>
+              <w:t>Print</w:t>
+            </w:r>
+            <w:r>
+              <w:rPr>
+                <w:rFonts w:ascii="Consolas" w:hAnsi="Consolas" w:cs="Consolas"/>
+                <w:color w:val="D4D4D4"/>
+                <w:sz w:val="17"/>
+                <w:szCs w:val="17"/>
+              </w:rPr>
+              <w:t xml:space="preserve"> {</w:t>
+            </w:r>
+          </w:p>
+          <w:p>
+            <w:r>
+              <w:rPr>
+                <w:rFonts w:ascii="Consolas" w:hAnsi="Consolas" w:cs="Consolas"/>
+                <w:color w:val="569CD6"/>
+                <w:sz w:val="17"/>
+                <w:szCs w:val="17"/>
+              </w:rPr>
+              <w:t>public</w:t>
+            </w:r>
+            <w:r>
+              <w:rPr>
+                <w:rFonts w:ascii="Consolas" w:hAnsi="Consolas" w:cs="Consolas"/>
+                <w:color w:val="D4D4D4"/>
+                <w:sz w:val="17"/>
+                <w:szCs w:val="17"/>
+              </w:rPr>
+              <w:t>:</w:t>
+            </w:r>
+          </w:p>
+          <w:p>
+            <w:r>
+              <w:rPr>
+                <w:rFonts w:ascii="Consolas" w:hAnsi="Consolas" w:cs="Consolas"/>
+                <w:color w:val="D4D4D4"/>
+                <w:sz w:val="17"/>
+                <w:szCs w:val="17"/>
+              </w:rPr>
+              <w:t xml:space="preserve">  </w:t>
+            </w:r>
+            <w:r>
+              <w:rPr>
+                <w:rFonts w:ascii="Consolas" w:hAnsi="Consolas" w:cs="Consolas"/>
+                <w:color w:val="569CD6"/>
+                <w:sz w:val="17"/>
+                <w:szCs w:val="17"/>
+              </w:rPr>
+              <w:t>enum</w:t>
+            </w:r>
+            <w:r>
+              <w:rPr>
+                <w:rFonts w:ascii="Consolas" w:hAnsi="Consolas" w:cs="Consolas"/>
+                <w:color w:val="D4D4D4"/>
+                <w:sz w:val="17"/>
+                <w:szCs w:val="17"/>
+              </w:rPr>
+              <w:t xml:space="preserve"> </w:t>
+            </w:r>
+            <w:r>
+              <w:rPr>
+                <w:rFonts w:ascii="Consolas" w:hAnsi="Consolas" w:cs="Consolas"/>
+                <w:color w:val="4EC9B0"/>
+                <w:sz w:val="17"/>
+                <w:szCs w:val="17"/>
+              </w:rPr>
+              <w:t>Type</w:t>
+            </w:r>
+            <w:r>
+              <w:rPr>
+                <w:rFonts w:ascii="Consolas" w:hAnsi="Consolas" w:cs="Consolas"/>
+                <w:color w:val="D4D4D4"/>
+                <w:sz w:val="17"/>
+                <w:szCs w:val="17"/>
+              </w:rPr>
+              <w:t xml:space="preserve"> : </w:t>
+            </w:r>
+            <w:r>
+              <w:rPr>
+                <w:rFonts w:ascii="Consolas" w:hAnsi="Consolas" w:cs="Consolas"/>
+                <w:color w:val="569CD6"/>
+                <w:sz w:val="17"/>
+                <w:szCs w:val="17"/>
+              </w:rPr>
+              <w:t>uint8_t</w:t>
+            </w:r>
+            <w:r>
+              <w:rPr>
+                <w:rFonts w:ascii="Consolas" w:hAnsi="Consolas" w:cs="Consolas"/>
+                <w:color w:val="D4D4D4"/>
+                <w:sz w:val="17"/>
+                <w:szCs w:val="17"/>
+              </w:rPr>
+              <w:t xml:space="preserve"> { NONE, I2C_BACKPACK, RGB_SHIELD };</w:t>
+            </w:r>
+          </w:p>
+          <w:p>
+            <w:r>
+              <w:rPr>
+                <w:rFonts w:ascii="Consolas" w:hAnsi="Consolas" w:cs="Consolas"/>
+                <w:color w:val="D4D4D4"/>
+                <w:sz w:val="17"/>
+                <w:szCs w:val="17"/>
+              </w:rPr>
+              <w:t xml:space="preserve"> </w:t>
+            </w:r>
+          </w:p>
+          <w:p>
+            <w:r>
+              <w:rPr>
+                <w:rFonts w:ascii="Consolas" w:hAnsi="Consolas" w:cs="Consolas"/>
+                <w:color w:val="D4D4D4"/>
+                <w:sz w:val="17"/>
+                <w:szCs w:val="17"/>
+              </w:rPr>
+              <w:t xml:space="preserve">  </w:t>
+            </w:r>
+            <w:r>
+              <w:rPr>
+                <w:rFonts w:ascii="Consolas" w:hAnsi="Consolas" w:cs="Consolas"/>
+                <w:color w:val="4EC9B0"/>
+                <w:sz w:val="17"/>
+                <w:szCs w:val="17"/>
+              </w:rPr>
+              <w:t>LabLCD</w:t>
+            </w:r>
+            <w:r>
+              <w:rPr>
+                <w:rFonts w:ascii="Consolas" w:hAnsi="Consolas" w:cs="Consolas"/>
+                <w:color w:val="D4D4D4"/>
+                <w:sz w:val="17"/>
+                <w:szCs w:val="17"/>
+              </w:rPr>
+              <w:t>(</w:t>
+            </w:r>
+            <w:r>
+              <w:rPr>
+                <w:rFonts w:ascii="Consolas" w:hAnsi="Consolas" w:cs="Consolas"/>
+                <w:color w:val="569CD6"/>
+                <w:sz w:val="17"/>
+                <w:szCs w:val="17"/>
+              </w:rPr>
+              <w:t>uint8_t</w:t>
+            </w:r>
+            <w:r>
+              <w:rPr>
+                <w:rFonts w:ascii="Consolas" w:hAnsi="Consolas" w:cs="Consolas"/>
+                <w:color w:val="D4D4D4"/>
+                <w:sz w:val="17"/>
+                <w:szCs w:val="17"/>
+              </w:rPr>
+              <w:t xml:space="preserve"> cols, </w:t>
+            </w:r>
+            <w:r>
+              <w:rPr>
+                <w:rFonts w:ascii="Consolas" w:hAnsi="Consolas" w:cs="Consolas"/>
+                <w:color w:val="569CD6"/>
+                <w:sz w:val="17"/>
+                <w:szCs w:val="17"/>
+              </w:rPr>
+              <w:t>uint8_t</w:t>
+            </w:r>
+            <w:r>
+              <w:rPr>
+                <w:rFonts w:ascii="Consolas" w:hAnsi="Consolas" w:cs="Consolas"/>
+                <w:color w:val="D4D4D4"/>
+                <w:sz w:val="17"/>
+                <w:szCs w:val="17"/>
+              </w:rPr>
+              <w:t xml:space="preserve"> rows) : </w:t>
+            </w:r>
+            <w:r>
+              <w:rPr>
+                <w:rFonts w:ascii="Consolas" w:hAnsi="Consolas" w:cs="Consolas"/>
+                <w:color w:val="DCDCAA"/>
+                <w:sz w:val="17"/>
+                <w:szCs w:val="17"/>
+              </w:rPr>
+              <w:t>_cols</w:t>
+            </w:r>
+            <w:r>
+              <w:rPr>
+                <w:rFonts w:ascii="Consolas" w:hAnsi="Consolas" w:cs="Consolas"/>
+                <w:color w:val="D4D4D4"/>
+                <w:sz w:val="17"/>
+                <w:szCs w:val="17"/>
+              </w:rPr>
+              <w:t xml:space="preserve">(cols), </w:t>
+            </w:r>
+            <w:r>
+              <w:rPr>
+                <w:rFonts w:ascii="Consolas" w:hAnsi="Consolas" w:cs="Consolas"/>
+                <w:color w:val="DCDCAA"/>
+                <w:sz w:val="17"/>
+                <w:szCs w:val="17"/>
+              </w:rPr>
+              <w:t>_rows</w:t>
+            </w:r>
+            <w:r>
+              <w:rPr>
+                <w:rFonts w:ascii="Consolas" w:hAnsi="Consolas" w:cs="Consolas"/>
+                <w:color w:val="D4D4D4"/>
+                <w:sz w:val="17"/>
+                <w:szCs w:val="17"/>
+              </w:rPr>
+              <w:t>(rows) {}</w:t>
+            </w:r>
+          </w:p>
+          <w:p>
+            <w:r>
+              <w:rPr>
+                <w:rFonts w:ascii="Consolas" w:hAnsi="Consolas" w:cs="Consolas"/>
+                <w:color w:val="D4D4D4"/>
+                <w:sz w:val="17"/>
+                <w:szCs w:val="17"/>
+              </w:rPr>
+              <w:t xml:space="preserve"> </w:t>
+            </w:r>
+          </w:p>
+          <w:p>
+            <w:r>
+              <w:rPr>
+                <w:rFonts w:ascii="Consolas" w:hAnsi="Consolas" w:cs="Consolas"/>
+                <w:color w:val="D4D4D4"/>
+                <w:sz w:val="17"/>
+                <w:szCs w:val="17"/>
+              </w:rPr>
+              <w:t xml:space="preserve">  </w:t>
+            </w:r>
+            <w:r>
+              <w:rPr>
+                <w:rFonts w:ascii="Consolas" w:hAnsi="Consolas" w:cs="Consolas"/>
+                <w:color w:val="6A9955"/>
+                <w:sz w:val="17"/>
+                <w:szCs w:val="17"/>
+              </w:rPr>
+              <w:t>// Find the display and start it. Returns false if none is found;</w:t>
+            </w:r>
+          </w:p>
+          <w:p>
+            <w:r>
+              <w:rPr>
+                <w:rFonts w:ascii="Consolas" w:hAnsi="Consolas" w:cs="Consolas"/>
+                <w:color w:val="D4D4D4"/>
+                <w:sz w:val="17"/>
+                <w:szCs w:val="17"/>
+              </w:rPr>
+              <w:t xml:space="preserve">  </w:t>
+            </w:r>
+            <w:r>
+              <w:rPr>
+                <w:rFonts w:ascii="Consolas" w:hAnsi="Consolas" w:cs="Consolas"/>
+                <w:color w:val="6A9955"/>
+                <w:sz w:val="17"/>
+                <w:szCs w:val="17"/>
+              </w:rPr>
+              <w:t>// the sketch still runs, it just has nothing to show.</w:t>
+            </w:r>
+          </w:p>
+          <w:p>
+            <w:r>
+              <w:rPr>
+                <w:rFonts w:ascii="Consolas" w:hAnsi="Consolas" w:cs="Consolas"/>
+                <w:color w:val="D4D4D4"/>
+                <w:sz w:val="17"/>
+                <w:szCs w:val="17"/>
+              </w:rPr>
+              <w:t xml:space="preserve">  </w:t>
+            </w:r>
+            <w:r>
+              <w:rPr>
+                <w:rFonts w:ascii="Consolas" w:hAnsi="Consolas" w:cs="Consolas"/>
+                <w:color w:val="569CD6"/>
+                <w:sz w:val="17"/>
+                <w:szCs w:val="17"/>
+              </w:rPr>
+              <w:t>bool</w:t>
+            </w:r>
+            <w:r>
+              <w:rPr>
+                <w:rFonts w:ascii="Consolas" w:hAnsi="Consolas" w:cs="Consolas"/>
+                <w:color w:val="D4D4D4"/>
+                <w:sz w:val="17"/>
+                <w:szCs w:val="17"/>
+              </w:rPr>
+              <w:t xml:space="preserve"> </w:t>
+            </w:r>
+            <w:r>
+              <w:rPr>
+                <w:rFonts w:ascii="Consolas" w:hAnsi="Consolas" w:cs="Consolas"/>
+                <w:color w:val="DCDCAA"/>
+                <w:sz w:val="17"/>
+                <w:szCs w:val="17"/>
+              </w:rPr>
+              <w:t>init</w:t>
+            </w:r>
+            <w:r>
+              <w:rPr>
+                <w:rFonts w:ascii="Consolas" w:hAnsi="Consolas" w:cs="Consolas"/>
+                <w:color w:val="D4D4D4"/>
+                <w:sz w:val="17"/>
+                <w:szCs w:val="17"/>
+              </w:rPr>
+              <w:t>() {</w:t>
+            </w:r>
+          </w:p>
+          <w:p>
+            <w:r>
+              <w:rPr>
+                <w:rFonts w:ascii="Consolas" w:hAnsi="Consolas" w:cs="Consolas"/>
+                <w:color w:val="D4D4D4"/>
+                <w:sz w:val="17"/>
+                <w:szCs w:val="17"/>
+              </w:rPr>
+              <w:t xml:space="preserve">    </w:t>
+            </w:r>
+            <w:r>
+              <w:rPr>
+                <w:rFonts w:ascii="Consolas" w:hAnsi="Consolas" w:cs="Consolas"/>
+                <w:color w:val="4EC9B0"/>
+                <w:sz w:val="17"/>
+                <w:szCs w:val="17"/>
+              </w:rPr>
+              <w:t>Wire</w:t>
+            </w:r>
+            <w:r>
+              <w:rPr>
+                <w:rFonts w:ascii="Consolas" w:hAnsi="Consolas" w:cs="Consolas"/>
+                <w:color w:val="D4D4D4"/>
+                <w:sz w:val="17"/>
+                <w:szCs w:val="17"/>
+              </w:rPr>
+              <w:t>.</w:t>
+            </w:r>
+            <w:r>
+              <w:rPr>
+                <w:rFonts w:ascii="Consolas" w:hAnsi="Consolas" w:cs="Consolas"/>
+                <w:color w:val="DCDCAA"/>
+                <w:sz w:val="17"/>
+                <w:szCs w:val="17"/>
+              </w:rPr>
+              <w:t>begin</w:t>
+            </w:r>
+            <w:r>
+              <w:rPr>
+                <w:rFonts w:ascii="Consolas" w:hAnsi="Consolas" w:cs="Consolas"/>
+                <w:color w:val="D4D4D4"/>
+                <w:sz w:val="17"/>
+                <w:szCs w:val="17"/>
+              </w:rPr>
+              <w:t>();</w:t>
+            </w:r>
+          </w:p>
+          <w:p>
+            <w:r>
+              <w:rPr>
+                <w:rFonts w:ascii="Consolas" w:hAnsi="Consolas" w:cs="Consolas"/>
+                <w:color w:val="D4D4D4"/>
+                <w:sz w:val="17"/>
+                <w:szCs w:val="17"/>
+              </w:rPr>
+              <w:t xml:space="preserve">    </w:t>
+            </w:r>
+            <w:r>
+              <w:rPr>
+                <w:rFonts w:ascii="Consolas" w:hAnsi="Consolas" w:cs="Consolas"/>
+                <w:color w:val="6A9955"/>
+                <w:sz w:val="17"/>
+                <w:szCs w:val="17"/>
+              </w:rPr>
+              <w:t>// The shield is always at 0x20. Backpacks use 0x20-0x27 (PCF8574)</w:t>
+            </w:r>
+          </w:p>
+          <w:p>
+            <w:r>
+              <w:rPr>
+                <w:rFonts w:ascii="Consolas" w:hAnsi="Consolas" w:cs="Consolas"/>
+                <w:color w:val="D4D4D4"/>
+                <w:sz w:val="17"/>
+                <w:szCs w:val="17"/>
+              </w:rPr>
+              <w:t xml:space="preserve">    </w:t>
+            </w:r>
+            <w:r>
+              <w:rPr>
+                <w:rFonts w:ascii="Consolas" w:hAnsi="Consolas" w:cs="Consolas"/>
+                <w:color w:val="6A9955"/>
+                <w:sz w:val="17"/>
+                <w:szCs w:val="17"/>
+              </w:rPr>
+              <w:t>// or 0x38-0x3F (PCF8574A); the lab displays are at 0x20.</w:t>
+            </w:r>
+          </w:p>
+          <w:p>
+            <w:r>
+              <w:rPr>
+                <w:rFonts w:ascii="Consolas" w:hAnsi="Consolas" w:cs="Consolas"/>
+                <w:color w:val="D4D4D4"/>
+                <w:sz w:val="17"/>
+                <w:szCs w:val="17"/>
+              </w:rPr>
+              <w:t xml:space="preserve">    </w:t>
+            </w:r>
+            <w:r>
+              <w:rPr>
+                <w:rFonts w:ascii="Consolas" w:hAnsi="Consolas" w:cs="Consolas"/>
+                <w:color w:val="569CD6"/>
+                <w:sz w:val="17"/>
+                <w:szCs w:val="17"/>
+              </w:rPr>
+              <w:t>for</w:t>
+            </w:r>
+            <w:r>
+              <w:rPr>
+                <w:rFonts w:ascii="Consolas" w:hAnsi="Consolas" w:cs="Consolas"/>
+                <w:color w:val="D4D4D4"/>
+                <w:sz w:val="17"/>
+                <w:szCs w:val="17"/>
+              </w:rPr>
+              <w:t xml:space="preserve"> (</w:t>
+            </w:r>
+            <w:r>
+              <w:rPr>
+                <w:rFonts w:ascii="Consolas" w:hAnsi="Consolas" w:cs="Consolas"/>
+                <w:color w:val="569CD6"/>
+                <w:sz w:val="17"/>
+                <w:szCs w:val="17"/>
+              </w:rPr>
+              <w:t>uint8_t</w:t>
+            </w:r>
+            <w:r>
+              <w:rPr>
+                <w:rFonts w:ascii="Consolas" w:hAnsi="Consolas" w:cs="Consolas"/>
+                <w:color w:val="D4D4D4"/>
+                <w:sz w:val="17"/>
+                <w:szCs w:val="17"/>
+              </w:rPr>
+              <w:t xml:space="preserve"> addr = </w:t>
+            </w:r>
+            <w:r>
+              <w:rPr>
+                <w:rFonts w:ascii="Consolas" w:hAnsi="Consolas" w:cs="Consolas"/>
+                <w:color w:val="B5CEA8"/>
+                <w:sz w:val="17"/>
+                <w:szCs w:val="17"/>
+              </w:rPr>
+              <w:t>0x20</w:t>
+            </w:r>
+            <w:r>
+              <w:rPr>
+                <w:rFonts w:ascii="Consolas" w:hAnsi="Consolas" w:cs="Consolas"/>
+                <w:color w:val="D4D4D4"/>
+                <w:sz w:val="17"/>
+                <w:szCs w:val="17"/>
+              </w:rPr>
+              <w:t xml:space="preserve">; addr &lt;= </w:t>
+            </w:r>
+            <w:r>
+              <w:rPr>
+                <w:rFonts w:ascii="Consolas" w:hAnsi="Consolas" w:cs="Consolas"/>
+                <w:color w:val="B5CEA8"/>
+                <w:sz w:val="17"/>
+                <w:szCs w:val="17"/>
+              </w:rPr>
+              <w:t>0x3F</w:t>
+            </w:r>
+            <w:r>
+              <w:rPr>
+                <w:rFonts w:ascii="Consolas" w:hAnsi="Consolas" w:cs="Consolas"/>
+                <w:color w:val="D4D4D4"/>
+                <w:sz w:val="17"/>
+                <w:szCs w:val="17"/>
+              </w:rPr>
+              <w:t>; addr++) {</w:t>
+            </w:r>
+          </w:p>
+          <w:p>
+            <w:r>
+              <w:rPr>
+                <w:rFonts w:ascii="Consolas" w:hAnsi="Consolas" w:cs="Consolas"/>
+                <w:color w:val="D4D4D4"/>
+                <w:sz w:val="17"/>
+                <w:szCs w:val="17"/>
+              </w:rPr>
+              <w:t xml:space="preserve">      </w:t>
+            </w:r>
+            <w:r>
+              <w:rPr>
+                <w:rFonts w:ascii="Consolas" w:hAnsi="Consolas" w:cs="Consolas"/>
+                <w:color w:val="569CD6"/>
+                <w:sz w:val="17"/>
+                <w:szCs w:val="17"/>
+              </w:rPr>
+              <w:t>if</w:t>
+            </w:r>
+            <w:r>
+              <w:rPr>
+                <w:rFonts w:ascii="Consolas" w:hAnsi="Consolas" w:cs="Consolas"/>
+                <w:color w:val="D4D4D4"/>
+                <w:sz w:val="17"/>
+                <w:szCs w:val="17"/>
+              </w:rPr>
+              <w:t xml:space="preserve"> (addr == </w:t>
+            </w:r>
+            <w:r>
+              <w:rPr>
+                <w:rFonts w:ascii="Consolas" w:hAnsi="Consolas" w:cs="Consolas"/>
+                <w:color w:val="B5CEA8"/>
+                <w:sz w:val="17"/>
+                <w:szCs w:val="17"/>
+              </w:rPr>
+              <w:t>0x28</w:t>
+            </w:r>
+            <w:r>
+              <w:rPr>
+                <w:rFonts w:ascii="Consolas" w:hAnsi="Consolas" w:cs="Consolas"/>
+                <w:color w:val="D4D4D4"/>
+                <w:sz w:val="17"/>
+                <w:szCs w:val="17"/>
+              </w:rPr>
+              <w:t xml:space="preserve">) addr = </w:t>
+            </w:r>
+            <w:r>
+              <w:rPr>
+                <w:rFonts w:ascii="Consolas" w:hAnsi="Consolas" w:cs="Consolas"/>
+                <w:color w:val="B5CEA8"/>
+                <w:sz w:val="17"/>
+                <w:szCs w:val="17"/>
+              </w:rPr>
+              <w:t>0x38</w:t>
+            </w:r>
+            <w:r>
+              <w:rPr>
+                <w:rFonts w:ascii="Consolas" w:hAnsi="Consolas" w:cs="Consolas"/>
+                <w:color w:val="D4D4D4"/>
+                <w:sz w:val="17"/>
+                <w:szCs w:val="17"/>
+              </w:rPr>
+              <w:t xml:space="preserve">;    </w:t>
+            </w:r>
+            <w:r>
+              <w:rPr>
+                <w:rFonts w:ascii="Consolas" w:hAnsi="Consolas" w:cs="Consolas"/>
+                <w:color w:val="6A9955"/>
+                <w:sz w:val="17"/>
+                <w:szCs w:val="17"/>
+              </w:rPr>
+              <w:t>// skip the unused range between</w:t>
+            </w:r>
+          </w:p>
+          <w:p>
+            <w:r>
+              <w:rPr>
+                <w:rFonts w:ascii="Consolas" w:hAnsi="Consolas" w:cs="Consolas"/>
+                <w:color w:val="D4D4D4"/>
+                <w:sz w:val="17"/>
+                <w:szCs w:val="17"/>
+              </w:rPr>
+              <w:t xml:space="preserve">      </w:t>
+            </w:r>
+            <w:r>
+              <w:rPr>
+                <w:rFonts w:ascii="Consolas" w:hAnsi="Consolas" w:cs="Consolas"/>
+                <w:color w:val="569CD6"/>
+                <w:sz w:val="17"/>
+                <w:szCs w:val="17"/>
+              </w:rPr>
+              <w:t>if</w:t>
+            </w:r>
+            <w:r>
+              <w:rPr>
+                <w:rFonts w:ascii="Consolas" w:hAnsi="Consolas" w:cs="Consolas"/>
+                <w:color w:val="D4D4D4"/>
+                <w:sz w:val="17"/>
+                <w:szCs w:val="17"/>
+              </w:rPr>
+              <w:t xml:space="preserve"> (!</w:t>
+            </w:r>
+            <w:r>
+              <w:rPr>
+                <w:rFonts w:ascii="Consolas" w:hAnsi="Consolas" w:cs="Consolas"/>
+                <w:color w:val="DCDCAA"/>
+                <w:sz w:val="17"/>
+                <w:szCs w:val="17"/>
+              </w:rPr>
+              <w:t>present</w:t>
+            </w:r>
+            <w:r>
+              <w:rPr>
+                <w:rFonts w:ascii="Consolas" w:hAnsi="Consolas" w:cs="Consolas"/>
+                <w:color w:val="D4D4D4"/>
+                <w:sz w:val="17"/>
+                <w:szCs w:val="17"/>
+              </w:rPr>
+              <w:t>(addr)) continue;</w:t>
+            </w:r>
+          </w:p>
+          <w:p>
+            <w:r>
+              <w:rPr>
+                <w:rFonts w:ascii="Consolas" w:hAnsi="Consolas" w:cs="Consolas"/>
+                <w:color w:val="D4D4D4"/>
+                <w:sz w:val="17"/>
+                <w:szCs w:val="17"/>
+              </w:rPr>
+              <w:t xml:space="preserve">      _addr = addr;</w:t>
+            </w:r>
+          </w:p>
+          <w:p>
+            <w:r>
+              <w:rPr>
+                <w:rFonts w:ascii="Consolas" w:hAnsi="Consolas" w:cs="Consolas"/>
+                <w:color w:val="D4D4D4"/>
+                <w:sz w:val="17"/>
+                <w:szCs w:val="17"/>
+              </w:rPr>
+              <w:t xml:space="preserve">      </w:t>
+            </w:r>
+            <w:r>
+              <w:rPr>
+                <w:rFonts w:ascii="Consolas" w:hAnsi="Consolas" w:cs="Consolas"/>
+                <w:color w:val="569CD6"/>
+                <w:sz w:val="17"/>
+                <w:szCs w:val="17"/>
+              </w:rPr>
+              <w:t>if</w:t>
+            </w:r>
+            <w:r>
+              <w:rPr>
+                <w:rFonts w:ascii="Consolas" w:hAnsi="Consolas" w:cs="Consolas"/>
+                <w:color w:val="D4D4D4"/>
+                <w:sz w:val="17"/>
+                <w:szCs w:val="17"/>
+              </w:rPr>
+              <w:t xml:space="preserve"> (addr == SHIELD_ADDR &amp;&amp; </w:t>
+            </w:r>
+            <w:r>
+              <w:rPr>
+                <w:rFonts w:ascii="Consolas" w:hAnsi="Consolas" w:cs="Consolas"/>
+                <w:color w:val="DCDCAA"/>
+                <w:sz w:val="17"/>
+                <w:szCs w:val="17"/>
+              </w:rPr>
+              <w:t>isMCP23017</w:t>
+            </w:r>
+            <w:r>
+              <w:rPr>
+                <w:rFonts w:ascii="Consolas" w:hAnsi="Consolas" w:cs="Consolas"/>
+                <w:color w:val="D4D4D4"/>
+                <w:sz w:val="17"/>
+                <w:szCs w:val="17"/>
+              </w:rPr>
+              <w:t>(addr)) {</w:t>
+            </w:r>
+          </w:p>
+          <w:p>
+            <w:r>
+              <w:rPr>
+                <w:rFonts w:ascii="Consolas" w:hAnsi="Consolas" w:cs="Consolas"/>
+                <w:color w:val="D4D4D4"/>
+                <w:sz w:val="17"/>
+                <w:szCs w:val="17"/>
+              </w:rPr>
+              <w:t xml:space="preserve">        _type = RGB_SHIELD;</w:t>
+            </w:r>
+          </w:p>
+          <w:p>
+            <w:r>
+              <w:rPr>
+                <w:rFonts w:ascii="Consolas" w:hAnsi="Consolas" w:cs="Consolas"/>
+                <w:color w:val="D4D4D4"/>
+                <w:sz w:val="17"/>
+                <w:szCs w:val="17"/>
+              </w:rPr>
+              <w:t xml:space="preserve">        _shield.</w:t>
+            </w:r>
+            <w:r>
+              <w:rPr>
+                <w:rFonts w:ascii="Consolas" w:hAnsi="Consolas" w:cs="Consolas"/>
+                <w:color w:val="DCDCAA"/>
+                <w:sz w:val="17"/>
+                <w:szCs w:val="17"/>
+              </w:rPr>
+              <w:t>begin</w:t>
+            </w:r>
+            <w:r>
+              <w:rPr>
+                <w:rFonts w:ascii="Consolas" w:hAnsi="Consolas" w:cs="Consolas"/>
+                <w:color w:val="D4D4D4"/>
+                <w:sz w:val="17"/>
+                <w:szCs w:val="17"/>
+              </w:rPr>
+              <w:t>(_cols, _rows);</w:t>
+            </w:r>
+          </w:p>
+          <w:p>
+            <w:r>
+              <w:rPr>
+                <w:rFonts w:ascii="Consolas" w:hAnsi="Consolas" w:cs="Consolas"/>
+                <w:color w:val="D4D4D4"/>
+                <w:sz w:val="17"/>
+                <w:szCs w:val="17"/>
+              </w:rPr>
+              <w:t xml:space="preserve">      } </w:t>
+            </w:r>
+            <w:r>
+              <w:rPr>
+                <w:rFonts w:ascii="Consolas" w:hAnsi="Consolas" w:cs="Consolas"/>
+                <w:color w:val="569CD6"/>
+                <w:sz w:val="17"/>
+                <w:szCs w:val="17"/>
+              </w:rPr>
+              <w:t>else</w:t>
+            </w:r>
+            <w:r>
+              <w:rPr>
+                <w:rFonts w:ascii="Consolas" w:hAnsi="Consolas" w:cs="Consolas"/>
+                <w:color w:val="D4D4D4"/>
+                <w:sz w:val="17"/>
+                <w:szCs w:val="17"/>
+              </w:rPr>
+              <w:t xml:space="preserve"> {</w:t>
+            </w:r>
+          </w:p>
+          <w:p>
+            <w:r>
+              <w:rPr>
+                <w:rFonts w:ascii="Consolas" w:hAnsi="Consolas" w:cs="Consolas"/>
+                <w:color w:val="D4D4D4"/>
+                <w:sz w:val="17"/>
+                <w:szCs w:val="17"/>
+              </w:rPr>
+              <w:t xml:space="preserve">        _type = I2C_BACKPACK;</w:t>
+            </w:r>
+          </w:p>
+          <w:p>
+            <w:r>
+              <w:rPr>
+                <w:rFonts w:ascii="Consolas" w:hAnsi="Consolas" w:cs="Consolas"/>
+                <w:color w:val="D4D4D4"/>
+                <w:sz w:val="17"/>
+                <w:szCs w:val="17"/>
+              </w:rPr>
+              <w:t xml:space="preserve">        _backpack = </w:t>
+            </w:r>
+            <w:r>
+              <w:rPr>
+                <w:rFonts w:ascii="Consolas" w:hAnsi="Consolas" w:cs="Consolas"/>
+                <w:color w:val="569CD6"/>
+                <w:sz w:val="17"/>
+                <w:szCs w:val="17"/>
+              </w:rPr>
+              <w:t>new</w:t>
+            </w:r>
+            <w:r>
+              <w:rPr>
+                <w:rFonts w:ascii="Consolas" w:hAnsi="Consolas" w:cs="Consolas"/>
+                <w:color w:val="D4D4D4"/>
+                <w:sz w:val="17"/>
+                <w:szCs w:val="17"/>
+              </w:rPr>
+              <w:t xml:space="preserve"> </w:t>
+            </w:r>
+            <w:r>
+              <w:rPr>
+                <w:rFonts w:ascii="Consolas" w:hAnsi="Consolas" w:cs="Consolas"/>
+                <w:color w:val="4EC9B0"/>
+                <w:sz w:val="17"/>
+                <w:szCs w:val="17"/>
+              </w:rPr>
+              <w:t>LiquidCrystal_I2C</w:t>
+            </w:r>
+            <w:r>
+              <w:rPr>
+                <w:rFonts w:ascii="Consolas" w:hAnsi="Consolas" w:cs="Consolas"/>
+                <w:color w:val="D4D4D4"/>
+                <w:sz w:val="17"/>
+                <w:szCs w:val="17"/>
+              </w:rPr>
+              <w:t>(addr, _cols, _rows);</w:t>
+            </w:r>
+          </w:p>
+          <w:p>
+            <w:r>
+              <w:rPr>
+                <w:rFonts w:ascii="Consolas" w:hAnsi="Consolas" w:cs="Consolas"/>
+                <w:color w:val="D4D4D4"/>
+                <w:sz w:val="17"/>
+                <w:szCs w:val="17"/>
+              </w:rPr>
+              <w:t xml:space="preserve">        _backpack-&gt;</w:t>
+            </w:r>
+            <w:r>
+              <w:rPr>
+                <w:rFonts w:ascii="Consolas" w:hAnsi="Consolas" w:cs="Consolas"/>
+                <w:color w:val="DCDCAA"/>
+                <w:sz w:val="17"/>
+                <w:szCs w:val="17"/>
+              </w:rPr>
+              <w:t>init</w:t>
+            </w:r>
+            <w:r>
+              <w:rPr>
+                <w:rFonts w:ascii="Consolas" w:hAnsi="Consolas" w:cs="Consolas"/>
+                <w:color w:val="D4D4D4"/>
+                <w:sz w:val="17"/>
+                <w:szCs w:val="17"/>
+              </w:rPr>
+              <w:t>();</w:t>
+            </w:r>
+          </w:p>
+          <w:p>
+            <w:r>
+              <w:rPr>
+                <w:rFonts w:ascii="Consolas" w:hAnsi="Consolas" w:cs="Consolas"/>
+                <w:color w:val="D4D4D4"/>
+                <w:sz w:val="17"/>
+                <w:szCs w:val="17"/>
+              </w:rPr>
+              <w:t xml:space="preserve">      }</w:t>
+            </w:r>
+          </w:p>
+          <w:p>
+            <w:r>
+              <w:rPr>
+                <w:rFonts w:ascii="Consolas" w:hAnsi="Consolas" w:cs="Consolas"/>
+                <w:color w:val="D4D4D4"/>
+                <w:sz w:val="17"/>
+                <w:szCs w:val="17"/>
+              </w:rPr>
+              <w:t xml:space="preserve">      </w:t>
+            </w:r>
+            <w:r>
+              <w:rPr>
+                <w:rFonts w:ascii="Consolas" w:hAnsi="Consolas" w:cs="Consolas"/>
+                <w:color w:val="569CD6"/>
+                <w:sz w:val="17"/>
+                <w:szCs w:val="17"/>
+              </w:rPr>
+              <w:t>return</w:t>
+            </w:r>
+            <w:r>
+              <w:rPr>
+                <w:rFonts w:ascii="Consolas" w:hAnsi="Consolas" w:cs="Consolas"/>
+                <w:color w:val="D4D4D4"/>
+                <w:sz w:val="17"/>
+                <w:szCs w:val="17"/>
+              </w:rPr>
+              <w:t xml:space="preserve"> </w:t>
+            </w:r>
+            <w:r>
+              <w:rPr>
+                <w:rFonts w:ascii="Consolas" w:hAnsi="Consolas" w:cs="Consolas"/>
+                <w:color w:val="569CD6"/>
+                <w:sz w:val="17"/>
+                <w:szCs w:val="17"/>
+              </w:rPr>
+              <w:t>true</w:t>
+            </w:r>
+            <w:r>
+              <w:rPr>
+                <w:rFonts w:ascii="Consolas" w:hAnsi="Consolas" w:cs="Consolas"/>
+                <w:color w:val="D4D4D4"/>
+                <w:sz w:val="17"/>
+                <w:szCs w:val="17"/>
+              </w:rPr>
+              <w:t>;</w:t>
+            </w:r>
+          </w:p>
+          <w:p>
+            <w:r>
+              <w:rPr>
+                <w:rFonts w:ascii="Consolas" w:hAnsi="Consolas" w:cs="Consolas"/>
+                <w:color w:val="D4D4D4"/>
+                <w:sz w:val="17"/>
+                <w:szCs w:val="17"/>
+              </w:rPr>
+              <w:t xml:space="preserve">    }</w:t>
+            </w:r>
+          </w:p>
+          <w:p>
+            <w:r>
+              <w:rPr>
+                <w:rFonts w:ascii="Consolas" w:hAnsi="Consolas" w:cs="Consolas"/>
+                <w:color w:val="D4D4D4"/>
+                <w:sz w:val="17"/>
+                <w:szCs w:val="17"/>
+              </w:rPr>
+              <w:t xml:space="preserve">    _type = NONE;</w:t>
+            </w:r>
+          </w:p>
+          <w:p>
+            <w:r>
+              <w:rPr>
+                <w:rFonts w:ascii="Consolas" w:hAnsi="Consolas" w:cs="Consolas"/>
+                <w:color w:val="D4D4D4"/>
+                <w:sz w:val="17"/>
+                <w:szCs w:val="17"/>
+              </w:rPr>
+              <w:t xml:space="preserve">    </w:t>
+            </w:r>
+            <w:r>
+              <w:rPr>
+                <w:rFonts w:ascii="Consolas" w:hAnsi="Consolas" w:cs="Consolas"/>
+                <w:color w:val="569CD6"/>
+                <w:sz w:val="17"/>
+                <w:szCs w:val="17"/>
+              </w:rPr>
+              <w:t>return</w:t>
+            </w:r>
+            <w:r>
+              <w:rPr>
+                <w:rFonts w:ascii="Consolas" w:hAnsi="Consolas" w:cs="Consolas"/>
+                <w:color w:val="D4D4D4"/>
+                <w:sz w:val="17"/>
+                <w:szCs w:val="17"/>
+              </w:rPr>
+              <w:t xml:space="preserve"> </w:t>
+            </w:r>
+            <w:r>
+              <w:rPr>
+                <w:rFonts w:ascii="Consolas" w:hAnsi="Consolas" w:cs="Consolas"/>
+                <w:color w:val="569CD6"/>
+                <w:sz w:val="17"/>
+                <w:szCs w:val="17"/>
+              </w:rPr>
+              <w:t>false</w:t>
+            </w:r>
+            <w:r>
+              <w:rPr>
+                <w:rFonts w:ascii="Consolas" w:hAnsi="Consolas" w:cs="Consolas"/>
+                <w:color w:val="D4D4D4"/>
+                <w:sz w:val="17"/>
+                <w:szCs w:val="17"/>
+              </w:rPr>
+              <w:t>;</w:t>
+            </w:r>
+          </w:p>
+          <w:p>
+            <w:r>
+              <w:rPr>
+                <w:rFonts w:ascii="Consolas" w:hAnsi="Consolas" w:cs="Consolas"/>
+                <w:color w:val="D4D4D4"/>
+                <w:sz w:val="17"/>
+                <w:szCs w:val="17"/>
+              </w:rPr>
+              <w:t xml:space="preserve">  }</w:t>
+            </w:r>
+          </w:p>
+          <w:p>
+            <w:r>
+              <w:rPr>
+                <w:rFonts w:ascii="Consolas" w:hAnsi="Consolas" w:cs="Consolas"/>
+                <w:color w:val="D4D4D4"/>
+                <w:sz w:val="17"/>
+                <w:szCs w:val="17"/>
+              </w:rPr>
+              <w:t xml:space="preserve"> </w:t>
+            </w:r>
+          </w:p>
+          <w:p>
+            <w:r>
+              <w:rPr>
+                <w:rFonts w:ascii="Consolas" w:hAnsi="Consolas" w:cs="Consolas"/>
+                <w:color w:val="D4D4D4"/>
+                <w:sz w:val="17"/>
+                <w:szCs w:val="17"/>
+              </w:rPr>
+              <w:t xml:space="preserve">  </w:t>
+            </w:r>
+            <w:r>
+              <w:rPr>
+                <w:rFonts w:ascii="Consolas" w:hAnsi="Consolas" w:cs="Consolas"/>
+                <w:color w:val="6A9955"/>
+                <w:sz w:val="17"/>
+                <w:szCs w:val="17"/>
+              </w:rPr>
+              <w:t>// Backlight on (white on the RGB shield)</w:t>
+            </w:r>
+          </w:p>
+          <w:p>
+            <w:r>
+              <w:rPr>
+                <w:rFonts w:ascii="Consolas" w:hAnsi="Consolas" w:cs="Consolas"/>
+                <w:color w:val="D4D4D4"/>
+                <w:sz w:val="17"/>
+                <w:szCs w:val="17"/>
+              </w:rPr>
+              <w:t xml:space="preserve">  </w:t>
+            </w:r>
+            <w:r>
+              <w:rPr>
+                <w:rFonts w:ascii="Consolas" w:hAnsi="Consolas" w:cs="Consolas"/>
+                <w:color w:val="569CD6"/>
+                <w:sz w:val="17"/>
+                <w:szCs w:val="17"/>
+              </w:rPr>
+              <w:t>void</w:t>
+            </w:r>
+            <w:r>
+              <w:rPr>
+                <w:rFonts w:ascii="Consolas" w:hAnsi="Consolas" w:cs="Consolas"/>
+                <w:color w:val="D4D4D4"/>
+                <w:sz w:val="17"/>
+                <w:szCs w:val="17"/>
+              </w:rPr>
+              <w:t xml:space="preserve"> </w:t>
+            </w:r>
+            <w:r>
+              <w:rPr>
+                <w:rFonts w:ascii="Consolas" w:hAnsi="Consolas" w:cs="Consolas"/>
+                <w:color w:val="DCDCAA"/>
+                <w:sz w:val="17"/>
+                <w:szCs w:val="17"/>
+              </w:rPr>
+              <w:t>backlight</w:t>
+            </w:r>
+            <w:r>
+              <w:rPr>
+                <w:rFonts w:ascii="Consolas" w:hAnsi="Consolas" w:cs="Consolas"/>
+                <w:color w:val="D4D4D4"/>
+                <w:sz w:val="17"/>
+                <w:szCs w:val="17"/>
+              </w:rPr>
+              <w:t>() {</w:t>
+            </w:r>
+          </w:p>
+          <w:p>
+            <w:r>
+              <w:rPr>
+                <w:rFonts w:ascii="Consolas" w:hAnsi="Consolas" w:cs="Consolas"/>
+                <w:color w:val="D4D4D4"/>
+                <w:sz w:val="17"/>
+                <w:szCs w:val="17"/>
+              </w:rPr>
+              <w:t xml:space="preserve">    </w:t>
+            </w:r>
+            <w:r>
+              <w:rPr>
+                <w:rFonts w:ascii="Consolas" w:hAnsi="Consolas" w:cs="Consolas"/>
+                <w:color w:val="569CD6"/>
+                <w:sz w:val="17"/>
+                <w:szCs w:val="17"/>
+              </w:rPr>
+              <w:t>if</w:t>
+            </w:r>
+            <w:r>
+              <w:rPr>
+                <w:rFonts w:ascii="Consolas" w:hAnsi="Consolas" w:cs="Consolas"/>
+                <w:color w:val="D4D4D4"/>
+                <w:sz w:val="17"/>
+                <w:szCs w:val="17"/>
+              </w:rPr>
+              <w:t xml:space="preserve"> (_type == I2C_BACKPACK) _backpack-&gt;</w:t>
+            </w:r>
+            <w:r>
+              <w:rPr>
+                <w:rFonts w:ascii="Consolas" w:hAnsi="Consolas" w:cs="Consolas"/>
+                <w:color w:val="DCDCAA"/>
+                <w:sz w:val="17"/>
+                <w:szCs w:val="17"/>
+              </w:rPr>
+              <w:t>backlight</w:t>
+            </w:r>
+            <w:r>
+              <w:rPr>
+                <w:rFonts w:ascii="Consolas" w:hAnsi="Consolas" w:cs="Consolas"/>
+                <w:color w:val="D4D4D4"/>
+                <w:sz w:val="17"/>
+                <w:szCs w:val="17"/>
+              </w:rPr>
+              <w:t>();</w:t>
+            </w:r>
+          </w:p>
+          <w:p>
+            <w:r>
+              <w:rPr>
+                <w:rFonts w:ascii="Consolas" w:hAnsi="Consolas" w:cs="Consolas"/>
+                <w:color w:val="D4D4D4"/>
+                <w:sz w:val="17"/>
+                <w:szCs w:val="17"/>
+              </w:rPr>
+              <w:t xml:space="preserve">    </w:t>
+            </w:r>
+            <w:r>
+              <w:rPr>
+                <w:rFonts w:ascii="Consolas" w:hAnsi="Consolas" w:cs="Consolas"/>
+                <w:color w:val="569CD6"/>
+                <w:sz w:val="17"/>
+                <w:szCs w:val="17"/>
+              </w:rPr>
+              <w:t>else</w:t>
+            </w:r>
+            <w:r>
+              <w:rPr>
+                <w:rFonts w:ascii="Consolas" w:hAnsi="Consolas" w:cs="Consolas"/>
+                <w:color w:val="D4D4D4"/>
+                <w:sz w:val="17"/>
+                <w:szCs w:val="17"/>
+              </w:rPr>
+              <w:t xml:space="preserve"> </w:t>
+            </w:r>
+            <w:r>
+              <w:rPr>
+                <w:rFonts w:ascii="Consolas" w:hAnsi="Consolas" w:cs="Consolas"/>
+                <w:color w:val="569CD6"/>
+                <w:sz w:val="17"/>
+                <w:szCs w:val="17"/>
+              </w:rPr>
+              <w:t>if</w:t>
+            </w:r>
+            <w:r>
+              <w:rPr>
+                <w:rFonts w:ascii="Consolas" w:hAnsi="Consolas" w:cs="Consolas"/>
+                <w:color w:val="D4D4D4"/>
+                <w:sz w:val="17"/>
+                <w:szCs w:val="17"/>
+              </w:rPr>
+              <w:t xml:space="preserve"> (_type == RGB_SHIELD) _shield.</w:t>
+            </w:r>
+            <w:r>
+              <w:rPr>
+                <w:rFonts w:ascii="Consolas" w:hAnsi="Consolas" w:cs="Consolas"/>
+                <w:color w:val="DCDCAA"/>
+                <w:sz w:val="17"/>
+                <w:szCs w:val="17"/>
+              </w:rPr>
+              <w:t>setBacklight</w:t>
+            </w:r>
+            <w:r>
+              <w:rPr>
+                <w:rFonts w:ascii="Consolas" w:hAnsi="Consolas" w:cs="Consolas"/>
+                <w:color w:val="D4D4D4"/>
+                <w:sz w:val="17"/>
+                <w:szCs w:val="17"/>
+              </w:rPr>
+              <w:t>(SHIELD_WHITE);</w:t>
+            </w:r>
+          </w:p>
+          <w:p>
+            <w:r>
+              <w:rPr>
+                <w:rFonts w:ascii="Consolas" w:hAnsi="Consolas" w:cs="Consolas"/>
+                <w:color w:val="D4D4D4"/>
+                <w:sz w:val="17"/>
+                <w:szCs w:val="17"/>
+              </w:rPr>
+              <w:t xml:space="preserve">  }</w:t>
+            </w:r>
+          </w:p>
+          <w:p>
+            <w:r>
+              <w:rPr>
+                <w:rFonts w:ascii="Consolas" w:hAnsi="Consolas" w:cs="Consolas"/>
+                <w:color w:val="D4D4D4"/>
+                <w:sz w:val="17"/>
+                <w:szCs w:val="17"/>
+              </w:rPr>
+              <w:t xml:space="preserve"> </w:t>
+            </w:r>
+          </w:p>
+          <w:p>
+            <w:r>
+              <w:rPr>
+                <w:rFonts w:ascii="Consolas" w:hAnsi="Consolas" w:cs="Consolas"/>
+                <w:color w:val="D4D4D4"/>
+                <w:sz w:val="17"/>
+                <w:szCs w:val="17"/>
+              </w:rPr>
+              <w:t xml:space="preserve">  </w:t>
+            </w:r>
+            <w:r>
+              <w:rPr>
+                <w:rFonts w:ascii="Consolas" w:hAnsi="Consolas" w:cs="Consolas"/>
+                <w:color w:val="569CD6"/>
+                <w:sz w:val="17"/>
+                <w:szCs w:val="17"/>
+              </w:rPr>
+              <w:t>void</w:t>
+            </w:r>
+            <w:r>
+              <w:rPr>
+                <w:rFonts w:ascii="Consolas" w:hAnsi="Consolas" w:cs="Consolas"/>
+                <w:color w:val="D4D4D4"/>
+                <w:sz w:val="17"/>
+                <w:szCs w:val="17"/>
+              </w:rPr>
+              <w:t xml:space="preserve"> </w:t>
+            </w:r>
+            <w:r>
+              <w:rPr>
+                <w:rFonts w:ascii="Consolas" w:hAnsi="Consolas" w:cs="Consolas"/>
+                <w:color w:val="DCDCAA"/>
+                <w:sz w:val="17"/>
+                <w:szCs w:val="17"/>
+              </w:rPr>
+              <w:t>noBacklight</w:t>
+            </w:r>
+            <w:r>
+              <w:rPr>
+                <w:rFonts w:ascii="Consolas" w:hAnsi="Consolas" w:cs="Consolas"/>
+                <w:color w:val="D4D4D4"/>
+                <w:sz w:val="17"/>
+                <w:szCs w:val="17"/>
+              </w:rPr>
+              <w:t>() {</w:t>
+            </w:r>
+          </w:p>
+          <w:p>
+            <w:r>
+              <w:rPr>
+                <w:rFonts w:ascii="Consolas" w:hAnsi="Consolas" w:cs="Consolas"/>
+                <w:color w:val="D4D4D4"/>
+                <w:sz w:val="17"/>
+                <w:szCs w:val="17"/>
+              </w:rPr>
+              <w:t xml:space="preserve">    </w:t>
+            </w:r>
+            <w:r>
+              <w:rPr>
+                <w:rFonts w:ascii="Consolas" w:hAnsi="Consolas" w:cs="Consolas"/>
+                <w:color w:val="569CD6"/>
+                <w:sz w:val="17"/>
+                <w:szCs w:val="17"/>
+              </w:rPr>
+              <w:t>if</w:t>
+            </w:r>
+            <w:r>
+              <w:rPr>
+                <w:rFonts w:ascii="Consolas" w:hAnsi="Consolas" w:cs="Consolas"/>
+                <w:color w:val="D4D4D4"/>
+                <w:sz w:val="17"/>
+                <w:szCs w:val="17"/>
+              </w:rPr>
+              <w:t xml:space="preserve"> (_type == I2C_BACKPACK) _backpack-&gt;</w:t>
+            </w:r>
+            <w:r>
+              <w:rPr>
+                <w:rFonts w:ascii="Consolas" w:hAnsi="Consolas" w:cs="Consolas"/>
+                <w:color w:val="DCDCAA"/>
+                <w:sz w:val="17"/>
+                <w:szCs w:val="17"/>
+              </w:rPr>
+              <w:t>noBacklight</w:t>
+            </w:r>
+            <w:r>
+              <w:rPr>
+                <w:rFonts w:ascii="Consolas" w:hAnsi="Consolas" w:cs="Consolas"/>
+                <w:color w:val="D4D4D4"/>
+                <w:sz w:val="17"/>
+                <w:szCs w:val="17"/>
+              </w:rPr>
+              <w:t>();</w:t>
+            </w:r>
+          </w:p>
+          <w:p>
+            <w:r>
+              <w:rPr>
+                <w:rFonts w:ascii="Consolas" w:hAnsi="Consolas" w:cs="Consolas"/>
+                <w:color w:val="D4D4D4"/>
+                <w:sz w:val="17"/>
+                <w:szCs w:val="17"/>
+              </w:rPr>
+              <w:t xml:space="preserve">    </w:t>
+            </w:r>
+            <w:r>
+              <w:rPr>
+                <w:rFonts w:ascii="Consolas" w:hAnsi="Consolas" w:cs="Consolas"/>
+                <w:color w:val="569CD6"/>
+                <w:sz w:val="17"/>
+                <w:szCs w:val="17"/>
+              </w:rPr>
+              <w:t>else</w:t>
+            </w:r>
+            <w:r>
+              <w:rPr>
+                <w:rFonts w:ascii="Consolas" w:hAnsi="Consolas" w:cs="Consolas"/>
+                <w:color w:val="D4D4D4"/>
+                <w:sz w:val="17"/>
+                <w:szCs w:val="17"/>
+              </w:rPr>
+              <w:t xml:space="preserve"> </w:t>
+            </w:r>
+            <w:r>
+              <w:rPr>
+                <w:rFonts w:ascii="Consolas" w:hAnsi="Consolas" w:cs="Consolas"/>
+                <w:color w:val="569CD6"/>
+                <w:sz w:val="17"/>
+                <w:szCs w:val="17"/>
+              </w:rPr>
+              <w:t>if</w:t>
+            </w:r>
+            <w:r>
+              <w:rPr>
+                <w:rFonts w:ascii="Consolas" w:hAnsi="Consolas" w:cs="Consolas"/>
+                <w:color w:val="D4D4D4"/>
+                <w:sz w:val="17"/>
+                <w:szCs w:val="17"/>
+              </w:rPr>
+              <w:t xml:space="preserve"> (_type == RGB_SHIELD) _shield.</w:t>
+            </w:r>
+            <w:r>
+              <w:rPr>
+                <w:rFonts w:ascii="Consolas" w:hAnsi="Consolas" w:cs="Consolas"/>
+                <w:color w:val="DCDCAA"/>
+                <w:sz w:val="17"/>
+                <w:szCs w:val="17"/>
+              </w:rPr>
+              <w:t>setBacklight</w:t>
+            </w:r>
+            <w:r>
+              <w:rPr>
+                <w:rFonts w:ascii="Consolas" w:hAnsi="Consolas" w:cs="Consolas"/>
+                <w:color w:val="D4D4D4"/>
+                <w:sz w:val="17"/>
+                <w:szCs w:val="17"/>
+              </w:rPr>
+              <w:t>(</w:t>
+            </w:r>
+            <w:r>
+              <w:rPr>
+                <w:rFonts w:ascii="Consolas" w:hAnsi="Consolas" w:cs="Consolas"/>
+                <w:color w:val="B5CEA8"/>
+                <w:sz w:val="17"/>
+                <w:szCs w:val="17"/>
+              </w:rPr>
+              <w:t>0</w:t>
+            </w:r>
+            <w:r>
+              <w:rPr>
+                <w:rFonts w:ascii="Consolas" w:hAnsi="Consolas" w:cs="Consolas"/>
+                <w:color w:val="D4D4D4"/>
+                <w:sz w:val="17"/>
+                <w:szCs w:val="17"/>
+              </w:rPr>
+              <w:t>);</w:t>
+            </w:r>
+          </w:p>
+          <w:p>
+            <w:r>
+              <w:rPr>
+                <w:rFonts w:ascii="Consolas" w:hAnsi="Consolas" w:cs="Consolas"/>
+                <w:color w:val="D4D4D4"/>
+                <w:sz w:val="17"/>
+                <w:szCs w:val="17"/>
+              </w:rPr>
+              <w:t xml:space="preserve">  }</w:t>
+            </w:r>
+          </w:p>
+          <w:p>
+            <w:r>
+              <w:rPr>
+                <w:rFonts w:ascii="Consolas" w:hAnsi="Consolas" w:cs="Consolas"/>
+                <w:color w:val="D4D4D4"/>
+                <w:sz w:val="17"/>
+                <w:szCs w:val="17"/>
+              </w:rPr>
+              <w:t xml:space="preserve"> </w:t>
+            </w:r>
+          </w:p>
+          <w:p>
+            <w:r>
+              <w:rPr>
+                <w:rFonts w:ascii="Consolas" w:hAnsi="Consolas" w:cs="Consolas"/>
+                <w:color w:val="D4D4D4"/>
+                <w:sz w:val="17"/>
+                <w:szCs w:val="17"/>
+              </w:rPr>
+              <w:t xml:space="preserve">  </w:t>
+            </w:r>
+            <w:r>
+              <w:rPr>
+                <w:rFonts w:ascii="Consolas" w:hAnsi="Consolas" w:cs="Consolas"/>
+                <w:color w:val="569CD6"/>
+                <w:sz w:val="17"/>
+                <w:szCs w:val="17"/>
+              </w:rPr>
+              <w:t>void</w:t>
+            </w:r>
+            <w:r>
+              <w:rPr>
+                <w:rFonts w:ascii="Consolas" w:hAnsi="Consolas" w:cs="Consolas"/>
+                <w:color w:val="D4D4D4"/>
+                <w:sz w:val="17"/>
+                <w:szCs w:val="17"/>
+              </w:rPr>
+              <w:t xml:space="preserve"> </w:t>
+            </w:r>
+            <w:r>
+              <w:rPr>
+                <w:rFonts w:ascii="Consolas" w:hAnsi="Consolas" w:cs="Consolas"/>
+                <w:color w:val="DCDCAA"/>
+                <w:sz w:val="17"/>
+                <w:szCs w:val="17"/>
+              </w:rPr>
+              <w:t>clear</w:t>
+            </w:r>
+            <w:r>
+              <w:rPr>
+                <w:rFonts w:ascii="Consolas" w:hAnsi="Consolas" w:cs="Consolas"/>
+                <w:color w:val="D4D4D4"/>
+                <w:sz w:val="17"/>
+                <w:szCs w:val="17"/>
+              </w:rPr>
+              <w:t>() {</w:t>
+            </w:r>
+          </w:p>
+          <w:p>
+            <w:r>
+              <w:rPr>
+                <w:rFonts w:ascii="Consolas" w:hAnsi="Consolas" w:cs="Consolas"/>
+                <w:color w:val="D4D4D4"/>
+                <w:sz w:val="17"/>
+                <w:szCs w:val="17"/>
+              </w:rPr>
+              <w:t xml:space="preserve">    </w:t>
+            </w:r>
+            <w:r>
+              <w:rPr>
+                <w:rFonts w:ascii="Consolas" w:hAnsi="Consolas" w:cs="Consolas"/>
+                <w:color w:val="569CD6"/>
+                <w:sz w:val="17"/>
+                <w:szCs w:val="17"/>
+              </w:rPr>
+              <w:t>if</w:t>
+            </w:r>
+            <w:r>
+              <w:rPr>
+                <w:rFonts w:ascii="Consolas" w:hAnsi="Consolas" w:cs="Consolas"/>
+                <w:color w:val="D4D4D4"/>
+                <w:sz w:val="17"/>
+                <w:szCs w:val="17"/>
+              </w:rPr>
+              <w:t xml:space="preserve"> (_type == I2C_BACKPACK) _backpack-&gt;</w:t>
+            </w:r>
+            <w:r>
+              <w:rPr>
+                <w:rFonts w:ascii="Consolas" w:hAnsi="Consolas" w:cs="Consolas"/>
+                <w:color w:val="DCDCAA"/>
+                <w:sz w:val="17"/>
+                <w:szCs w:val="17"/>
+              </w:rPr>
+              <w:t>clear</w:t>
+            </w:r>
+            <w:r>
+              <w:rPr>
+                <w:rFonts w:ascii="Consolas" w:hAnsi="Consolas" w:cs="Consolas"/>
+                <w:color w:val="D4D4D4"/>
+                <w:sz w:val="17"/>
+                <w:szCs w:val="17"/>
+              </w:rPr>
+              <w:t>();</w:t>
+            </w:r>
+          </w:p>
+          <w:p>
+            <w:r>
+              <w:rPr>
+                <w:rFonts w:ascii="Consolas" w:hAnsi="Consolas" w:cs="Consolas"/>
+                <w:color w:val="D4D4D4"/>
+                <w:sz w:val="17"/>
+                <w:szCs w:val="17"/>
+              </w:rPr>
+              <w:t xml:space="preserve">    </w:t>
+            </w:r>
+            <w:r>
+              <w:rPr>
+                <w:rFonts w:ascii="Consolas" w:hAnsi="Consolas" w:cs="Consolas"/>
+                <w:color w:val="569CD6"/>
+                <w:sz w:val="17"/>
+                <w:szCs w:val="17"/>
+              </w:rPr>
+              <w:t>else</w:t>
+            </w:r>
+            <w:r>
+              <w:rPr>
+                <w:rFonts w:ascii="Consolas" w:hAnsi="Consolas" w:cs="Consolas"/>
+                <w:color w:val="D4D4D4"/>
+                <w:sz w:val="17"/>
+                <w:szCs w:val="17"/>
+              </w:rPr>
+              <w:t xml:space="preserve"> </w:t>
+            </w:r>
+            <w:r>
+              <w:rPr>
+                <w:rFonts w:ascii="Consolas" w:hAnsi="Consolas" w:cs="Consolas"/>
+                <w:color w:val="569CD6"/>
+                <w:sz w:val="17"/>
+                <w:szCs w:val="17"/>
+              </w:rPr>
+              <w:t>if</w:t>
+            </w:r>
+            <w:r>
+              <w:rPr>
+                <w:rFonts w:ascii="Consolas" w:hAnsi="Consolas" w:cs="Consolas"/>
+                <w:color w:val="D4D4D4"/>
+                <w:sz w:val="17"/>
+                <w:szCs w:val="17"/>
+              </w:rPr>
+              <w:t xml:space="preserve"> (_type == RGB_SHIELD) _shield.</w:t>
+            </w:r>
+            <w:r>
+              <w:rPr>
+                <w:rFonts w:ascii="Consolas" w:hAnsi="Consolas" w:cs="Consolas"/>
+                <w:color w:val="DCDCAA"/>
+                <w:sz w:val="17"/>
+                <w:szCs w:val="17"/>
+              </w:rPr>
+              <w:t>clear</w:t>
+            </w:r>
+            <w:r>
+              <w:rPr>
+                <w:rFonts w:ascii="Consolas" w:hAnsi="Consolas" w:cs="Consolas"/>
+                <w:color w:val="D4D4D4"/>
+                <w:sz w:val="17"/>
+                <w:szCs w:val="17"/>
+              </w:rPr>
+              <w:t>();</w:t>
+            </w:r>
+          </w:p>
+          <w:p>
+            <w:r>
+              <w:rPr>
+                <w:rFonts w:ascii="Consolas" w:hAnsi="Consolas" w:cs="Consolas"/>
+                <w:color w:val="D4D4D4"/>
+                <w:sz w:val="17"/>
+                <w:szCs w:val="17"/>
+              </w:rPr>
+              <w:t xml:space="preserve">  }</w:t>
+            </w:r>
+          </w:p>
+          <w:p>
+            <w:r>
+              <w:rPr>
+                <w:rFonts w:ascii="Consolas" w:hAnsi="Consolas" w:cs="Consolas"/>
+                <w:color w:val="D4D4D4"/>
+                <w:sz w:val="17"/>
+                <w:szCs w:val="17"/>
+              </w:rPr>
+              <w:t xml:space="preserve"> </w:t>
+            </w:r>
+          </w:p>
+          <w:p>
+            <w:r>
+              <w:rPr>
+                <w:rFonts w:ascii="Consolas" w:hAnsi="Consolas" w:cs="Consolas"/>
+                <w:color w:val="D4D4D4"/>
+                <w:sz w:val="17"/>
+                <w:szCs w:val="17"/>
+              </w:rPr>
+              <w:t xml:space="preserve">  </w:t>
+            </w:r>
+            <w:r>
+              <w:rPr>
+                <w:rFonts w:ascii="Consolas" w:hAnsi="Consolas" w:cs="Consolas"/>
+                <w:color w:val="569CD6"/>
+                <w:sz w:val="17"/>
+                <w:szCs w:val="17"/>
+              </w:rPr>
+              <w:t>void</w:t>
+            </w:r>
+            <w:r>
+              <w:rPr>
+                <w:rFonts w:ascii="Consolas" w:hAnsi="Consolas" w:cs="Consolas"/>
+                <w:color w:val="D4D4D4"/>
+                <w:sz w:val="17"/>
+                <w:szCs w:val="17"/>
+              </w:rPr>
+              <w:t xml:space="preserve"> </w:t>
+            </w:r>
+            <w:r>
+              <w:rPr>
+                <w:rFonts w:ascii="Consolas" w:hAnsi="Consolas" w:cs="Consolas"/>
+                <w:color w:val="DCDCAA"/>
+                <w:sz w:val="17"/>
+                <w:szCs w:val="17"/>
+              </w:rPr>
+              <w:t>setCursor</w:t>
+            </w:r>
+            <w:r>
+              <w:rPr>
+                <w:rFonts w:ascii="Consolas" w:hAnsi="Consolas" w:cs="Consolas"/>
+                <w:color w:val="D4D4D4"/>
+                <w:sz w:val="17"/>
+                <w:szCs w:val="17"/>
+              </w:rPr>
+              <w:t>(</w:t>
+            </w:r>
+            <w:r>
+              <w:rPr>
+                <w:rFonts w:ascii="Consolas" w:hAnsi="Consolas" w:cs="Consolas"/>
+                <w:color w:val="569CD6"/>
+                <w:sz w:val="17"/>
+                <w:szCs w:val="17"/>
+              </w:rPr>
+              <w:t>uint8_t</w:t>
+            </w:r>
+            <w:r>
+              <w:rPr>
+                <w:rFonts w:ascii="Consolas" w:hAnsi="Consolas" w:cs="Consolas"/>
+                <w:color w:val="D4D4D4"/>
+                <w:sz w:val="17"/>
+                <w:szCs w:val="17"/>
+              </w:rPr>
+              <w:t xml:space="preserve"> col, </w:t>
+            </w:r>
+            <w:r>
+              <w:rPr>
+                <w:rFonts w:ascii="Consolas" w:hAnsi="Consolas" w:cs="Consolas"/>
+                <w:color w:val="569CD6"/>
+                <w:sz w:val="17"/>
+                <w:szCs w:val="17"/>
+              </w:rPr>
+              <w:t>uint8_t</w:t>
+            </w:r>
+            <w:r>
+              <w:rPr>
+                <w:rFonts w:ascii="Consolas" w:hAnsi="Consolas" w:cs="Consolas"/>
+                <w:color w:val="D4D4D4"/>
+                <w:sz w:val="17"/>
+                <w:szCs w:val="17"/>
+              </w:rPr>
+              <w:t xml:space="preserve"> row) {</w:t>
+            </w:r>
+          </w:p>
+          <w:p>
+            <w:r>
+              <w:rPr>
+                <w:rFonts w:ascii="Consolas" w:hAnsi="Consolas" w:cs="Consolas"/>
+                <w:color w:val="D4D4D4"/>
+                <w:sz w:val="17"/>
+                <w:szCs w:val="17"/>
+              </w:rPr>
+              <w:t xml:space="preserve">    </w:t>
+            </w:r>
+            <w:r>
+              <w:rPr>
+                <w:rFonts w:ascii="Consolas" w:hAnsi="Consolas" w:cs="Consolas"/>
+                <w:color w:val="569CD6"/>
+                <w:sz w:val="17"/>
+                <w:szCs w:val="17"/>
+              </w:rPr>
+              <w:t>if</w:t>
+            </w:r>
+            <w:r>
+              <w:rPr>
+                <w:rFonts w:ascii="Consolas" w:hAnsi="Consolas" w:cs="Consolas"/>
+                <w:color w:val="D4D4D4"/>
+                <w:sz w:val="17"/>
+                <w:szCs w:val="17"/>
+              </w:rPr>
+              <w:t xml:space="preserve"> (_type == I2C_BACKPACK) _backpack-&gt;</w:t>
+            </w:r>
+            <w:r>
+              <w:rPr>
+                <w:rFonts w:ascii="Consolas" w:hAnsi="Consolas" w:cs="Consolas"/>
+                <w:color w:val="DCDCAA"/>
+                <w:sz w:val="17"/>
+                <w:szCs w:val="17"/>
+              </w:rPr>
+              <w:t>setCursor</w:t>
+            </w:r>
+            <w:r>
+              <w:rPr>
+                <w:rFonts w:ascii="Consolas" w:hAnsi="Consolas" w:cs="Consolas"/>
+                <w:color w:val="D4D4D4"/>
+                <w:sz w:val="17"/>
+                <w:szCs w:val="17"/>
+              </w:rPr>
+              <w:t>(col, row);</w:t>
+            </w:r>
+          </w:p>
+          <w:p>
+            <w:r>
+              <w:rPr>
+                <w:rFonts w:ascii="Consolas" w:hAnsi="Consolas" w:cs="Consolas"/>
+                <w:color w:val="D4D4D4"/>
+                <w:sz w:val="17"/>
+                <w:szCs w:val="17"/>
+              </w:rPr>
+              <w:t xml:space="preserve">    </w:t>
+            </w:r>
+            <w:r>
+              <w:rPr>
+                <w:rFonts w:ascii="Consolas" w:hAnsi="Consolas" w:cs="Consolas"/>
+                <w:color w:val="569CD6"/>
+                <w:sz w:val="17"/>
+                <w:szCs w:val="17"/>
+              </w:rPr>
+              <w:t>else</w:t>
+            </w:r>
+            <w:r>
+              <w:rPr>
+                <w:rFonts w:ascii="Consolas" w:hAnsi="Consolas" w:cs="Consolas"/>
+                <w:color w:val="D4D4D4"/>
+                <w:sz w:val="17"/>
+                <w:szCs w:val="17"/>
+              </w:rPr>
+              <w:t xml:space="preserve"> </w:t>
+            </w:r>
+            <w:r>
+              <w:rPr>
+                <w:rFonts w:ascii="Consolas" w:hAnsi="Consolas" w:cs="Consolas"/>
+                <w:color w:val="569CD6"/>
+                <w:sz w:val="17"/>
+                <w:szCs w:val="17"/>
+              </w:rPr>
+              <w:t>if</w:t>
+            </w:r>
+            <w:r>
+              <w:rPr>
+                <w:rFonts w:ascii="Consolas" w:hAnsi="Consolas" w:cs="Consolas"/>
+                <w:color w:val="D4D4D4"/>
+                <w:sz w:val="17"/>
+                <w:szCs w:val="17"/>
+              </w:rPr>
+              <w:t xml:space="preserve"> (_type == RGB_SHIELD) _shield.</w:t>
+            </w:r>
+            <w:r>
+              <w:rPr>
+                <w:rFonts w:ascii="Consolas" w:hAnsi="Consolas" w:cs="Consolas"/>
+                <w:color w:val="DCDCAA"/>
+                <w:sz w:val="17"/>
+                <w:szCs w:val="17"/>
+              </w:rPr>
+              <w:t>setCursor</w:t>
+            </w:r>
+            <w:r>
+              <w:rPr>
+                <w:rFonts w:ascii="Consolas" w:hAnsi="Consolas" w:cs="Consolas"/>
+                <w:color w:val="D4D4D4"/>
+                <w:sz w:val="17"/>
+                <w:szCs w:val="17"/>
+              </w:rPr>
+              <w:t>(col, row);</w:t>
+            </w:r>
+          </w:p>
+          <w:p>
+            <w:r>
+              <w:rPr>
+                <w:rFonts w:ascii="Consolas" w:hAnsi="Consolas" w:cs="Consolas"/>
+                <w:color w:val="D4D4D4"/>
+                <w:sz w:val="17"/>
+                <w:szCs w:val="17"/>
+              </w:rPr>
+              <w:t xml:space="preserve">  }</w:t>
+            </w:r>
+          </w:p>
+          <w:p>
+            <w:r>
+              <w:rPr>
+                <w:rFonts w:ascii="Consolas" w:hAnsi="Consolas" w:cs="Consolas"/>
+                <w:color w:val="D4D4D4"/>
+                <w:sz w:val="17"/>
+                <w:szCs w:val="17"/>
+              </w:rPr>
+              <w:t xml:space="preserve"> </w:t>
+            </w:r>
+          </w:p>
+          <w:p>
+            <w:r>
+              <w:rPr>
+                <w:rFonts w:ascii="Consolas" w:hAnsi="Consolas" w:cs="Consolas"/>
+                <w:color w:val="D4D4D4"/>
+                <w:sz w:val="17"/>
+                <w:szCs w:val="17"/>
+              </w:rPr>
+              <w:t xml:space="preserve">  </w:t>
+            </w:r>
+            <w:r>
+              <w:rPr>
+                <w:rFonts w:ascii="Consolas" w:hAnsi="Consolas" w:cs="Consolas"/>
+                <w:color w:val="6A9955"/>
+                <w:sz w:val="17"/>
+                <w:szCs w:val="17"/>
+              </w:rPr>
+              <w:t>// Print calls this for every character, so lcd.print() works too</w:t>
+            </w:r>
+          </w:p>
+          <w:p>
+            <w:r>
+              <w:rPr>
+                <w:rFonts w:ascii="Consolas" w:hAnsi="Consolas" w:cs="Consolas"/>
+                <w:color w:val="D4D4D4"/>
+                <w:sz w:val="17"/>
+                <w:szCs w:val="17"/>
+              </w:rPr>
+              <w:t xml:space="preserve">  </w:t>
+            </w:r>
+            <w:r>
+              <w:rPr>
+                <w:rFonts w:ascii="Consolas" w:hAnsi="Consolas" w:cs="Consolas"/>
+                <w:color w:val="569CD6"/>
+                <w:sz w:val="17"/>
+                <w:szCs w:val="17"/>
+              </w:rPr>
+              <w:t>size_t</w:t>
+            </w:r>
+            <w:r>
+              <w:rPr>
+                <w:rFonts w:ascii="Consolas" w:hAnsi="Consolas" w:cs="Consolas"/>
+                <w:color w:val="D4D4D4"/>
+                <w:sz w:val="17"/>
+                <w:szCs w:val="17"/>
+              </w:rPr>
+              <w:t xml:space="preserve"> </w:t>
+            </w:r>
+            <w:r>
+              <w:rPr>
+                <w:rFonts w:ascii="Consolas" w:hAnsi="Consolas" w:cs="Consolas"/>
+                <w:color w:val="DCDCAA"/>
+                <w:sz w:val="17"/>
+                <w:szCs w:val="17"/>
+              </w:rPr>
+              <w:t>write</w:t>
+            </w:r>
+            <w:r>
+              <w:rPr>
+                <w:rFonts w:ascii="Consolas" w:hAnsi="Consolas" w:cs="Consolas"/>
+                <w:color w:val="D4D4D4"/>
+                <w:sz w:val="17"/>
+                <w:szCs w:val="17"/>
+              </w:rPr>
+              <w:t>(</w:t>
+            </w:r>
+            <w:r>
+              <w:rPr>
+                <w:rFonts w:ascii="Consolas" w:hAnsi="Consolas" w:cs="Consolas"/>
+                <w:color w:val="569CD6"/>
+                <w:sz w:val="17"/>
+                <w:szCs w:val="17"/>
+              </w:rPr>
+              <w:t>uint8_t</w:t>
+            </w:r>
+            <w:r>
+              <w:rPr>
+                <w:rFonts w:ascii="Consolas" w:hAnsi="Consolas" w:cs="Consolas"/>
+                <w:color w:val="D4D4D4"/>
+                <w:sz w:val="17"/>
+                <w:szCs w:val="17"/>
+              </w:rPr>
+              <w:t xml:space="preserve"> c) </w:t>
+            </w:r>
+            <w:r>
+              <w:rPr>
+                <w:rFonts w:ascii="Consolas" w:hAnsi="Consolas" w:cs="Consolas"/>
+                <w:color w:val="569CD6"/>
+                <w:sz w:val="17"/>
+                <w:szCs w:val="17"/>
+              </w:rPr>
+              <w:t>override</w:t>
+            </w:r>
+            <w:r>
+              <w:rPr>
+                <w:rFonts w:ascii="Consolas" w:hAnsi="Consolas" w:cs="Consolas"/>
+                <w:color w:val="D4D4D4"/>
+                <w:sz w:val="17"/>
+                <w:szCs w:val="17"/>
+              </w:rPr>
+              <w:t xml:space="preserve"> {</w:t>
+            </w:r>
+          </w:p>
+          <w:p>
+            <w:r>
+              <w:rPr>
+                <w:rFonts w:ascii="Consolas" w:hAnsi="Consolas" w:cs="Consolas"/>
+                <w:color w:val="D4D4D4"/>
+                <w:sz w:val="17"/>
+                <w:szCs w:val="17"/>
+              </w:rPr>
+              <w:t xml:space="preserve">    </w:t>
+            </w:r>
+            <w:r>
+              <w:rPr>
+                <w:rFonts w:ascii="Consolas" w:hAnsi="Consolas" w:cs="Consolas"/>
+                <w:color w:val="569CD6"/>
+                <w:sz w:val="17"/>
+                <w:szCs w:val="17"/>
+              </w:rPr>
+              <w:t>if</w:t>
+            </w:r>
+            <w:r>
+              <w:rPr>
+                <w:rFonts w:ascii="Consolas" w:hAnsi="Consolas" w:cs="Consolas"/>
+                <w:color w:val="D4D4D4"/>
+                <w:sz w:val="17"/>
+                <w:szCs w:val="17"/>
+              </w:rPr>
+              <w:t xml:space="preserve"> (_type == I2C_BACKPACK) </w:t>
+            </w:r>
+            <w:r>
+              <w:rPr>
+                <w:rFonts w:ascii="Consolas" w:hAnsi="Consolas" w:cs="Consolas"/>
+                <w:color w:val="569CD6"/>
+                <w:sz w:val="17"/>
+                <w:szCs w:val="17"/>
+              </w:rPr>
+              <w:t>return</w:t>
+            </w:r>
+            <w:r>
+              <w:rPr>
+                <w:rFonts w:ascii="Consolas" w:hAnsi="Consolas" w:cs="Consolas"/>
+                <w:color w:val="D4D4D4"/>
+                <w:sz w:val="17"/>
+                <w:szCs w:val="17"/>
+              </w:rPr>
+              <w:t xml:space="preserve"> _backpack-&gt;</w:t>
+            </w:r>
+            <w:r>
+              <w:rPr>
+                <w:rFonts w:ascii="Consolas" w:hAnsi="Consolas" w:cs="Consolas"/>
+                <w:color w:val="DCDCAA"/>
+                <w:sz w:val="17"/>
+                <w:szCs w:val="17"/>
+              </w:rPr>
+              <w:t>write</w:t>
+            </w:r>
+            <w:r>
+              <w:rPr>
+                <w:rFonts w:ascii="Consolas" w:hAnsi="Consolas" w:cs="Consolas"/>
+                <w:color w:val="D4D4D4"/>
+                <w:sz w:val="17"/>
+                <w:szCs w:val="17"/>
+              </w:rPr>
+              <w:t>(c);</w:t>
+            </w:r>
+          </w:p>
+          <w:p>
+            <w:r>
+              <w:rPr>
+                <w:rFonts w:ascii="Consolas" w:hAnsi="Consolas" w:cs="Consolas"/>
+                <w:color w:val="D4D4D4"/>
+                <w:sz w:val="17"/>
+                <w:szCs w:val="17"/>
+              </w:rPr>
+              <w:t xml:space="preserve">    </w:t>
+            </w:r>
+            <w:r>
+              <w:rPr>
+                <w:rFonts w:ascii="Consolas" w:hAnsi="Consolas" w:cs="Consolas"/>
+                <w:color w:val="569CD6"/>
+                <w:sz w:val="17"/>
+                <w:szCs w:val="17"/>
+              </w:rPr>
+              <w:t>if</w:t>
+            </w:r>
+            <w:r>
+              <w:rPr>
+                <w:rFonts w:ascii="Consolas" w:hAnsi="Consolas" w:cs="Consolas"/>
+                <w:color w:val="D4D4D4"/>
+                <w:sz w:val="17"/>
+                <w:szCs w:val="17"/>
+              </w:rPr>
+              <w:t xml:space="preserve"> (_type == RGB_SHIELD) </w:t>
+            </w:r>
+            <w:r>
+              <w:rPr>
+                <w:rFonts w:ascii="Consolas" w:hAnsi="Consolas" w:cs="Consolas"/>
+                <w:color w:val="569CD6"/>
+                <w:sz w:val="17"/>
+                <w:szCs w:val="17"/>
+              </w:rPr>
+              <w:t>return</w:t>
+            </w:r>
+            <w:r>
+              <w:rPr>
+                <w:rFonts w:ascii="Consolas" w:hAnsi="Consolas" w:cs="Consolas"/>
+                <w:color w:val="D4D4D4"/>
+                <w:sz w:val="17"/>
+                <w:szCs w:val="17"/>
+              </w:rPr>
+              <w:t xml:space="preserve"> _shield.</w:t>
+            </w:r>
+            <w:r>
+              <w:rPr>
+                <w:rFonts w:ascii="Consolas" w:hAnsi="Consolas" w:cs="Consolas"/>
+                <w:color w:val="DCDCAA"/>
+                <w:sz w:val="17"/>
+                <w:szCs w:val="17"/>
+              </w:rPr>
+              <w:t>write</w:t>
+            </w:r>
+            <w:r>
+              <w:rPr>
+                <w:rFonts w:ascii="Consolas" w:hAnsi="Consolas" w:cs="Consolas"/>
+                <w:color w:val="D4D4D4"/>
+                <w:sz w:val="17"/>
+                <w:szCs w:val="17"/>
+              </w:rPr>
+              <w:t>(c);</w:t>
+            </w:r>
+          </w:p>
+          <w:p>
+            <w:r>
+              <w:rPr>
+                <w:rFonts w:ascii="Consolas" w:hAnsi="Consolas" w:cs="Consolas"/>
+                <w:color w:val="D4D4D4"/>
+                <w:sz w:val="17"/>
+                <w:szCs w:val="17"/>
+              </w:rPr>
+              <w:t xml:space="preserve">    </w:t>
+            </w:r>
+            <w:r>
+              <w:rPr>
+                <w:rFonts w:ascii="Consolas" w:hAnsi="Consolas" w:cs="Consolas"/>
+                <w:color w:val="569CD6"/>
+                <w:sz w:val="17"/>
+                <w:szCs w:val="17"/>
+              </w:rPr>
+              <w:t>return</w:t>
+            </w:r>
+            <w:r>
+              <w:rPr>
+                <w:rFonts w:ascii="Consolas" w:hAnsi="Consolas" w:cs="Consolas"/>
+                <w:color w:val="D4D4D4"/>
+                <w:sz w:val="17"/>
+                <w:szCs w:val="17"/>
+              </w:rPr>
+              <w:t xml:space="preserve"> </w:t>
+            </w:r>
+            <w:r>
+              <w:rPr>
+                <w:rFonts w:ascii="Consolas" w:hAnsi="Consolas" w:cs="Consolas"/>
+                <w:color w:val="B5CEA8"/>
+                <w:sz w:val="17"/>
+                <w:szCs w:val="17"/>
+              </w:rPr>
+              <w:t>1</w:t>
+            </w:r>
+            <w:r>
+              <w:rPr>
+                <w:rFonts w:ascii="Consolas" w:hAnsi="Consolas" w:cs="Consolas"/>
+                <w:color w:val="D4D4D4"/>
+                <w:sz w:val="17"/>
+                <w:szCs w:val="17"/>
+              </w:rPr>
+              <w:t xml:space="preserve">;                           </w:t>
+            </w:r>
+            <w:r>
+              <w:rPr>
+                <w:rFonts w:ascii="Consolas" w:hAnsi="Consolas" w:cs="Consolas"/>
+                <w:color w:val="6A9955"/>
+                <w:sz w:val="17"/>
+                <w:szCs w:val="17"/>
+              </w:rPr>
+              <w:t>// no display: drop it quietly</w:t>
+            </w:r>
+          </w:p>
+          <w:p>
+            <w:r>
+              <w:rPr>
+                <w:rFonts w:ascii="Consolas" w:hAnsi="Consolas" w:cs="Consolas"/>
+                <w:color w:val="D4D4D4"/>
+                <w:sz w:val="17"/>
+                <w:szCs w:val="17"/>
+              </w:rPr>
+              <w:t xml:space="preserve">  }</w:t>
+            </w:r>
+          </w:p>
+          <w:p>
+            <w:r>
+              <w:rPr>
+                <w:rFonts w:ascii="Consolas" w:hAnsi="Consolas" w:cs="Consolas"/>
+                <w:color w:val="D4D4D4"/>
+                <w:sz w:val="17"/>
+                <w:szCs w:val="17"/>
+              </w:rPr>
+              <w:t xml:space="preserve">  </w:t>
+            </w:r>
+            <w:r>
+              <w:rPr>
+                <w:rFonts w:ascii="Consolas" w:hAnsi="Consolas" w:cs="Consolas"/>
+                <w:color w:val="569CD6"/>
+                <w:sz w:val="17"/>
+                <w:szCs w:val="17"/>
+              </w:rPr>
+              <w:t>using</w:t>
+            </w:r>
+            <w:r>
+              <w:rPr>
+                <w:rFonts w:ascii="Consolas" w:hAnsi="Consolas" w:cs="Consolas"/>
+                <w:color w:val="D4D4D4"/>
+                <w:sz w:val="17"/>
+                <w:szCs w:val="17"/>
+              </w:rPr>
+              <w:t xml:space="preserve"> </w:t>
+            </w:r>
+            <w:r>
+              <w:rPr>
+                <w:rFonts w:ascii="Consolas" w:hAnsi="Consolas" w:cs="Consolas"/>
+                <w:color w:val="4EC9B0"/>
+                <w:sz w:val="17"/>
+                <w:szCs w:val="17"/>
+              </w:rPr>
+              <w:t>Print</w:t>
+            </w:r>
+            <w:r>
+              <w:rPr>
+                <w:rFonts w:ascii="Consolas" w:hAnsi="Consolas" w:cs="Consolas"/>
+                <w:color w:val="D4D4D4"/>
+                <w:sz w:val="17"/>
+                <w:szCs w:val="17"/>
+              </w:rPr>
+              <w:t>::write;</w:t>
+            </w:r>
+          </w:p>
+          <w:p>
+            <w:r>
+              <w:rPr>
+                <w:rFonts w:ascii="Consolas" w:hAnsi="Consolas" w:cs="Consolas"/>
+                <w:color w:val="D4D4D4"/>
+                <w:sz w:val="17"/>
+                <w:szCs w:val="17"/>
+              </w:rPr>
+              <w:t xml:space="preserve"> </w:t>
+            </w:r>
+          </w:p>
+          <w:p>
+            <w:r>
+              <w:rPr>
+                <w:rFonts w:ascii="Consolas" w:hAnsi="Consolas" w:cs="Consolas"/>
+                <w:color w:val="D4D4D4"/>
+                <w:sz w:val="17"/>
+                <w:szCs w:val="17"/>
+              </w:rPr>
+              <w:t xml:space="preserve">  </w:t>
+            </w:r>
+            <w:r>
+              <w:rPr>
+                <w:rFonts w:ascii="Consolas" w:hAnsi="Consolas" w:cs="Consolas"/>
+                <w:color w:val="6A9955"/>
+                <w:sz w:val="17"/>
+                <w:szCs w:val="17"/>
+              </w:rPr>
+              <w:t>// RGB shield only: backlight colour (0x1 red ... 0x7 white, as in the</w:t>
+            </w:r>
+          </w:p>
+          <w:p>
+            <w:r>
+              <w:rPr>
+                <w:rFonts w:ascii="Consolas" w:hAnsi="Consolas" w:cs="Consolas"/>
+                <w:color w:val="D4D4D4"/>
+                <w:sz w:val="17"/>
+                <w:szCs w:val="17"/>
+              </w:rPr>
+              <w:t xml:space="preserve">  </w:t>
+            </w:r>
+            <w:r>
+              <w:rPr>
+                <w:rFonts w:ascii="Consolas" w:hAnsi="Consolas" w:cs="Consolas"/>
+                <w:color w:val="6A9955"/>
+                <w:sz w:val="17"/>
+                <w:szCs w:val="17"/>
+              </w:rPr>
+              <w:t>// Adafruit examples) and the five keypad buttons (BUTTON_UP etc.).</w:t>
+            </w:r>
+          </w:p>
+          <w:p>
+            <w:r>
+              <w:rPr>
+                <w:rFonts w:ascii="Consolas" w:hAnsi="Consolas" w:cs="Consolas"/>
+                <w:color w:val="D4D4D4"/>
+                <w:sz w:val="17"/>
+                <w:szCs w:val="17"/>
+              </w:rPr>
+              <w:t xml:space="preserve">  </w:t>
+            </w:r>
+            <w:r>
+              <w:rPr>
+                <w:rFonts w:ascii="Consolas" w:hAnsi="Consolas" w:cs="Consolas"/>
+                <w:color w:val="6A9955"/>
+                <w:sz w:val="17"/>
+                <w:szCs w:val="17"/>
+              </w:rPr>
+              <w:t>// On the backpack, any colour turns the backlight on and 0 turns it off.</w:t>
+            </w:r>
+          </w:p>
+          <w:p>
+            <w:r>
+              <w:rPr>
+                <w:rFonts w:ascii="Consolas" w:hAnsi="Consolas" w:cs="Consolas"/>
+                <w:color w:val="D4D4D4"/>
+                <w:sz w:val="17"/>
+                <w:szCs w:val="17"/>
+              </w:rPr>
+              <w:t xml:space="preserve">  </w:t>
+            </w:r>
+            <w:r>
+              <w:rPr>
+                <w:rFonts w:ascii="Consolas" w:hAnsi="Consolas" w:cs="Consolas"/>
+                <w:color w:val="569CD6"/>
+                <w:sz w:val="17"/>
+                <w:szCs w:val="17"/>
+              </w:rPr>
+              <w:t>void</w:t>
+            </w:r>
+            <w:r>
+              <w:rPr>
+                <w:rFonts w:ascii="Consolas" w:hAnsi="Consolas" w:cs="Consolas"/>
+                <w:color w:val="D4D4D4"/>
+                <w:sz w:val="17"/>
+                <w:szCs w:val="17"/>
+              </w:rPr>
+              <w:t xml:space="preserve"> </w:t>
+            </w:r>
+            <w:r>
+              <w:rPr>
+                <w:rFonts w:ascii="Consolas" w:hAnsi="Consolas" w:cs="Consolas"/>
+                <w:color w:val="DCDCAA"/>
+                <w:sz w:val="17"/>
+                <w:szCs w:val="17"/>
+              </w:rPr>
+              <w:t>setBacklight</w:t>
+            </w:r>
+            <w:r>
+              <w:rPr>
+                <w:rFonts w:ascii="Consolas" w:hAnsi="Consolas" w:cs="Consolas"/>
+                <w:color w:val="D4D4D4"/>
+                <w:sz w:val="17"/>
+                <w:szCs w:val="17"/>
+              </w:rPr>
+              <w:t>(</w:t>
+            </w:r>
+            <w:r>
+              <w:rPr>
+                <w:rFonts w:ascii="Consolas" w:hAnsi="Consolas" w:cs="Consolas"/>
+                <w:color w:val="569CD6"/>
+                <w:sz w:val="17"/>
+                <w:szCs w:val="17"/>
+              </w:rPr>
+              <w:t>uint8_t</w:t>
+            </w:r>
+            <w:r>
+              <w:rPr>
+                <w:rFonts w:ascii="Consolas" w:hAnsi="Consolas" w:cs="Consolas"/>
+                <w:color w:val="D4D4D4"/>
+                <w:sz w:val="17"/>
+                <w:szCs w:val="17"/>
+              </w:rPr>
+              <w:t xml:space="preserve"> colour) {</w:t>
+            </w:r>
+          </w:p>
+          <w:p>
+            <w:r>
+              <w:rPr>
+                <w:rFonts w:ascii="Consolas" w:hAnsi="Consolas" w:cs="Consolas"/>
+                <w:color w:val="D4D4D4"/>
+                <w:sz w:val="17"/>
+                <w:szCs w:val="17"/>
+              </w:rPr>
+              <w:t xml:space="preserve">    </w:t>
+            </w:r>
+            <w:r>
+              <w:rPr>
+                <w:rFonts w:ascii="Consolas" w:hAnsi="Consolas" w:cs="Consolas"/>
+                <w:color w:val="569CD6"/>
+                <w:sz w:val="17"/>
+                <w:szCs w:val="17"/>
+              </w:rPr>
+              <w:t>if</w:t>
+            </w:r>
+            <w:r>
+              <w:rPr>
+                <w:rFonts w:ascii="Consolas" w:hAnsi="Consolas" w:cs="Consolas"/>
+                <w:color w:val="D4D4D4"/>
+                <w:sz w:val="17"/>
+                <w:szCs w:val="17"/>
+              </w:rPr>
+              <w:t xml:space="preserve"> (_type == RGB_SHIELD) _shield.</w:t>
+            </w:r>
+            <w:r>
+              <w:rPr>
+                <w:rFonts w:ascii="Consolas" w:hAnsi="Consolas" w:cs="Consolas"/>
+                <w:color w:val="DCDCAA"/>
+                <w:sz w:val="17"/>
+                <w:szCs w:val="17"/>
+              </w:rPr>
+              <w:t>setBacklight</w:t>
+            </w:r>
+            <w:r>
+              <w:rPr>
+                <w:rFonts w:ascii="Consolas" w:hAnsi="Consolas" w:cs="Consolas"/>
+                <w:color w:val="D4D4D4"/>
+                <w:sz w:val="17"/>
+                <w:szCs w:val="17"/>
+              </w:rPr>
+              <w:t>(colour);</w:t>
+            </w:r>
+          </w:p>
+          <w:p>
+            <w:r>
+              <w:rPr>
+                <w:rFonts w:ascii="Consolas" w:hAnsi="Consolas" w:cs="Consolas"/>
+                <w:color w:val="D4D4D4"/>
+                <w:sz w:val="17"/>
+                <w:szCs w:val="17"/>
+              </w:rPr>
+              <w:t xml:space="preserve">    </w:t>
+            </w:r>
+            <w:r>
+              <w:rPr>
+                <w:rFonts w:ascii="Consolas" w:hAnsi="Consolas" w:cs="Consolas"/>
+                <w:color w:val="569CD6"/>
+                <w:sz w:val="17"/>
+                <w:szCs w:val="17"/>
+              </w:rPr>
+              <w:t>else</w:t>
+            </w:r>
+            <w:r>
+              <w:rPr>
+                <w:rFonts w:ascii="Consolas" w:hAnsi="Consolas" w:cs="Consolas"/>
+                <w:color w:val="D4D4D4"/>
+                <w:sz w:val="17"/>
+                <w:szCs w:val="17"/>
+              </w:rPr>
+              <w:t xml:space="preserve"> </w:t>
+            </w:r>
+            <w:r>
+              <w:rPr>
+                <w:rFonts w:ascii="Consolas" w:hAnsi="Consolas" w:cs="Consolas"/>
+                <w:color w:val="569CD6"/>
+                <w:sz w:val="17"/>
+                <w:szCs w:val="17"/>
+              </w:rPr>
+              <w:t>if</w:t>
+            </w:r>
+            <w:r>
+              <w:rPr>
+                <w:rFonts w:ascii="Consolas" w:hAnsi="Consolas" w:cs="Consolas"/>
+                <w:color w:val="D4D4D4"/>
+                <w:sz w:val="17"/>
+                <w:szCs w:val="17"/>
+              </w:rPr>
+              <w:t xml:space="preserve"> (_type == I2C_BACKPACK) colour ? _backpack-&gt;</w:t>
+            </w:r>
+            <w:r>
+              <w:rPr>
+                <w:rFonts w:ascii="Consolas" w:hAnsi="Consolas" w:cs="Consolas"/>
+                <w:color w:val="DCDCAA"/>
+                <w:sz w:val="17"/>
+                <w:szCs w:val="17"/>
+              </w:rPr>
+              <w:t>backlight</w:t>
+            </w:r>
+            <w:r>
+              <w:rPr>
+                <w:rFonts w:ascii="Consolas" w:hAnsi="Consolas" w:cs="Consolas"/>
+                <w:color w:val="D4D4D4"/>
+                <w:sz w:val="17"/>
+                <w:szCs w:val="17"/>
+              </w:rPr>
+              <w:t>() : _backpack-&gt;</w:t>
+            </w:r>
+            <w:r>
+              <w:rPr>
+                <w:rFonts w:ascii="Consolas" w:hAnsi="Consolas" w:cs="Consolas"/>
+                <w:color w:val="DCDCAA"/>
+                <w:sz w:val="17"/>
+                <w:szCs w:val="17"/>
+              </w:rPr>
+              <w:t>noBacklight</w:t>
+            </w:r>
+            <w:r>
+              <w:rPr>
+                <w:rFonts w:ascii="Consolas" w:hAnsi="Consolas" w:cs="Consolas"/>
+                <w:color w:val="D4D4D4"/>
+                <w:sz w:val="17"/>
+                <w:szCs w:val="17"/>
+              </w:rPr>
+              <w:t>();</w:t>
+            </w:r>
+          </w:p>
+          <w:p>
+            <w:r>
+              <w:rPr>
+                <w:rFonts w:ascii="Consolas" w:hAnsi="Consolas" w:cs="Consolas"/>
+                <w:color w:val="D4D4D4"/>
+                <w:sz w:val="17"/>
+                <w:szCs w:val="17"/>
+              </w:rPr>
+              <w:t xml:space="preserve">  }</w:t>
+            </w:r>
+          </w:p>
+          <w:p>
+            <w:r>
+              <w:rPr>
+                <w:rFonts w:ascii="Consolas" w:hAnsi="Consolas" w:cs="Consolas"/>
+                <w:color w:val="D4D4D4"/>
+                <w:sz w:val="17"/>
+                <w:szCs w:val="17"/>
+              </w:rPr>
+              <w:t xml:space="preserve">  </w:t>
+            </w:r>
+            <w:r>
+              <w:rPr>
+                <w:rFonts w:ascii="Consolas" w:hAnsi="Consolas" w:cs="Consolas"/>
+                <w:color w:val="569CD6"/>
+                <w:sz w:val="17"/>
+                <w:szCs w:val="17"/>
+              </w:rPr>
+              <w:t>uint8_t</w:t>
+            </w:r>
+            <w:r>
+              <w:rPr>
+                <w:rFonts w:ascii="Consolas" w:hAnsi="Consolas" w:cs="Consolas"/>
+                <w:color w:val="D4D4D4"/>
+                <w:sz w:val="17"/>
+                <w:szCs w:val="17"/>
+              </w:rPr>
+              <w:t xml:space="preserve"> </w:t>
+            </w:r>
+            <w:r>
+              <w:rPr>
+                <w:rFonts w:ascii="Consolas" w:hAnsi="Consolas" w:cs="Consolas"/>
+                <w:color w:val="DCDCAA"/>
+                <w:sz w:val="17"/>
+                <w:szCs w:val="17"/>
+              </w:rPr>
+              <w:t>readButtons</w:t>
+            </w:r>
+            <w:r>
+              <w:rPr>
+                <w:rFonts w:ascii="Consolas" w:hAnsi="Consolas" w:cs="Consolas"/>
+                <w:color w:val="D4D4D4"/>
+                <w:sz w:val="17"/>
+                <w:szCs w:val="17"/>
+              </w:rPr>
+              <w:t xml:space="preserve">() { </w:t>
+            </w:r>
+            <w:r>
+              <w:rPr>
+                <w:rFonts w:ascii="Consolas" w:hAnsi="Consolas" w:cs="Consolas"/>
+                <w:color w:val="569CD6"/>
+                <w:sz w:val="17"/>
+                <w:szCs w:val="17"/>
+              </w:rPr>
+              <w:t>return</w:t>
+            </w:r>
+            <w:r>
+              <w:rPr>
+                <w:rFonts w:ascii="Consolas" w:hAnsi="Consolas" w:cs="Consolas"/>
+                <w:color w:val="D4D4D4"/>
+                <w:sz w:val="17"/>
+                <w:szCs w:val="17"/>
+              </w:rPr>
+              <w:t xml:space="preserve"> _type == RGB_SHIELD ? _shield.</w:t>
+            </w:r>
+            <w:r>
+              <w:rPr>
+                <w:rFonts w:ascii="Consolas" w:hAnsi="Consolas" w:cs="Consolas"/>
+                <w:color w:val="DCDCAA"/>
+                <w:sz w:val="17"/>
+                <w:szCs w:val="17"/>
+              </w:rPr>
+              <w:t>readButtons</w:t>
+            </w:r>
+            <w:r>
+              <w:rPr>
+                <w:rFonts w:ascii="Consolas" w:hAnsi="Consolas" w:cs="Consolas"/>
+                <w:color w:val="D4D4D4"/>
+                <w:sz w:val="17"/>
+                <w:szCs w:val="17"/>
+              </w:rPr>
+              <w:t xml:space="preserve">() : </w:t>
+            </w:r>
+            <w:r>
+              <w:rPr>
+                <w:rFonts w:ascii="Consolas" w:hAnsi="Consolas" w:cs="Consolas"/>
+                <w:color w:val="B5CEA8"/>
+                <w:sz w:val="17"/>
+                <w:szCs w:val="17"/>
+              </w:rPr>
+              <w:t>0</w:t>
+            </w:r>
+            <w:r>
+              <w:rPr>
+                <w:rFonts w:ascii="Consolas" w:hAnsi="Consolas" w:cs="Consolas"/>
+                <w:color w:val="D4D4D4"/>
+                <w:sz w:val="17"/>
+                <w:szCs w:val="17"/>
+              </w:rPr>
+              <w:t>; }</w:t>
+            </w:r>
+          </w:p>
+          <w:p>
+            <w:r>
+              <w:rPr>
+                <w:rFonts w:ascii="Consolas" w:hAnsi="Consolas" w:cs="Consolas"/>
+                <w:color w:val="D4D4D4"/>
+                <w:sz w:val="17"/>
+                <w:szCs w:val="17"/>
+              </w:rPr>
+              <w:t xml:space="preserve"> </w:t>
+            </w:r>
+          </w:p>
+          <w:p>
+            <w:r>
+              <w:rPr>
+                <w:rFonts w:ascii="Consolas" w:hAnsi="Consolas" w:cs="Consolas"/>
+                <w:color w:val="D4D4D4"/>
+                <w:sz w:val="17"/>
+                <w:szCs w:val="17"/>
+              </w:rPr>
+              <w:t xml:space="preserve">  </w:t>
+            </w:r>
+            <w:r>
+              <w:rPr>
+                <w:rFonts w:ascii="Consolas" w:hAnsi="Consolas" w:cs="Consolas"/>
+                <w:color w:val="4EC9B0"/>
+                <w:sz w:val="17"/>
+                <w:szCs w:val="17"/>
+              </w:rPr>
+              <w:t>Type</w:t>
+            </w:r>
+            <w:r>
+              <w:rPr>
+                <w:rFonts w:ascii="Consolas" w:hAnsi="Consolas" w:cs="Consolas"/>
+                <w:color w:val="D4D4D4"/>
+                <w:sz w:val="17"/>
+                <w:szCs w:val="17"/>
+              </w:rPr>
+              <w:t xml:space="preserve"> </w:t>
+            </w:r>
+            <w:r>
+              <w:rPr>
+                <w:rFonts w:ascii="Consolas" w:hAnsi="Consolas" w:cs="Consolas"/>
+                <w:color w:val="DCDCAA"/>
+                <w:sz w:val="17"/>
+                <w:szCs w:val="17"/>
+              </w:rPr>
+              <w:t>type</w:t>
+            </w:r>
+            <w:r>
+              <w:rPr>
+                <w:rFonts w:ascii="Consolas" w:hAnsi="Consolas" w:cs="Consolas"/>
+                <w:color w:val="D4D4D4"/>
+                <w:sz w:val="17"/>
+                <w:szCs w:val="17"/>
+              </w:rPr>
+              <w:t xml:space="preserve">() </w:t>
+            </w:r>
+            <w:r>
+              <w:rPr>
+                <w:rFonts w:ascii="Consolas" w:hAnsi="Consolas" w:cs="Consolas"/>
+                <w:color w:val="569CD6"/>
+                <w:sz w:val="17"/>
+                <w:szCs w:val="17"/>
+              </w:rPr>
+              <w:t>const</w:t>
+            </w:r>
+            <w:r>
+              <w:rPr>
+                <w:rFonts w:ascii="Consolas" w:hAnsi="Consolas" w:cs="Consolas"/>
+                <w:color w:val="D4D4D4"/>
+                <w:sz w:val="17"/>
+                <w:szCs w:val="17"/>
+              </w:rPr>
+              <w:t xml:space="preserve"> { </w:t>
+            </w:r>
+            <w:r>
+              <w:rPr>
+                <w:rFonts w:ascii="Consolas" w:hAnsi="Consolas" w:cs="Consolas"/>
+                <w:color w:val="569CD6"/>
+                <w:sz w:val="17"/>
+                <w:szCs w:val="17"/>
+              </w:rPr>
+              <w:t>return</w:t>
+            </w:r>
+            <w:r>
+              <w:rPr>
+                <w:rFonts w:ascii="Consolas" w:hAnsi="Consolas" w:cs="Consolas"/>
+                <w:color w:val="D4D4D4"/>
+                <w:sz w:val="17"/>
+                <w:szCs w:val="17"/>
+              </w:rPr>
+              <w:t xml:space="preserve"> _type; }</w:t>
+            </w:r>
+          </w:p>
+          <w:p>
+            <w:r>
+              <w:rPr>
+                <w:rFonts w:ascii="Consolas" w:hAnsi="Consolas" w:cs="Consolas"/>
+                <w:color w:val="D4D4D4"/>
+                <w:sz w:val="17"/>
+                <w:szCs w:val="17"/>
+              </w:rPr>
+              <w:t xml:space="preserve">  </w:t>
+            </w:r>
+            <w:r>
+              <w:rPr>
+                <w:rFonts w:ascii="Consolas" w:hAnsi="Consolas" w:cs="Consolas"/>
+                <w:color w:val="569CD6"/>
+                <w:sz w:val="17"/>
+                <w:szCs w:val="17"/>
+              </w:rPr>
+              <w:t>uint8_t</w:t>
+            </w:r>
+            <w:r>
+              <w:rPr>
+                <w:rFonts w:ascii="Consolas" w:hAnsi="Consolas" w:cs="Consolas"/>
+                <w:color w:val="D4D4D4"/>
+                <w:sz w:val="17"/>
+                <w:szCs w:val="17"/>
+              </w:rPr>
+              <w:t xml:space="preserve"> </w:t>
+            </w:r>
+            <w:r>
+              <w:rPr>
+                <w:rFonts w:ascii="Consolas" w:hAnsi="Consolas" w:cs="Consolas"/>
+                <w:color w:val="DCDCAA"/>
+                <w:sz w:val="17"/>
+                <w:szCs w:val="17"/>
+              </w:rPr>
+              <w:t>address</w:t>
+            </w:r>
+            <w:r>
+              <w:rPr>
+                <w:rFonts w:ascii="Consolas" w:hAnsi="Consolas" w:cs="Consolas"/>
+                <w:color w:val="D4D4D4"/>
+                <w:sz w:val="17"/>
+                <w:szCs w:val="17"/>
+              </w:rPr>
+              <w:t xml:space="preserve">() </w:t>
+            </w:r>
+            <w:r>
+              <w:rPr>
+                <w:rFonts w:ascii="Consolas" w:hAnsi="Consolas" w:cs="Consolas"/>
+                <w:color w:val="569CD6"/>
+                <w:sz w:val="17"/>
+                <w:szCs w:val="17"/>
+              </w:rPr>
+              <w:t>const</w:t>
+            </w:r>
+            <w:r>
+              <w:rPr>
+                <w:rFonts w:ascii="Consolas" w:hAnsi="Consolas" w:cs="Consolas"/>
+                <w:color w:val="D4D4D4"/>
+                <w:sz w:val="17"/>
+                <w:szCs w:val="17"/>
+              </w:rPr>
+              <w:t xml:space="preserve"> { </w:t>
+            </w:r>
+            <w:r>
+              <w:rPr>
+                <w:rFonts w:ascii="Consolas" w:hAnsi="Consolas" w:cs="Consolas"/>
+                <w:color w:val="569CD6"/>
+                <w:sz w:val="17"/>
+                <w:szCs w:val="17"/>
+              </w:rPr>
+              <w:t>return</w:t>
+            </w:r>
+            <w:r>
+              <w:rPr>
+                <w:rFonts w:ascii="Consolas" w:hAnsi="Consolas" w:cs="Consolas"/>
+                <w:color w:val="D4D4D4"/>
+                <w:sz w:val="17"/>
+                <w:szCs w:val="17"/>
+              </w:rPr>
+              <w:t xml:space="preserve"> _addr; }</w:t>
+            </w:r>
+          </w:p>
+          <w:p>
+            <w:r>
+              <w:rPr>
+                <w:rFonts w:ascii="Consolas" w:hAnsi="Consolas" w:cs="Consolas"/>
+                <w:color w:val="D4D4D4"/>
+                <w:sz w:val="17"/>
+                <w:szCs w:val="17"/>
+              </w:rPr>
+              <w:t xml:space="preserve">  </w:t>
+            </w:r>
+            <w:r>
+              <w:rPr>
+                <w:rFonts w:ascii="Consolas" w:hAnsi="Consolas" w:cs="Consolas"/>
+                <w:color w:val="569CD6"/>
+                <w:sz w:val="17"/>
+                <w:szCs w:val="17"/>
+              </w:rPr>
+              <w:t>const</w:t>
+            </w:r>
+            <w:r>
+              <w:rPr>
+                <w:rFonts w:ascii="Consolas" w:hAnsi="Consolas" w:cs="Consolas"/>
+                <w:color w:val="D4D4D4"/>
+                <w:sz w:val="17"/>
+                <w:szCs w:val="17"/>
+              </w:rPr>
+              <w:t xml:space="preserve"> </w:t>
+            </w:r>
+            <w:r>
+              <w:rPr>
+                <w:rFonts w:ascii="Consolas" w:hAnsi="Consolas" w:cs="Consolas"/>
+                <w:color w:val="569CD6"/>
+                <w:sz w:val="17"/>
+                <w:szCs w:val="17"/>
+              </w:rPr>
+              <w:t>char</w:t>
+            </w:r>
+            <w:r>
+              <w:rPr>
+                <w:rFonts w:ascii="Consolas" w:hAnsi="Consolas" w:cs="Consolas"/>
+                <w:color w:val="D4D4D4"/>
+                <w:sz w:val="17"/>
+                <w:szCs w:val="17"/>
+              </w:rPr>
+              <w:t xml:space="preserve">* </w:t>
+            </w:r>
+            <w:r>
+              <w:rPr>
+                <w:rFonts w:ascii="Consolas" w:hAnsi="Consolas" w:cs="Consolas"/>
+                <w:color w:val="DCDCAA"/>
+                <w:sz w:val="17"/>
+                <w:szCs w:val="17"/>
+              </w:rPr>
+              <w:t>name</w:t>
+            </w:r>
+            <w:r>
+              <w:rPr>
+                <w:rFonts w:ascii="Consolas" w:hAnsi="Consolas" w:cs="Consolas"/>
+                <w:color w:val="D4D4D4"/>
+                <w:sz w:val="17"/>
+                <w:szCs w:val="17"/>
+              </w:rPr>
+              <w:t xml:space="preserve">() </w:t>
+            </w:r>
+            <w:r>
+              <w:rPr>
+                <w:rFonts w:ascii="Consolas" w:hAnsi="Consolas" w:cs="Consolas"/>
+                <w:color w:val="569CD6"/>
+                <w:sz w:val="17"/>
+                <w:szCs w:val="17"/>
+              </w:rPr>
+              <w:t>const</w:t>
+            </w:r>
+            <w:r>
+              <w:rPr>
+                <w:rFonts w:ascii="Consolas" w:hAnsi="Consolas" w:cs="Consolas"/>
+                <w:color w:val="D4D4D4"/>
+                <w:sz w:val="17"/>
+                <w:szCs w:val="17"/>
+              </w:rPr>
+              <w:t xml:space="preserve"> {</w:t>
+            </w:r>
+          </w:p>
+          <w:p>
+            <w:r>
+              <w:rPr>
+                <w:rFonts w:ascii="Consolas" w:hAnsi="Consolas" w:cs="Consolas"/>
+                <w:color w:val="D4D4D4"/>
+                <w:sz w:val="17"/>
+                <w:szCs w:val="17"/>
+              </w:rPr>
+              <w:t xml:space="preserve">    </w:t>
+            </w:r>
+            <w:r>
+              <w:rPr>
+                <w:rFonts w:ascii="Consolas" w:hAnsi="Consolas" w:cs="Consolas"/>
+                <w:color w:val="569CD6"/>
+                <w:sz w:val="17"/>
+                <w:szCs w:val="17"/>
+              </w:rPr>
+              <w:t>if</w:t>
+            </w:r>
+            <w:r>
+              <w:rPr>
+                <w:rFonts w:ascii="Consolas" w:hAnsi="Consolas" w:cs="Consolas"/>
+                <w:color w:val="D4D4D4"/>
+                <w:sz w:val="17"/>
+                <w:szCs w:val="17"/>
+              </w:rPr>
+              <w:t xml:space="preserve"> (_type == I2C_BACKPACK) </w:t>
+            </w:r>
+            <w:r>
+              <w:rPr>
+                <w:rFonts w:ascii="Consolas" w:hAnsi="Consolas" w:cs="Consolas"/>
+                <w:color w:val="569CD6"/>
+                <w:sz w:val="17"/>
+                <w:szCs w:val="17"/>
+              </w:rPr>
+              <w:t>return</w:t>
+            </w:r>
+            <w:r>
+              <w:rPr>
+                <w:rFonts w:ascii="Consolas" w:hAnsi="Consolas" w:cs="Consolas"/>
+                <w:color w:val="D4D4D4"/>
+                <w:sz w:val="17"/>
+                <w:szCs w:val="17"/>
+              </w:rPr>
+              <w:t xml:space="preserve"> </w:t>
+            </w:r>
+            <w:r>
+              <w:rPr>
+                <w:rFonts w:ascii="Consolas" w:hAnsi="Consolas" w:cs="Consolas"/>
+                <w:color w:val="CE9178"/>
+                <w:sz w:val="17"/>
+                <w:szCs w:val="17"/>
+              </w:rPr>
+              <w:t>"I2C backpack LCD"</w:t>
+            </w:r>
+            <w:r>
+              <w:rPr>
+                <w:rFonts w:ascii="Consolas" w:hAnsi="Consolas" w:cs="Consolas"/>
+                <w:color w:val="D4D4D4"/>
+                <w:sz w:val="17"/>
+                <w:szCs w:val="17"/>
+              </w:rPr>
+              <w:t>;</w:t>
+            </w:r>
+          </w:p>
+          <w:p>
+            <w:r>
+              <w:rPr>
+                <w:rFonts w:ascii="Consolas" w:hAnsi="Consolas" w:cs="Consolas"/>
+                <w:color w:val="D4D4D4"/>
+                <w:sz w:val="17"/>
+                <w:szCs w:val="17"/>
+              </w:rPr>
+              <w:t xml:space="preserve">    </w:t>
+            </w:r>
+            <w:r>
+              <w:rPr>
+                <w:rFonts w:ascii="Consolas" w:hAnsi="Consolas" w:cs="Consolas"/>
+                <w:color w:val="569CD6"/>
+                <w:sz w:val="17"/>
+                <w:szCs w:val="17"/>
+              </w:rPr>
+              <w:t>if</w:t>
+            </w:r>
+            <w:r>
+              <w:rPr>
+                <w:rFonts w:ascii="Consolas" w:hAnsi="Consolas" w:cs="Consolas"/>
+                <w:color w:val="D4D4D4"/>
+                <w:sz w:val="17"/>
+                <w:szCs w:val="17"/>
+              </w:rPr>
+              <w:t xml:space="preserve"> (_type == RGB_SHIELD) </w:t>
+            </w:r>
+            <w:r>
+              <w:rPr>
+                <w:rFonts w:ascii="Consolas" w:hAnsi="Consolas" w:cs="Consolas"/>
+                <w:color w:val="569CD6"/>
+                <w:sz w:val="17"/>
+                <w:szCs w:val="17"/>
+              </w:rPr>
+              <w:t>return</w:t>
+            </w:r>
+            <w:r>
+              <w:rPr>
+                <w:rFonts w:ascii="Consolas" w:hAnsi="Consolas" w:cs="Consolas"/>
+                <w:color w:val="D4D4D4"/>
+                <w:sz w:val="17"/>
+                <w:szCs w:val="17"/>
+              </w:rPr>
+              <w:t xml:space="preserve"> </w:t>
+            </w:r>
+            <w:r>
+              <w:rPr>
+                <w:rFonts w:ascii="Consolas" w:hAnsi="Consolas" w:cs="Consolas"/>
+                <w:color w:val="CE9178"/>
+                <w:sz w:val="17"/>
+                <w:szCs w:val="17"/>
+              </w:rPr>
+              <w:t>"Adafruit RGB LCD shield"</w:t>
+            </w:r>
+            <w:r>
+              <w:rPr>
+                <w:rFonts w:ascii="Consolas" w:hAnsi="Consolas" w:cs="Consolas"/>
+                <w:color w:val="D4D4D4"/>
+                <w:sz w:val="17"/>
+                <w:szCs w:val="17"/>
+              </w:rPr>
+              <w:t>;</w:t>
+            </w:r>
+          </w:p>
+          <w:p>
+            <w:r>
+              <w:rPr>
+                <w:rFonts w:ascii="Consolas" w:hAnsi="Consolas" w:cs="Consolas"/>
+                <w:color w:val="D4D4D4"/>
+                <w:sz w:val="17"/>
+                <w:szCs w:val="17"/>
+              </w:rPr>
+              <w:t xml:space="preserve">    </w:t>
+            </w:r>
+            <w:r>
+              <w:rPr>
+                <w:rFonts w:ascii="Consolas" w:hAnsi="Consolas" w:cs="Consolas"/>
+                <w:color w:val="569CD6"/>
+                <w:sz w:val="17"/>
+                <w:szCs w:val="17"/>
+              </w:rPr>
+              <w:t>return</w:t>
+            </w:r>
+            <w:r>
+              <w:rPr>
+                <w:rFonts w:ascii="Consolas" w:hAnsi="Consolas" w:cs="Consolas"/>
+                <w:color w:val="D4D4D4"/>
+                <w:sz w:val="17"/>
+                <w:szCs w:val="17"/>
+              </w:rPr>
+              <w:t xml:space="preserve"> </w:t>
+            </w:r>
+            <w:r>
+              <w:rPr>
+                <w:rFonts w:ascii="Consolas" w:hAnsi="Consolas" w:cs="Consolas"/>
+                <w:color w:val="CE9178"/>
+                <w:sz w:val="17"/>
+                <w:szCs w:val="17"/>
+              </w:rPr>
+              <w:t>"no LCD found"</w:t>
+            </w:r>
+            <w:r>
+              <w:rPr>
+                <w:rFonts w:ascii="Consolas" w:hAnsi="Consolas" w:cs="Consolas"/>
+                <w:color w:val="D4D4D4"/>
+                <w:sz w:val="17"/>
+                <w:szCs w:val="17"/>
+              </w:rPr>
+              <w:t>;</w:t>
+            </w:r>
+          </w:p>
+          <w:p>
+            <w:r>
+              <w:rPr>
+                <w:rFonts w:ascii="Consolas" w:hAnsi="Consolas" w:cs="Consolas"/>
+                <w:color w:val="D4D4D4"/>
+                <w:sz w:val="17"/>
+                <w:szCs w:val="17"/>
+              </w:rPr>
+              <w:t xml:space="preserve">  }</w:t>
+            </w:r>
+          </w:p>
+          <w:p>
+            <w:r>
+              <w:rPr>
+                <w:rFonts w:ascii="Consolas" w:hAnsi="Consolas" w:cs="Consolas"/>
+                <w:color w:val="D4D4D4"/>
+                <w:sz w:val="17"/>
+                <w:szCs w:val="17"/>
+              </w:rPr>
+              <w:t xml:space="preserve"> </w:t>
+            </w:r>
+          </w:p>
+          <w:p>
+            <w:r>
+              <w:rPr>
+                <w:rFonts w:ascii="Consolas" w:hAnsi="Consolas" w:cs="Consolas"/>
+                <w:color w:val="569CD6"/>
+                <w:sz w:val="17"/>
+                <w:szCs w:val="17"/>
+              </w:rPr>
+              <w:t>private</w:t>
+            </w:r>
+            <w:r>
+              <w:rPr>
+                <w:rFonts w:ascii="Consolas" w:hAnsi="Consolas" w:cs="Consolas"/>
+                <w:color w:val="D4D4D4"/>
+                <w:sz w:val="17"/>
+                <w:szCs w:val="17"/>
+              </w:rPr>
+              <w:t>:</w:t>
+            </w:r>
+          </w:p>
+          <w:p>
+            <w:r>
+              <w:rPr>
+                <w:rFonts w:ascii="Consolas" w:hAnsi="Consolas" w:cs="Consolas"/>
+                <w:color w:val="D4D4D4"/>
+                <w:sz w:val="17"/>
+                <w:szCs w:val="17"/>
+              </w:rPr>
+              <w:t xml:space="preserve">  </w:t>
+            </w:r>
+            <w:r>
+              <w:rPr>
+                <w:rFonts w:ascii="Consolas" w:hAnsi="Consolas" w:cs="Consolas"/>
+                <w:color w:val="569CD6"/>
+                <w:sz w:val="17"/>
+                <w:szCs w:val="17"/>
+              </w:rPr>
+              <w:t>static</w:t>
+            </w:r>
+            <w:r>
+              <w:rPr>
+                <w:rFonts w:ascii="Consolas" w:hAnsi="Consolas" w:cs="Consolas"/>
+                <w:color w:val="D4D4D4"/>
+                <w:sz w:val="17"/>
+                <w:szCs w:val="17"/>
+              </w:rPr>
+              <w:t xml:space="preserve"> </w:t>
+            </w:r>
+            <w:r>
+              <w:rPr>
+                <w:rFonts w:ascii="Consolas" w:hAnsi="Consolas" w:cs="Consolas"/>
+                <w:color w:val="569CD6"/>
+                <w:sz w:val="17"/>
+                <w:szCs w:val="17"/>
+              </w:rPr>
+              <w:t>const</w:t>
+            </w:r>
+            <w:r>
+              <w:rPr>
+                <w:rFonts w:ascii="Consolas" w:hAnsi="Consolas" w:cs="Consolas"/>
+                <w:color w:val="D4D4D4"/>
+                <w:sz w:val="17"/>
+                <w:szCs w:val="17"/>
+              </w:rPr>
+              <w:t xml:space="preserve"> </w:t>
+            </w:r>
+            <w:r>
+              <w:rPr>
+                <w:rFonts w:ascii="Consolas" w:hAnsi="Consolas" w:cs="Consolas"/>
+                <w:color w:val="569CD6"/>
+                <w:sz w:val="17"/>
+                <w:szCs w:val="17"/>
+              </w:rPr>
+              <w:t>uint8_t</w:t>
+            </w:r>
+            <w:r>
+              <w:rPr>
+                <w:rFonts w:ascii="Consolas" w:hAnsi="Consolas" w:cs="Consolas"/>
+                <w:color w:val="D4D4D4"/>
+                <w:sz w:val="17"/>
+                <w:szCs w:val="17"/>
+              </w:rPr>
+              <w:t xml:space="preserve"> SHIELD_ADDR = </w:t>
+            </w:r>
+            <w:r>
+              <w:rPr>
+                <w:rFonts w:ascii="Consolas" w:hAnsi="Consolas" w:cs="Consolas"/>
+                <w:color w:val="B5CEA8"/>
+                <w:sz w:val="17"/>
+                <w:szCs w:val="17"/>
+              </w:rPr>
+              <w:t>0x20</w:t>
+            </w:r>
+            <w:r>
+              <w:rPr>
+                <w:rFonts w:ascii="Consolas" w:hAnsi="Consolas" w:cs="Consolas"/>
+                <w:color w:val="D4D4D4"/>
+                <w:sz w:val="17"/>
+                <w:szCs w:val="17"/>
+              </w:rPr>
+              <w:t>;</w:t>
+            </w:r>
+          </w:p>
+          <w:p>
+            <w:r>
+              <w:rPr>
+                <w:rFonts w:ascii="Consolas" w:hAnsi="Consolas" w:cs="Consolas"/>
+                <w:color w:val="D4D4D4"/>
+                <w:sz w:val="17"/>
+                <w:szCs w:val="17"/>
+              </w:rPr>
+              <w:t xml:space="preserve">  </w:t>
+            </w:r>
+            <w:r>
+              <w:rPr>
+                <w:rFonts w:ascii="Consolas" w:hAnsi="Consolas" w:cs="Consolas"/>
+                <w:color w:val="569CD6"/>
+                <w:sz w:val="17"/>
+                <w:szCs w:val="17"/>
+              </w:rPr>
+              <w:t>static</w:t>
+            </w:r>
+            <w:r>
+              <w:rPr>
+                <w:rFonts w:ascii="Consolas" w:hAnsi="Consolas" w:cs="Consolas"/>
+                <w:color w:val="D4D4D4"/>
+                <w:sz w:val="17"/>
+                <w:szCs w:val="17"/>
+              </w:rPr>
+              <w:t xml:space="preserve"> </w:t>
+            </w:r>
+            <w:r>
+              <w:rPr>
+                <w:rFonts w:ascii="Consolas" w:hAnsi="Consolas" w:cs="Consolas"/>
+                <w:color w:val="569CD6"/>
+                <w:sz w:val="17"/>
+                <w:szCs w:val="17"/>
+              </w:rPr>
+              <w:t>const</w:t>
+            </w:r>
+            <w:r>
+              <w:rPr>
+                <w:rFonts w:ascii="Consolas" w:hAnsi="Consolas" w:cs="Consolas"/>
+                <w:color w:val="D4D4D4"/>
+                <w:sz w:val="17"/>
+                <w:szCs w:val="17"/>
+              </w:rPr>
+              <w:t xml:space="preserve"> </w:t>
+            </w:r>
+            <w:r>
+              <w:rPr>
+                <w:rFonts w:ascii="Consolas" w:hAnsi="Consolas" w:cs="Consolas"/>
+                <w:color w:val="569CD6"/>
+                <w:sz w:val="17"/>
+                <w:szCs w:val="17"/>
+              </w:rPr>
+              <w:t>uint8_t</w:t>
+            </w:r>
+            <w:r>
+              <w:rPr>
+                <w:rFonts w:ascii="Consolas" w:hAnsi="Consolas" w:cs="Consolas"/>
+                <w:color w:val="D4D4D4"/>
+                <w:sz w:val="17"/>
+                <w:szCs w:val="17"/>
+              </w:rPr>
+              <w:t xml:space="preserve"> SHIELD_WHITE = </w:t>
+            </w:r>
+            <w:r>
+              <w:rPr>
+                <w:rFonts w:ascii="Consolas" w:hAnsi="Consolas" w:cs="Consolas"/>
+                <w:color w:val="B5CEA8"/>
+                <w:sz w:val="17"/>
+                <w:szCs w:val="17"/>
+              </w:rPr>
+              <w:t>0x7</w:t>
+            </w:r>
+            <w:r>
+              <w:rPr>
+                <w:rFonts w:ascii="Consolas" w:hAnsi="Consolas" w:cs="Consolas"/>
+                <w:color w:val="D4D4D4"/>
+                <w:sz w:val="17"/>
+                <w:szCs w:val="17"/>
+              </w:rPr>
+              <w:t>;</w:t>
+            </w:r>
+          </w:p>
+          <w:p>
+            <w:r>
+              <w:rPr>
+                <w:rFonts w:ascii="Consolas" w:hAnsi="Consolas" w:cs="Consolas"/>
+                <w:color w:val="D4D4D4"/>
+                <w:sz w:val="17"/>
+                <w:szCs w:val="17"/>
+              </w:rPr>
+              <w:t xml:space="preserve"> </w:t>
+            </w:r>
+          </w:p>
+          <w:p>
+            <w:r>
+              <w:rPr>
+                <w:rFonts w:ascii="Consolas" w:hAnsi="Consolas" w:cs="Consolas"/>
+                <w:color w:val="D4D4D4"/>
+                <w:sz w:val="17"/>
+                <w:szCs w:val="17"/>
+              </w:rPr>
+              <w:t xml:space="preserve">  </w:t>
+            </w:r>
+            <w:r>
+              <w:rPr>
+                <w:rFonts w:ascii="Consolas" w:hAnsi="Consolas" w:cs="Consolas"/>
+                <w:color w:val="569CD6"/>
+                <w:sz w:val="17"/>
+                <w:szCs w:val="17"/>
+              </w:rPr>
+              <w:t>static</w:t>
+            </w:r>
+            <w:r>
+              <w:rPr>
+                <w:rFonts w:ascii="Consolas" w:hAnsi="Consolas" w:cs="Consolas"/>
+                <w:color w:val="D4D4D4"/>
+                <w:sz w:val="17"/>
+                <w:szCs w:val="17"/>
+              </w:rPr>
+              <w:t xml:space="preserve"> </w:t>
+            </w:r>
+            <w:r>
+              <w:rPr>
+                <w:rFonts w:ascii="Consolas" w:hAnsi="Consolas" w:cs="Consolas"/>
+                <w:color w:val="569CD6"/>
+                <w:sz w:val="17"/>
+                <w:szCs w:val="17"/>
+              </w:rPr>
+              <w:t>bool</w:t>
+            </w:r>
+            <w:r>
+              <w:rPr>
+                <w:rFonts w:ascii="Consolas" w:hAnsi="Consolas" w:cs="Consolas"/>
+                <w:color w:val="D4D4D4"/>
+                <w:sz w:val="17"/>
+                <w:szCs w:val="17"/>
+              </w:rPr>
+              <w:t xml:space="preserve"> </w:t>
+            </w:r>
+            <w:r>
+              <w:rPr>
+                <w:rFonts w:ascii="Consolas" w:hAnsi="Consolas" w:cs="Consolas"/>
+                <w:color w:val="DCDCAA"/>
+                <w:sz w:val="17"/>
+                <w:szCs w:val="17"/>
+              </w:rPr>
+              <w:t>present</w:t>
+            </w:r>
+            <w:r>
+              <w:rPr>
+                <w:rFonts w:ascii="Consolas" w:hAnsi="Consolas" w:cs="Consolas"/>
+                <w:color w:val="D4D4D4"/>
+                <w:sz w:val="17"/>
+                <w:szCs w:val="17"/>
+              </w:rPr>
+              <w:t>(</w:t>
+            </w:r>
+            <w:r>
+              <w:rPr>
+                <w:rFonts w:ascii="Consolas" w:hAnsi="Consolas" w:cs="Consolas"/>
+                <w:color w:val="569CD6"/>
+                <w:sz w:val="17"/>
+                <w:szCs w:val="17"/>
+              </w:rPr>
+              <w:t>uint8_t</w:t>
+            </w:r>
+            <w:r>
+              <w:rPr>
+                <w:rFonts w:ascii="Consolas" w:hAnsi="Consolas" w:cs="Consolas"/>
+                <w:color w:val="D4D4D4"/>
+                <w:sz w:val="17"/>
+                <w:szCs w:val="17"/>
+              </w:rPr>
+              <w:t xml:space="preserve"> addr) {</w:t>
+            </w:r>
+          </w:p>
+          <w:p>
+            <w:r>
+              <w:rPr>
+                <w:rFonts w:ascii="Consolas" w:hAnsi="Consolas" w:cs="Consolas"/>
+                <w:color w:val="D4D4D4"/>
+                <w:sz w:val="17"/>
+                <w:szCs w:val="17"/>
+              </w:rPr>
+              <w:t xml:space="preserve">    </w:t>
+            </w:r>
+            <w:r>
+              <w:rPr>
+                <w:rFonts w:ascii="Consolas" w:hAnsi="Consolas" w:cs="Consolas"/>
+                <w:color w:val="4EC9B0"/>
+                <w:sz w:val="17"/>
+                <w:szCs w:val="17"/>
+              </w:rPr>
+              <w:t>Wire</w:t>
+            </w:r>
+            <w:r>
+              <w:rPr>
+                <w:rFonts w:ascii="Consolas" w:hAnsi="Consolas" w:cs="Consolas"/>
+                <w:color w:val="D4D4D4"/>
+                <w:sz w:val="17"/>
+                <w:szCs w:val="17"/>
+              </w:rPr>
+              <w:t>.</w:t>
+            </w:r>
+            <w:r>
+              <w:rPr>
+                <w:rFonts w:ascii="Consolas" w:hAnsi="Consolas" w:cs="Consolas"/>
+                <w:color w:val="DCDCAA"/>
+                <w:sz w:val="17"/>
+                <w:szCs w:val="17"/>
+              </w:rPr>
+              <w:t>beginTransmission</w:t>
+            </w:r>
+            <w:r>
+              <w:rPr>
+                <w:rFonts w:ascii="Consolas" w:hAnsi="Consolas" w:cs="Consolas"/>
+                <w:color w:val="D4D4D4"/>
+                <w:sz w:val="17"/>
+                <w:szCs w:val="17"/>
+              </w:rPr>
+              <w:t>(addr);</w:t>
+            </w:r>
+          </w:p>
+          <w:p>
+            <w:r>
+              <w:rPr>
+                <w:rFonts w:ascii="Consolas" w:hAnsi="Consolas" w:cs="Consolas"/>
+                <w:color w:val="D4D4D4"/>
+                <w:sz w:val="17"/>
+                <w:szCs w:val="17"/>
+              </w:rPr>
+              <w:t xml:space="preserve">    </w:t>
+            </w:r>
+            <w:r>
+              <w:rPr>
+                <w:rFonts w:ascii="Consolas" w:hAnsi="Consolas" w:cs="Consolas"/>
+                <w:color w:val="569CD6"/>
+                <w:sz w:val="17"/>
+                <w:szCs w:val="17"/>
+              </w:rPr>
+              <w:t>return</w:t>
+            </w:r>
+            <w:r>
+              <w:rPr>
+                <w:rFonts w:ascii="Consolas" w:hAnsi="Consolas" w:cs="Consolas"/>
+                <w:color w:val="D4D4D4"/>
+                <w:sz w:val="17"/>
+                <w:szCs w:val="17"/>
+              </w:rPr>
+              <w:t xml:space="preserve"> </w:t>
+            </w:r>
+            <w:r>
+              <w:rPr>
+                <w:rFonts w:ascii="Consolas" w:hAnsi="Consolas" w:cs="Consolas"/>
+                <w:color w:val="4EC9B0"/>
+                <w:sz w:val="17"/>
+                <w:szCs w:val="17"/>
+              </w:rPr>
+              <w:t>Wire</w:t>
+            </w:r>
+            <w:r>
+              <w:rPr>
+                <w:rFonts w:ascii="Consolas" w:hAnsi="Consolas" w:cs="Consolas"/>
+                <w:color w:val="D4D4D4"/>
+                <w:sz w:val="17"/>
+                <w:szCs w:val="17"/>
+              </w:rPr>
+              <w:t>.</w:t>
+            </w:r>
+            <w:r>
+              <w:rPr>
+                <w:rFonts w:ascii="Consolas" w:hAnsi="Consolas" w:cs="Consolas"/>
+                <w:color w:val="DCDCAA"/>
+                <w:sz w:val="17"/>
+                <w:szCs w:val="17"/>
+              </w:rPr>
+              <w:t>endTransmission</w:t>
+            </w:r>
+            <w:r>
+              <w:rPr>
+                <w:rFonts w:ascii="Consolas" w:hAnsi="Consolas" w:cs="Consolas"/>
+                <w:color w:val="D4D4D4"/>
+                <w:sz w:val="17"/>
+                <w:szCs w:val="17"/>
+              </w:rPr>
+              <w:t xml:space="preserve">() == </w:t>
+            </w:r>
+            <w:r>
+              <w:rPr>
+                <w:rFonts w:ascii="Consolas" w:hAnsi="Consolas" w:cs="Consolas"/>
+                <w:color w:val="B5CEA8"/>
+                <w:sz w:val="17"/>
+                <w:szCs w:val="17"/>
+              </w:rPr>
+              <w:t>0</w:t>
+            </w:r>
+            <w:r>
+              <w:rPr>
+                <w:rFonts w:ascii="Consolas" w:hAnsi="Consolas" w:cs="Consolas"/>
+                <w:color w:val="D4D4D4"/>
+                <w:sz w:val="17"/>
+                <w:szCs w:val="17"/>
+              </w:rPr>
+              <w:t>;</w:t>
+            </w:r>
+          </w:p>
+          <w:p>
+            <w:r>
+              <w:rPr>
+                <w:rFonts w:ascii="Consolas" w:hAnsi="Consolas" w:cs="Consolas"/>
+                <w:color w:val="D4D4D4"/>
+                <w:sz w:val="17"/>
+                <w:szCs w:val="17"/>
+              </w:rPr>
+              <w:t xml:space="preserve">  }</w:t>
+            </w:r>
+          </w:p>
+          <w:p>
+            <w:r>
+              <w:rPr>
+                <w:rFonts w:ascii="Consolas" w:hAnsi="Consolas" w:cs="Consolas"/>
+                <w:color w:val="D4D4D4"/>
+                <w:sz w:val="17"/>
+                <w:szCs w:val="17"/>
+              </w:rPr>
+              <w:t xml:space="preserve"> </w:t>
+            </w:r>
+          </w:p>
+          <w:p>
+            <w:r>
+              <w:rPr>
+                <w:rFonts w:ascii="Consolas" w:hAnsi="Consolas" w:cs="Consolas"/>
+                <w:color w:val="D4D4D4"/>
+                <w:sz w:val="17"/>
+                <w:szCs w:val="17"/>
+              </w:rPr>
+              <w:t xml:space="preserve">  </w:t>
+            </w:r>
+            <w:r>
+              <w:rPr>
+                <w:rFonts w:ascii="Consolas" w:hAnsi="Consolas" w:cs="Consolas"/>
+                <w:color w:val="6A9955"/>
+                <w:sz w:val="17"/>
+                <w:szCs w:val="17"/>
+              </w:rPr>
+              <w:t>// Write a test value to MCP23017 register IPOLA (0x02), read it</w:t>
+            </w:r>
+          </w:p>
+          <w:p>
+            <w:r>
+              <w:rPr>
+                <w:rFonts w:ascii="Consolas" w:hAnsi="Consolas" w:cs="Consolas"/>
+                <w:color w:val="D4D4D4"/>
+                <w:sz w:val="17"/>
+                <w:szCs w:val="17"/>
+              </w:rPr>
+              <w:t xml:space="preserve">  </w:t>
+            </w:r>
+            <w:r>
+              <w:rPr>
+                <w:rFonts w:ascii="Consolas" w:hAnsi="Consolas" w:cs="Consolas"/>
+                <w:color w:val="6A9955"/>
+                <w:sz w:val="17"/>
+                <w:szCs w:val="17"/>
+              </w:rPr>
+              <w:t>// back, then put it back to 0. A PCF8574 treats those bytes as</w:t>
+            </w:r>
+          </w:p>
+          <w:p>
+            <w:r>
+              <w:rPr>
+                <w:rFonts w:ascii="Consolas" w:hAnsi="Consolas" w:cs="Consolas"/>
+                <w:color w:val="D4D4D4"/>
+                <w:sz w:val="17"/>
+                <w:szCs w:val="17"/>
+              </w:rPr>
+              <w:t xml:space="preserve">  </w:t>
+            </w:r>
+            <w:r>
+              <w:rPr>
+                <w:rFonts w:ascii="Consolas" w:hAnsi="Consolas" w:cs="Consolas"/>
+                <w:color w:val="6A9955"/>
+                <w:sz w:val="17"/>
+                <w:szCs w:val="17"/>
+              </w:rPr>
+              <w:t>// output pins (0x02 then 0x5A, Enable bit P2 never set) and reads</w:t>
+            </w:r>
+          </w:p>
+          <w:p>
+            <w:r>
+              <w:rPr>
+                <w:rFonts w:ascii="Consolas" w:hAnsi="Consolas" w:cs="Consolas"/>
+                <w:color w:val="D4D4D4"/>
+                <w:sz w:val="17"/>
+                <w:szCs w:val="17"/>
+              </w:rPr>
+              <w:t xml:space="preserve">  </w:t>
+            </w:r>
+            <w:r>
+              <w:rPr>
+                <w:rFonts w:ascii="Consolas" w:hAnsi="Consolas" w:cs="Consolas"/>
+                <w:color w:val="6A9955"/>
+                <w:sz w:val="17"/>
+                <w:szCs w:val="17"/>
+              </w:rPr>
+              <w:t>// back at most 0x02, so it can never return 0x5A.</w:t>
+            </w:r>
+          </w:p>
+          <w:p>
+            <w:r>
+              <w:rPr>
+                <w:rFonts w:ascii="Consolas" w:hAnsi="Consolas" w:cs="Consolas"/>
+                <w:color w:val="D4D4D4"/>
+                <w:sz w:val="17"/>
+                <w:szCs w:val="17"/>
+              </w:rPr>
+              <w:t xml:space="preserve">  </w:t>
+            </w:r>
+            <w:r>
+              <w:rPr>
+                <w:rFonts w:ascii="Consolas" w:hAnsi="Consolas" w:cs="Consolas"/>
+                <w:color w:val="569CD6"/>
+                <w:sz w:val="17"/>
+                <w:szCs w:val="17"/>
+              </w:rPr>
+              <w:t>static</w:t>
+            </w:r>
+            <w:r>
+              <w:rPr>
+                <w:rFonts w:ascii="Consolas" w:hAnsi="Consolas" w:cs="Consolas"/>
+                <w:color w:val="D4D4D4"/>
+                <w:sz w:val="17"/>
+                <w:szCs w:val="17"/>
+              </w:rPr>
+              <w:t xml:space="preserve"> </w:t>
+            </w:r>
+            <w:r>
+              <w:rPr>
+                <w:rFonts w:ascii="Consolas" w:hAnsi="Consolas" w:cs="Consolas"/>
+                <w:color w:val="569CD6"/>
+                <w:sz w:val="17"/>
+                <w:szCs w:val="17"/>
+              </w:rPr>
+              <w:t>bool</w:t>
+            </w:r>
+            <w:r>
+              <w:rPr>
+                <w:rFonts w:ascii="Consolas" w:hAnsi="Consolas" w:cs="Consolas"/>
+                <w:color w:val="D4D4D4"/>
+                <w:sz w:val="17"/>
+                <w:szCs w:val="17"/>
+              </w:rPr>
+              <w:t xml:space="preserve"> </w:t>
+            </w:r>
+            <w:r>
+              <w:rPr>
+                <w:rFonts w:ascii="Consolas" w:hAnsi="Consolas" w:cs="Consolas"/>
+                <w:color w:val="DCDCAA"/>
+                <w:sz w:val="17"/>
+                <w:szCs w:val="17"/>
+              </w:rPr>
+              <w:t>isMCP23017</w:t>
+            </w:r>
+            <w:r>
+              <w:rPr>
+                <w:rFonts w:ascii="Consolas" w:hAnsi="Consolas" w:cs="Consolas"/>
+                <w:color w:val="D4D4D4"/>
+                <w:sz w:val="17"/>
+                <w:szCs w:val="17"/>
+              </w:rPr>
+              <w:t>(</w:t>
+            </w:r>
+            <w:r>
+              <w:rPr>
+                <w:rFonts w:ascii="Consolas" w:hAnsi="Consolas" w:cs="Consolas"/>
+                <w:color w:val="569CD6"/>
+                <w:sz w:val="17"/>
+                <w:szCs w:val="17"/>
+              </w:rPr>
+              <w:t>uint8_t</w:t>
+            </w:r>
+            <w:r>
+              <w:rPr>
+                <w:rFonts w:ascii="Consolas" w:hAnsi="Consolas" w:cs="Consolas"/>
+                <w:color w:val="D4D4D4"/>
+                <w:sz w:val="17"/>
+                <w:szCs w:val="17"/>
+              </w:rPr>
+              <w:t xml:space="preserve"> addr) {</w:t>
+            </w:r>
+          </w:p>
+          <w:p>
+            <w:r>
+              <w:rPr>
+                <w:rFonts w:ascii="Consolas" w:hAnsi="Consolas" w:cs="Consolas"/>
+                <w:color w:val="D4D4D4"/>
+                <w:sz w:val="17"/>
+                <w:szCs w:val="17"/>
+              </w:rPr>
+              <w:t xml:space="preserve">    </w:t>
+            </w:r>
+            <w:r>
+              <w:rPr>
+                <w:rFonts w:ascii="Consolas" w:hAnsi="Consolas" w:cs="Consolas"/>
+                <w:color w:val="569CD6"/>
+                <w:sz w:val="17"/>
+                <w:szCs w:val="17"/>
+              </w:rPr>
+              <w:t>const</w:t>
+            </w:r>
+            <w:r>
+              <w:rPr>
+                <w:rFonts w:ascii="Consolas" w:hAnsi="Consolas" w:cs="Consolas"/>
+                <w:color w:val="D4D4D4"/>
+                <w:sz w:val="17"/>
+                <w:szCs w:val="17"/>
+              </w:rPr>
+              <w:t xml:space="preserve"> </w:t>
+            </w:r>
+            <w:r>
+              <w:rPr>
+                <w:rFonts w:ascii="Consolas" w:hAnsi="Consolas" w:cs="Consolas"/>
+                <w:color w:val="569CD6"/>
+                <w:sz w:val="17"/>
+                <w:szCs w:val="17"/>
+              </w:rPr>
+              <w:t>uint8_t</w:t>
+            </w:r>
+            <w:r>
+              <w:rPr>
+                <w:rFonts w:ascii="Consolas" w:hAnsi="Consolas" w:cs="Consolas"/>
+                <w:color w:val="D4D4D4"/>
+                <w:sz w:val="17"/>
+                <w:szCs w:val="17"/>
+              </w:rPr>
+              <w:t xml:space="preserve"> IPOLA = </w:t>
+            </w:r>
+            <w:r>
+              <w:rPr>
+                <w:rFonts w:ascii="Consolas" w:hAnsi="Consolas" w:cs="Consolas"/>
+                <w:color w:val="B5CEA8"/>
+                <w:sz w:val="17"/>
+                <w:szCs w:val="17"/>
+              </w:rPr>
+              <w:t>0x02</w:t>
+            </w:r>
+            <w:r>
+              <w:rPr>
+                <w:rFonts w:ascii="Consolas" w:hAnsi="Consolas" w:cs="Consolas"/>
+                <w:color w:val="D4D4D4"/>
+                <w:sz w:val="17"/>
+                <w:szCs w:val="17"/>
+              </w:rPr>
+              <w:t xml:space="preserve">, TEST = </w:t>
+            </w:r>
+            <w:r>
+              <w:rPr>
+                <w:rFonts w:ascii="Consolas" w:hAnsi="Consolas" w:cs="Consolas"/>
+                <w:color w:val="B5CEA8"/>
+                <w:sz w:val="17"/>
+                <w:szCs w:val="17"/>
+              </w:rPr>
+              <w:t>0x5A</w:t>
+            </w:r>
+            <w:r>
+              <w:rPr>
+                <w:rFonts w:ascii="Consolas" w:hAnsi="Consolas" w:cs="Consolas"/>
+                <w:color w:val="D4D4D4"/>
+                <w:sz w:val="17"/>
+                <w:szCs w:val="17"/>
+              </w:rPr>
+              <w:t>;</w:t>
+            </w:r>
+          </w:p>
+          <w:p>
+            <w:r>
+              <w:rPr>
+                <w:rFonts w:ascii="Consolas" w:hAnsi="Consolas" w:cs="Consolas"/>
+                <w:color w:val="D4D4D4"/>
+                <w:sz w:val="17"/>
+                <w:szCs w:val="17"/>
+              </w:rPr>
+              <w:t xml:space="preserve">    </w:t>
+            </w:r>
+            <w:r>
+              <w:rPr>
+                <w:rFonts w:ascii="Consolas" w:hAnsi="Consolas" w:cs="Consolas"/>
+                <w:color w:val="4EC9B0"/>
+                <w:sz w:val="17"/>
+                <w:szCs w:val="17"/>
+              </w:rPr>
+              <w:t>Wire</w:t>
+            </w:r>
+            <w:r>
+              <w:rPr>
+                <w:rFonts w:ascii="Consolas" w:hAnsi="Consolas" w:cs="Consolas"/>
+                <w:color w:val="D4D4D4"/>
+                <w:sz w:val="17"/>
+                <w:szCs w:val="17"/>
+              </w:rPr>
+              <w:t>.</w:t>
+            </w:r>
+            <w:r>
+              <w:rPr>
+                <w:rFonts w:ascii="Consolas" w:hAnsi="Consolas" w:cs="Consolas"/>
+                <w:color w:val="DCDCAA"/>
+                <w:sz w:val="17"/>
+                <w:szCs w:val="17"/>
+              </w:rPr>
+              <w:t>beginTransmission</w:t>
+            </w:r>
+            <w:r>
+              <w:rPr>
+                <w:rFonts w:ascii="Consolas" w:hAnsi="Consolas" w:cs="Consolas"/>
+                <w:color w:val="D4D4D4"/>
+                <w:sz w:val="17"/>
+                <w:szCs w:val="17"/>
+              </w:rPr>
+              <w:t>(addr);</w:t>
+            </w:r>
+          </w:p>
+          <w:p>
+            <w:r>
+              <w:rPr>
+                <w:rFonts w:ascii="Consolas" w:hAnsi="Consolas" w:cs="Consolas"/>
+                <w:color w:val="D4D4D4"/>
+                <w:sz w:val="17"/>
+                <w:szCs w:val="17"/>
+              </w:rPr>
+              <w:t xml:space="preserve">    </w:t>
+            </w:r>
+            <w:r>
+              <w:rPr>
+                <w:rFonts w:ascii="Consolas" w:hAnsi="Consolas" w:cs="Consolas"/>
+                <w:color w:val="4EC9B0"/>
+                <w:sz w:val="17"/>
+                <w:szCs w:val="17"/>
+              </w:rPr>
+              <w:t>Wire</w:t>
+            </w:r>
+            <w:r>
+              <w:rPr>
+                <w:rFonts w:ascii="Consolas" w:hAnsi="Consolas" w:cs="Consolas"/>
+                <w:color w:val="D4D4D4"/>
+                <w:sz w:val="17"/>
+                <w:szCs w:val="17"/>
+              </w:rPr>
+              <w:t>.</w:t>
+            </w:r>
+            <w:r>
+              <w:rPr>
+                <w:rFonts w:ascii="Consolas" w:hAnsi="Consolas" w:cs="Consolas"/>
+                <w:color w:val="DCDCAA"/>
+                <w:sz w:val="17"/>
+                <w:szCs w:val="17"/>
+              </w:rPr>
+              <w:t>write</w:t>
+            </w:r>
+            <w:r>
+              <w:rPr>
+                <w:rFonts w:ascii="Consolas" w:hAnsi="Consolas" w:cs="Consolas"/>
+                <w:color w:val="D4D4D4"/>
+                <w:sz w:val="17"/>
+                <w:szCs w:val="17"/>
+              </w:rPr>
+              <w:t>(IPOLA);</w:t>
+            </w:r>
+          </w:p>
+          <w:p>
+            <w:r>
+              <w:rPr>
+                <w:rFonts w:ascii="Consolas" w:hAnsi="Consolas" w:cs="Consolas"/>
+                <w:color w:val="D4D4D4"/>
+                <w:sz w:val="17"/>
+                <w:szCs w:val="17"/>
+              </w:rPr>
+              <w:t xml:space="preserve">    </w:t>
+            </w:r>
+            <w:r>
+              <w:rPr>
+                <w:rFonts w:ascii="Consolas" w:hAnsi="Consolas" w:cs="Consolas"/>
+                <w:color w:val="4EC9B0"/>
+                <w:sz w:val="17"/>
+                <w:szCs w:val="17"/>
+              </w:rPr>
+              <w:t>Wire</w:t>
+            </w:r>
+            <w:r>
+              <w:rPr>
+                <w:rFonts w:ascii="Consolas" w:hAnsi="Consolas" w:cs="Consolas"/>
+                <w:color w:val="D4D4D4"/>
+                <w:sz w:val="17"/>
+                <w:szCs w:val="17"/>
+              </w:rPr>
+              <w:t>.</w:t>
+            </w:r>
+            <w:r>
+              <w:rPr>
+                <w:rFonts w:ascii="Consolas" w:hAnsi="Consolas" w:cs="Consolas"/>
+                <w:color w:val="DCDCAA"/>
+                <w:sz w:val="17"/>
+                <w:szCs w:val="17"/>
+              </w:rPr>
+              <w:t>write</w:t>
+            </w:r>
+            <w:r>
+              <w:rPr>
+                <w:rFonts w:ascii="Consolas" w:hAnsi="Consolas" w:cs="Consolas"/>
+                <w:color w:val="D4D4D4"/>
+                <w:sz w:val="17"/>
+                <w:szCs w:val="17"/>
+              </w:rPr>
+              <w:t>(TEST);</w:t>
+            </w:r>
+          </w:p>
+          <w:p>
+            <w:r>
+              <w:rPr>
+                <w:rFonts w:ascii="Consolas" w:hAnsi="Consolas" w:cs="Consolas"/>
+                <w:color w:val="D4D4D4"/>
+                <w:sz w:val="17"/>
+                <w:szCs w:val="17"/>
+              </w:rPr>
+              <w:t xml:space="preserve">    </w:t>
+            </w:r>
+            <w:r>
+              <w:rPr>
+                <w:rFonts w:ascii="Consolas" w:hAnsi="Consolas" w:cs="Consolas"/>
+                <w:color w:val="569CD6"/>
+                <w:sz w:val="17"/>
+                <w:szCs w:val="17"/>
+              </w:rPr>
+              <w:t>if</w:t>
+            </w:r>
+            <w:r>
+              <w:rPr>
+                <w:rFonts w:ascii="Consolas" w:hAnsi="Consolas" w:cs="Consolas"/>
+                <w:color w:val="D4D4D4"/>
+                <w:sz w:val="17"/>
+                <w:szCs w:val="17"/>
+              </w:rPr>
+              <w:t xml:space="preserve"> (</w:t>
+            </w:r>
+            <w:r>
+              <w:rPr>
+                <w:rFonts w:ascii="Consolas" w:hAnsi="Consolas" w:cs="Consolas"/>
+                <w:color w:val="4EC9B0"/>
+                <w:sz w:val="17"/>
+                <w:szCs w:val="17"/>
+              </w:rPr>
+              <w:t>Wire</w:t>
+            </w:r>
+            <w:r>
+              <w:rPr>
+                <w:rFonts w:ascii="Consolas" w:hAnsi="Consolas" w:cs="Consolas"/>
+                <w:color w:val="D4D4D4"/>
+                <w:sz w:val="17"/>
+                <w:szCs w:val="17"/>
+              </w:rPr>
+              <w:t>.</w:t>
+            </w:r>
+            <w:r>
+              <w:rPr>
+                <w:rFonts w:ascii="Consolas" w:hAnsi="Consolas" w:cs="Consolas"/>
+                <w:color w:val="DCDCAA"/>
+                <w:sz w:val="17"/>
+                <w:szCs w:val="17"/>
+              </w:rPr>
+              <w:t>endTransmission</w:t>
+            </w:r>
+            <w:r>
+              <w:rPr>
+                <w:rFonts w:ascii="Consolas" w:hAnsi="Consolas" w:cs="Consolas"/>
+                <w:color w:val="D4D4D4"/>
+                <w:sz w:val="17"/>
+                <w:szCs w:val="17"/>
+              </w:rPr>
+              <w:t xml:space="preserve">() != </w:t>
+            </w:r>
+            <w:r>
+              <w:rPr>
+                <w:rFonts w:ascii="Consolas" w:hAnsi="Consolas" w:cs="Consolas"/>
+                <w:color w:val="B5CEA8"/>
+                <w:sz w:val="17"/>
+                <w:szCs w:val="17"/>
+              </w:rPr>
+              <w:t>0</w:t>
+            </w:r>
+            <w:r>
+              <w:rPr>
+                <w:rFonts w:ascii="Consolas" w:hAnsi="Consolas" w:cs="Consolas"/>
+                <w:color w:val="D4D4D4"/>
+                <w:sz w:val="17"/>
+                <w:szCs w:val="17"/>
+              </w:rPr>
+              <w:t xml:space="preserve">) </w:t>
+            </w:r>
+            <w:r>
+              <w:rPr>
+                <w:rFonts w:ascii="Consolas" w:hAnsi="Consolas" w:cs="Consolas"/>
+                <w:color w:val="569CD6"/>
+                <w:sz w:val="17"/>
+                <w:szCs w:val="17"/>
+              </w:rPr>
+              <w:t>return</w:t>
+            </w:r>
+            <w:r>
+              <w:rPr>
+                <w:rFonts w:ascii="Consolas" w:hAnsi="Consolas" w:cs="Consolas"/>
+                <w:color w:val="D4D4D4"/>
+                <w:sz w:val="17"/>
+                <w:szCs w:val="17"/>
+              </w:rPr>
+              <w:t xml:space="preserve"> </w:t>
+            </w:r>
+            <w:r>
+              <w:rPr>
+                <w:rFonts w:ascii="Consolas" w:hAnsi="Consolas" w:cs="Consolas"/>
+                <w:color w:val="569CD6"/>
+                <w:sz w:val="17"/>
+                <w:szCs w:val="17"/>
+              </w:rPr>
+              <w:t>false</w:t>
+            </w:r>
+            <w:r>
+              <w:rPr>
+                <w:rFonts w:ascii="Consolas" w:hAnsi="Consolas" w:cs="Consolas"/>
+                <w:color w:val="D4D4D4"/>
+                <w:sz w:val="17"/>
+                <w:szCs w:val="17"/>
+              </w:rPr>
+              <w:t>;</w:t>
+            </w:r>
+          </w:p>
+          <w:p>
+            <w:r>
+              <w:rPr>
+                <w:rFonts w:ascii="Consolas" w:hAnsi="Consolas" w:cs="Consolas"/>
+                <w:color w:val="D4D4D4"/>
+                <w:sz w:val="17"/>
+                <w:szCs w:val="17"/>
+              </w:rPr>
+              <w:t xml:space="preserve"> </w:t>
+            </w:r>
+          </w:p>
+          <w:p>
+            <w:r>
+              <w:rPr>
+                <w:rFonts w:ascii="Consolas" w:hAnsi="Consolas" w:cs="Consolas"/>
+                <w:color w:val="D4D4D4"/>
+                <w:sz w:val="17"/>
+                <w:szCs w:val="17"/>
+              </w:rPr>
+              <w:t xml:space="preserve">    </w:t>
+            </w:r>
+            <w:r>
+              <w:rPr>
+                <w:rFonts w:ascii="Consolas" w:hAnsi="Consolas" w:cs="Consolas"/>
+                <w:color w:val="4EC9B0"/>
+                <w:sz w:val="17"/>
+                <w:szCs w:val="17"/>
+              </w:rPr>
+              <w:t>Wire</w:t>
+            </w:r>
+            <w:r>
+              <w:rPr>
+                <w:rFonts w:ascii="Consolas" w:hAnsi="Consolas" w:cs="Consolas"/>
+                <w:color w:val="D4D4D4"/>
+                <w:sz w:val="17"/>
+                <w:szCs w:val="17"/>
+              </w:rPr>
+              <w:t>.</w:t>
+            </w:r>
+            <w:r>
+              <w:rPr>
+                <w:rFonts w:ascii="Consolas" w:hAnsi="Consolas" w:cs="Consolas"/>
+                <w:color w:val="DCDCAA"/>
+                <w:sz w:val="17"/>
+                <w:szCs w:val="17"/>
+              </w:rPr>
+              <w:t>beginTransmission</w:t>
+            </w:r>
+            <w:r>
+              <w:rPr>
+                <w:rFonts w:ascii="Consolas" w:hAnsi="Consolas" w:cs="Consolas"/>
+                <w:color w:val="D4D4D4"/>
+                <w:sz w:val="17"/>
+                <w:szCs w:val="17"/>
+              </w:rPr>
+              <w:t>(addr);</w:t>
+            </w:r>
+          </w:p>
+          <w:p>
+            <w:r>
+              <w:rPr>
+                <w:rFonts w:ascii="Consolas" w:hAnsi="Consolas" w:cs="Consolas"/>
+                <w:color w:val="D4D4D4"/>
+                <w:sz w:val="17"/>
+                <w:szCs w:val="17"/>
+              </w:rPr>
+              <w:t xml:space="preserve">    </w:t>
+            </w:r>
+            <w:r>
+              <w:rPr>
+                <w:rFonts w:ascii="Consolas" w:hAnsi="Consolas" w:cs="Consolas"/>
+                <w:color w:val="4EC9B0"/>
+                <w:sz w:val="17"/>
+                <w:szCs w:val="17"/>
+              </w:rPr>
+              <w:t>Wire</w:t>
+            </w:r>
+            <w:r>
+              <w:rPr>
+                <w:rFonts w:ascii="Consolas" w:hAnsi="Consolas" w:cs="Consolas"/>
+                <w:color w:val="D4D4D4"/>
+                <w:sz w:val="17"/>
+                <w:szCs w:val="17"/>
+              </w:rPr>
+              <w:t>.</w:t>
+            </w:r>
+            <w:r>
+              <w:rPr>
+                <w:rFonts w:ascii="Consolas" w:hAnsi="Consolas" w:cs="Consolas"/>
+                <w:color w:val="DCDCAA"/>
+                <w:sz w:val="17"/>
+                <w:szCs w:val="17"/>
+              </w:rPr>
+              <w:t>write</w:t>
+            </w:r>
+            <w:r>
+              <w:rPr>
+                <w:rFonts w:ascii="Consolas" w:hAnsi="Consolas" w:cs="Consolas"/>
+                <w:color w:val="D4D4D4"/>
+                <w:sz w:val="17"/>
+                <w:szCs w:val="17"/>
+              </w:rPr>
+              <w:t>(IPOLA);</w:t>
+            </w:r>
+          </w:p>
+          <w:p>
+            <w:r>
+              <w:rPr>
+                <w:rFonts w:ascii="Consolas" w:hAnsi="Consolas" w:cs="Consolas"/>
+                <w:color w:val="D4D4D4"/>
+                <w:sz w:val="17"/>
+                <w:szCs w:val="17"/>
+              </w:rPr>
+              <w:t xml:space="preserve">    </w:t>
+            </w:r>
+            <w:r>
+              <w:rPr>
+                <w:rFonts w:ascii="Consolas" w:hAnsi="Consolas" w:cs="Consolas"/>
+                <w:color w:val="4EC9B0"/>
+                <w:sz w:val="17"/>
+                <w:szCs w:val="17"/>
+              </w:rPr>
+              <w:t>Wire</w:t>
+            </w:r>
+            <w:r>
+              <w:rPr>
+                <w:rFonts w:ascii="Consolas" w:hAnsi="Consolas" w:cs="Consolas"/>
+                <w:color w:val="D4D4D4"/>
+                <w:sz w:val="17"/>
+                <w:szCs w:val="17"/>
+              </w:rPr>
+              <w:t>.</w:t>
+            </w:r>
+            <w:r>
+              <w:rPr>
+                <w:rFonts w:ascii="Consolas" w:hAnsi="Consolas" w:cs="Consolas"/>
+                <w:color w:val="DCDCAA"/>
+                <w:sz w:val="17"/>
+                <w:szCs w:val="17"/>
+              </w:rPr>
+              <w:t>endTransmission</w:t>
+            </w:r>
+            <w:r>
+              <w:rPr>
+                <w:rFonts w:ascii="Consolas" w:hAnsi="Consolas" w:cs="Consolas"/>
+                <w:color w:val="D4D4D4"/>
+                <w:sz w:val="17"/>
+                <w:szCs w:val="17"/>
+              </w:rPr>
+              <w:t>();</w:t>
+            </w:r>
+          </w:p>
+          <w:p>
+            <w:r>
+              <w:rPr>
+                <w:rFonts w:ascii="Consolas" w:hAnsi="Consolas" w:cs="Consolas"/>
+                <w:color w:val="D4D4D4"/>
+                <w:sz w:val="17"/>
+                <w:szCs w:val="17"/>
+              </w:rPr>
+              <w:t xml:space="preserve">    </w:t>
+            </w:r>
+            <w:r>
+              <w:rPr>
+                <w:rFonts w:ascii="Consolas" w:hAnsi="Consolas" w:cs="Consolas"/>
+                <w:color w:val="569CD6"/>
+                <w:sz w:val="17"/>
+                <w:szCs w:val="17"/>
+              </w:rPr>
+              <w:t>if</w:t>
+            </w:r>
+            <w:r>
+              <w:rPr>
+                <w:rFonts w:ascii="Consolas" w:hAnsi="Consolas" w:cs="Consolas"/>
+                <w:color w:val="D4D4D4"/>
+                <w:sz w:val="17"/>
+                <w:szCs w:val="17"/>
+              </w:rPr>
+              <w:t xml:space="preserve"> (</w:t>
+            </w:r>
+            <w:r>
+              <w:rPr>
+                <w:rFonts w:ascii="Consolas" w:hAnsi="Consolas" w:cs="Consolas"/>
+                <w:color w:val="4EC9B0"/>
+                <w:sz w:val="17"/>
+                <w:szCs w:val="17"/>
+              </w:rPr>
+              <w:t>Wire</w:t>
+            </w:r>
+            <w:r>
+              <w:rPr>
+                <w:rFonts w:ascii="Consolas" w:hAnsi="Consolas" w:cs="Consolas"/>
+                <w:color w:val="D4D4D4"/>
+                <w:sz w:val="17"/>
+                <w:szCs w:val="17"/>
+              </w:rPr>
+              <w:t>.</w:t>
+            </w:r>
+            <w:r>
+              <w:rPr>
+                <w:rFonts w:ascii="Consolas" w:hAnsi="Consolas" w:cs="Consolas"/>
+                <w:color w:val="DCDCAA"/>
+                <w:sz w:val="17"/>
+                <w:szCs w:val="17"/>
+              </w:rPr>
+              <w:t>requestFrom</w:t>
+            </w:r>
+            <w:r>
+              <w:rPr>
+                <w:rFonts w:ascii="Consolas" w:hAnsi="Consolas" w:cs="Consolas"/>
+                <w:color w:val="D4D4D4"/>
+                <w:sz w:val="17"/>
+                <w:szCs w:val="17"/>
+              </w:rPr>
+              <w:t>(addr, (</w:t>
+            </w:r>
+            <w:r>
+              <w:rPr>
+                <w:rFonts w:ascii="Consolas" w:hAnsi="Consolas" w:cs="Consolas"/>
+                <w:color w:val="569CD6"/>
+                <w:sz w:val="17"/>
+                <w:szCs w:val="17"/>
+              </w:rPr>
+              <w:t>uint8_t</w:t>
+            </w:r>
+            <w:r>
+              <w:rPr>
+                <w:rFonts w:ascii="Consolas" w:hAnsi="Consolas" w:cs="Consolas"/>
+                <w:color w:val="D4D4D4"/>
+                <w:sz w:val="17"/>
+                <w:szCs w:val="17"/>
+              </w:rPr>
+              <w:t>)</w:t>
+            </w:r>
+            <w:r>
+              <w:rPr>
+                <w:rFonts w:ascii="Consolas" w:hAnsi="Consolas" w:cs="Consolas"/>
+                <w:color w:val="B5CEA8"/>
+                <w:sz w:val="17"/>
+                <w:szCs w:val="17"/>
+              </w:rPr>
+              <w:t>1</w:t>
+            </w:r>
+            <w:r>
+              <w:rPr>
+                <w:rFonts w:ascii="Consolas" w:hAnsi="Consolas" w:cs="Consolas"/>
+                <w:color w:val="D4D4D4"/>
+                <w:sz w:val="17"/>
+                <w:szCs w:val="17"/>
+              </w:rPr>
+              <w:t xml:space="preserve">) != </w:t>
+            </w:r>
+            <w:r>
+              <w:rPr>
+                <w:rFonts w:ascii="Consolas" w:hAnsi="Consolas" w:cs="Consolas"/>
+                <w:color w:val="B5CEA8"/>
+                <w:sz w:val="17"/>
+                <w:szCs w:val="17"/>
+              </w:rPr>
+              <w:t>1</w:t>
+            </w:r>
+            <w:r>
+              <w:rPr>
+                <w:rFonts w:ascii="Consolas" w:hAnsi="Consolas" w:cs="Consolas"/>
+                <w:color w:val="D4D4D4"/>
+                <w:sz w:val="17"/>
+                <w:szCs w:val="17"/>
+              </w:rPr>
+              <w:t xml:space="preserve">) </w:t>
+            </w:r>
+            <w:r>
+              <w:rPr>
+                <w:rFonts w:ascii="Consolas" w:hAnsi="Consolas" w:cs="Consolas"/>
+                <w:color w:val="569CD6"/>
+                <w:sz w:val="17"/>
+                <w:szCs w:val="17"/>
+              </w:rPr>
+              <w:t>return</w:t>
+            </w:r>
+            <w:r>
+              <w:rPr>
+                <w:rFonts w:ascii="Consolas" w:hAnsi="Consolas" w:cs="Consolas"/>
+                <w:color w:val="D4D4D4"/>
+                <w:sz w:val="17"/>
+                <w:szCs w:val="17"/>
+              </w:rPr>
+              <w:t xml:space="preserve"> </w:t>
+            </w:r>
+            <w:r>
+              <w:rPr>
+                <w:rFonts w:ascii="Consolas" w:hAnsi="Consolas" w:cs="Consolas"/>
+                <w:color w:val="569CD6"/>
+                <w:sz w:val="17"/>
+                <w:szCs w:val="17"/>
+              </w:rPr>
+              <w:t>false</w:t>
+            </w:r>
+            <w:r>
+              <w:rPr>
+                <w:rFonts w:ascii="Consolas" w:hAnsi="Consolas" w:cs="Consolas"/>
+                <w:color w:val="D4D4D4"/>
+                <w:sz w:val="17"/>
+                <w:szCs w:val="17"/>
+              </w:rPr>
+              <w:t>;</w:t>
+            </w:r>
+          </w:p>
+          <w:p>
+            <w:r>
+              <w:rPr>
+                <w:rFonts w:ascii="Consolas" w:hAnsi="Consolas" w:cs="Consolas"/>
+                <w:color w:val="D4D4D4"/>
+                <w:sz w:val="17"/>
+                <w:szCs w:val="17"/>
+              </w:rPr>
+              <w:t xml:space="preserve">    </w:t>
+            </w:r>
+            <w:r>
+              <w:rPr>
+                <w:rFonts w:ascii="Consolas" w:hAnsi="Consolas" w:cs="Consolas"/>
+                <w:color w:val="569CD6"/>
+                <w:sz w:val="17"/>
+                <w:szCs w:val="17"/>
+              </w:rPr>
+              <w:t>bool</w:t>
+            </w:r>
+            <w:r>
+              <w:rPr>
+                <w:rFonts w:ascii="Consolas" w:hAnsi="Consolas" w:cs="Consolas"/>
+                <w:color w:val="D4D4D4"/>
+                <w:sz w:val="17"/>
+                <w:szCs w:val="17"/>
+              </w:rPr>
+              <w:t xml:space="preserve"> mcp = (</w:t>
+            </w:r>
+            <w:r>
+              <w:rPr>
+                <w:rFonts w:ascii="Consolas" w:hAnsi="Consolas" w:cs="Consolas"/>
+                <w:color w:val="4EC9B0"/>
+                <w:sz w:val="17"/>
+                <w:szCs w:val="17"/>
+              </w:rPr>
+              <w:t>Wire</w:t>
+            </w:r>
+            <w:r>
+              <w:rPr>
+                <w:rFonts w:ascii="Consolas" w:hAnsi="Consolas" w:cs="Consolas"/>
+                <w:color w:val="D4D4D4"/>
+                <w:sz w:val="17"/>
+                <w:szCs w:val="17"/>
+              </w:rPr>
+              <w:t>.</w:t>
+            </w:r>
+            <w:r>
+              <w:rPr>
+                <w:rFonts w:ascii="Consolas" w:hAnsi="Consolas" w:cs="Consolas"/>
+                <w:color w:val="DCDCAA"/>
+                <w:sz w:val="17"/>
+                <w:szCs w:val="17"/>
+              </w:rPr>
+              <w:t>read</w:t>
+            </w:r>
+            <w:r>
+              <w:rPr>
+                <w:rFonts w:ascii="Consolas" w:hAnsi="Consolas" w:cs="Consolas"/>
+                <w:color w:val="D4D4D4"/>
+                <w:sz w:val="17"/>
+                <w:szCs w:val="17"/>
+              </w:rPr>
+              <w:t>() == TEST);</w:t>
+            </w:r>
+          </w:p>
+          <w:p>
+            <w:r>
+              <w:rPr>
+                <w:rFonts w:ascii="Consolas" w:hAnsi="Consolas" w:cs="Consolas"/>
+                <w:color w:val="D4D4D4"/>
+                <w:sz w:val="17"/>
+                <w:szCs w:val="17"/>
+              </w:rPr>
+              <w:t xml:space="preserve"> </w:t>
+            </w:r>
+          </w:p>
+          <w:p>
+            <w:r>
+              <w:rPr>
+                <w:rFonts w:ascii="Consolas" w:hAnsi="Consolas" w:cs="Consolas"/>
+                <w:color w:val="D4D4D4"/>
+                <w:sz w:val="17"/>
+                <w:szCs w:val="17"/>
+              </w:rPr>
+              <w:t xml:space="preserve">    </w:t>
+            </w:r>
+            <w:r>
+              <w:rPr>
+                <w:rFonts w:ascii="Consolas" w:hAnsi="Consolas" w:cs="Consolas"/>
+                <w:color w:val="569CD6"/>
+                <w:sz w:val="17"/>
+                <w:szCs w:val="17"/>
+              </w:rPr>
+              <w:t>if</w:t>
+            </w:r>
+            <w:r>
+              <w:rPr>
+                <w:rFonts w:ascii="Consolas" w:hAnsi="Consolas" w:cs="Consolas"/>
+                <w:color w:val="D4D4D4"/>
+                <w:sz w:val="17"/>
+                <w:szCs w:val="17"/>
+              </w:rPr>
+              <w:t xml:space="preserve"> (mcp) {</w:t>
+            </w:r>
+          </w:p>
+          <w:p>
+            <w:r>
+              <w:rPr>
+                <w:rFonts w:ascii="Consolas" w:hAnsi="Consolas" w:cs="Consolas"/>
+                <w:color w:val="D4D4D4"/>
+                <w:sz w:val="17"/>
+                <w:szCs w:val="17"/>
+              </w:rPr>
+              <w:t xml:space="preserve">      </w:t>
+            </w:r>
+            <w:r>
+              <w:rPr>
+                <w:rFonts w:ascii="Consolas" w:hAnsi="Consolas" w:cs="Consolas"/>
+                <w:color w:val="4EC9B0"/>
+                <w:sz w:val="17"/>
+                <w:szCs w:val="17"/>
+              </w:rPr>
+              <w:t>Wire</w:t>
+            </w:r>
+            <w:r>
+              <w:rPr>
+                <w:rFonts w:ascii="Consolas" w:hAnsi="Consolas" w:cs="Consolas"/>
+                <w:color w:val="D4D4D4"/>
+                <w:sz w:val="17"/>
+                <w:szCs w:val="17"/>
+              </w:rPr>
+              <w:t>.</w:t>
+            </w:r>
+            <w:r>
+              <w:rPr>
+                <w:rFonts w:ascii="Consolas" w:hAnsi="Consolas" w:cs="Consolas"/>
+                <w:color w:val="DCDCAA"/>
+                <w:sz w:val="17"/>
+                <w:szCs w:val="17"/>
+              </w:rPr>
+              <w:t>beginTransmission</w:t>
+            </w:r>
+            <w:r>
+              <w:rPr>
+                <w:rFonts w:ascii="Consolas" w:hAnsi="Consolas" w:cs="Consolas"/>
+                <w:color w:val="D4D4D4"/>
+                <w:sz w:val="17"/>
+                <w:szCs w:val="17"/>
+              </w:rPr>
+              <w:t>(addr);</w:t>
+            </w:r>
+          </w:p>
+          <w:p>
+            <w:r>
+              <w:rPr>
+                <w:rFonts w:ascii="Consolas" w:hAnsi="Consolas" w:cs="Consolas"/>
+                <w:color w:val="D4D4D4"/>
+                <w:sz w:val="17"/>
+                <w:szCs w:val="17"/>
+              </w:rPr>
+              <w:t xml:space="preserve">      </w:t>
+            </w:r>
+            <w:r>
+              <w:rPr>
+                <w:rFonts w:ascii="Consolas" w:hAnsi="Consolas" w:cs="Consolas"/>
+                <w:color w:val="4EC9B0"/>
+                <w:sz w:val="17"/>
+                <w:szCs w:val="17"/>
+              </w:rPr>
+              <w:t>Wire</w:t>
+            </w:r>
+            <w:r>
+              <w:rPr>
+                <w:rFonts w:ascii="Consolas" w:hAnsi="Consolas" w:cs="Consolas"/>
+                <w:color w:val="D4D4D4"/>
+                <w:sz w:val="17"/>
+                <w:szCs w:val="17"/>
+              </w:rPr>
+              <w:t>.</w:t>
+            </w:r>
+            <w:r>
+              <w:rPr>
+                <w:rFonts w:ascii="Consolas" w:hAnsi="Consolas" w:cs="Consolas"/>
+                <w:color w:val="DCDCAA"/>
+                <w:sz w:val="17"/>
+                <w:szCs w:val="17"/>
+              </w:rPr>
+              <w:t>write</w:t>
+            </w:r>
+            <w:r>
+              <w:rPr>
+                <w:rFonts w:ascii="Consolas" w:hAnsi="Consolas" w:cs="Consolas"/>
+                <w:color w:val="D4D4D4"/>
+                <w:sz w:val="17"/>
+                <w:szCs w:val="17"/>
+              </w:rPr>
+              <w:t>(IPOLA);</w:t>
+            </w:r>
+          </w:p>
+          <w:p>
+            <w:r>
+              <w:rPr>
+                <w:rFonts w:ascii="Consolas" w:hAnsi="Consolas" w:cs="Consolas"/>
+                <w:color w:val="D4D4D4"/>
+                <w:sz w:val="17"/>
+                <w:szCs w:val="17"/>
+              </w:rPr>
+              <w:t xml:space="preserve">      </w:t>
+            </w:r>
+            <w:r>
+              <w:rPr>
+                <w:rFonts w:ascii="Consolas" w:hAnsi="Consolas" w:cs="Consolas"/>
+                <w:color w:val="4EC9B0"/>
+                <w:sz w:val="17"/>
+                <w:szCs w:val="17"/>
+              </w:rPr>
+              <w:t>Wire</w:t>
+            </w:r>
+            <w:r>
+              <w:rPr>
+                <w:rFonts w:ascii="Consolas" w:hAnsi="Consolas" w:cs="Consolas"/>
+                <w:color w:val="D4D4D4"/>
+                <w:sz w:val="17"/>
+                <w:szCs w:val="17"/>
+              </w:rPr>
+              <w:t>.</w:t>
+            </w:r>
+            <w:r>
+              <w:rPr>
+                <w:rFonts w:ascii="Consolas" w:hAnsi="Consolas" w:cs="Consolas"/>
+                <w:color w:val="DCDCAA"/>
+                <w:sz w:val="17"/>
+                <w:szCs w:val="17"/>
+              </w:rPr>
+              <w:t>write</w:t>
+            </w:r>
+            <w:r>
+              <w:rPr>
+                <w:rFonts w:ascii="Consolas" w:hAnsi="Consolas" w:cs="Consolas"/>
+                <w:color w:val="D4D4D4"/>
+                <w:sz w:val="17"/>
+                <w:szCs w:val="17"/>
+              </w:rPr>
+              <w:t>((</w:t>
+            </w:r>
+            <w:r>
+              <w:rPr>
+                <w:rFonts w:ascii="Consolas" w:hAnsi="Consolas" w:cs="Consolas"/>
+                <w:color w:val="569CD6"/>
+                <w:sz w:val="17"/>
+                <w:szCs w:val="17"/>
+              </w:rPr>
+              <w:t>uint8_t</w:t>
+            </w:r>
+            <w:r>
+              <w:rPr>
+                <w:rFonts w:ascii="Consolas" w:hAnsi="Consolas" w:cs="Consolas"/>
+                <w:color w:val="D4D4D4"/>
+                <w:sz w:val="17"/>
+                <w:szCs w:val="17"/>
+              </w:rPr>
+              <w:t>)</w:t>
+            </w:r>
+            <w:r>
+              <w:rPr>
+                <w:rFonts w:ascii="Consolas" w:hAnsi="Consolas" w:cs="Consolas"/>
+                <w:color w:val="B5CEA8"/>
+                <w:sz w:val="17"/>
+                <w:szCs w:val="17"/>
+              </w:rPr>
+              <w:t>0x00</w:t>
+            </w:r>
+            <w:r>
+              <w:rPr>
+                <w:rFonts w:ascii="Consolas" w:hAnsi="Consolas" w:cs="Consolas"/>
+                <w:color w:val="D4D4D4"/>
+                <w:sz w:val="17"/>
+                <w:szCs w:val="17"/>
+              </w:rPr>
+              <w:t>);</w:t>
+            </w:r>
+          </w:p>
+          <w:p>
+            <w:r>
+              <w:rPr>
+                <w:rFonts w:ascii="Consolas" w:hAnsi="Consolas" w:cs="Consolas"/>
+                <w:color w:val="D4D4D4"/>
+                <w:sz w:val="17"/>
+                <w:szCs w:val="17"/>
+              </w:rPr>
+              <w:t xml:space="preserve">      </w:t>
+            </w:r>
+            <w:r>
+              <w:rPr>
+                <w:rFonts w:ascii="Consolas" w:hAnsi="Consolas" w:cs="Consolas"/>
+                <w:color w:val="4EC9B0"/>
+                <w:sz w:val="17"/>
+                <w:szCs w:val="17"/>
+              </w:rPr>
+              <w:t>Wire</w:t>
+            </w:r>
+            <w:r>
+              <w:rPr>
+                <w:rFonts w:ascii="Consolas" w:hAnsi="Consolas" w:cs="Consolas"/>
+                <w:color w:val="D4D4D4"/>
+                <w:sz w:val="17"/>
+                <w:szCs w:val="17"/>
+              </w:rPr>
+              <w:t>.</w:t>
+            </w:r>
+            <w:r>
+              <w:rPr>
+                <w:rFonts w:ascii="Consolas" w:hAnsi="Consolas" w:cs="Consolas"/>
+                <w:color w:val="DCDCAA"/>
+                <w:sz w:val="17"/>
+                <w:szCs w:val="17"/>
+              </w:rPr>
+              <w:t>endTransmission</w:t>
+            </w:r>
+            <w:r>
+              <w:rPr>
+                <w:rFonts w:ascii="Consolas" w:hAnsi="Consolas" w:cs="Consolas"/>
+                <w:color w:val="D4D4D4"/>
+                <w:sz w:val="17"/>
+                <w:szCs w:val="17"/>
+              </w:rPr>
+              <w:t>();</w:t>
+            </w:r>
+          </w:p>
+          <w:p>
+            <w:r>
+              <w:rPr>
+                <w:rFonts w:ascii="Consolas" w:hAnsi="Consolas" w:cs="Consolas"/>
+                <w:color w:val="D4D4D4"/>
+                <w:sz w:val="17"/>
+                <w:szCs w:val="17"/>
+              </w:rPr>
+              <w:t xml:space="preserve">    }</w:t>
+            </w:r>
+          </w:p>
+          <w:p>
+            <w:r>
+              <w:rPr>
+                <w:rFonts w:ascii="Consolas" w:hAnsi="Consolas" w:cs="Consolas"/>
+                <w:color w:val="D4D4D4"/>
+                <w:sz w:val="17"/>
+                <w:szCs w:val="17"/>
+              </w:rPr>
+              <w:t xml:space="preserve">    </w:t>
+            </w:r>
+            <w:r>
+              <w:rPr>
+                <w:rFonts w:ascii="Consolas" w:hAnsi="Consolas" w:cs="Consolas"/>
+                <w:color w:val="569CD6"/>
+                <w:sz w:val="17"/>
+                <w:szCs w:val="17"/>
+              </w:rPr>
+              <w:t>return</w:t>
+            </w:r>
+            <w:r>
+              <w:rPr>
+                <w:rFonts w:ascii="Consolas" w:hAnsi="Consolas" w:cs="Consolas"/>
+                <w:color w:val="D4D4D4"/>
+                <w:sz w:val="17"/>
+                <w:szCs w:val="17"/>
+              </w:rPr>
+              <w:t xml:space="preserve"> mcp;</w:t>
+            </w:r>
+          </w:p>
+          <w:p>
+            <w:r>
+              <w:rPr>
+                <w:rFonts w:ascii="Consolas" w:hAnsi="Consolas" w:cs="Consolas"/>
+                <w:color w:val="D4D4D4"/>
+                <w:sz w:val="17"/>
+                <w:szCs w:val="17"/>
+              </w:rPr>
+              <w:t xml:space="preserve">  }</w:t>
+            </w:r>
+          </w:p>
+          <w:p>
+            <w:r>
+              <w:rPr>
+                <w:rFonts w:ascii="Consolas" w:hAnsi="Consolas" w:cs="Consolas"/>
+                <w:color w:val="D4D4D4"/>
+                <w:sz w:val="17"/>
+                <w:szCs w:val="17"/>
+              </w:rPr>
+              <w:t xml:space="preserve"> </w:t>
+            </w:r>
+          </w:p>
+          <w:p>
+            <w:r>
+              <w:rPr>
+                <w:rFonts w:ascii="Consolas" w:hAnsi="Consolas" w:cs="Consolas"/>
+                <w:color w:val="D4D4D4"/>
+                <w:sz w:val="17"/>
+                <w:szCs w:val="17"/>
+              </w:rPr>
+              <w:t xml:space="preserve">  </w:t>
+            </w:r>
+            <w:r>
+              <w:rPr>
+                <w:rFonts w:ascii="Consolas" w:hAnsi="Consolas" w:cs="Consolas"/>
+                <w:color w:val="569CD6"/>
+                <w:sz w:val="17"/>
+                <w:szCs w:val="17"/>
+              </w:rPr>
+              <w:t>uint8_t</w:t>
+            </w:r>
+            <w:r>
+              <w:rPr>
+                <w:rFonts w:ascii="Consolas" w:hAnsi="Consolas" w:cs="Consolas"/>
+                <w:color w:val="D4D4D4"/>
+                <w:sz w:val="17"/>
+                <w:szCs w:val="17"/>
+              </w:rPr>
+              <w:t xml:space="preserve"> _cols, _rows;</w:t>
+            </w:r>
+          </w:p>
+          <w:p>
+            <w:r>
+              <w:rPr>
+                <w:rFonts w:ascii="Consolas" w:hAnsi="Consolas" w:cs="Consolas"/>
+                <w:color w:val="D4D4D4"/>
+                <w:sz w:val="17"/>
+                <w:szCs w:val="17"/>
+              </w:rPr>
+              <w:t xml:space="preserve">  </w:t>
+            </w:r>
+            <w:r>
+              <w:rPr>
+                <w:rFonts w:ascii="Consolas" w:hAnsi="Consolas" w:cs="Consolas"/>
+                <w:color w:val="4EC9B0"/>
+                <w:sz w:val="17"/>
+                <w:szCs w:val="17"/>
+              </w:rPr>
+              <w:t>Type</w:t>
+            </w:r>
+            <w:r>
+              <w:rPr>
+                <w:rFonts w:ascii="Consolas" w:hAnsi="Consolas" w:cs="Consolas"/>
+                <w:color w:val="D4D4D4"/>
+                <w:sz w:val="17"/>
+                <w:szCs w:val="17"/>
+              </w:rPr>
+              <w:t xml:space="preserve"> _type = NONE;</w:t>
+            </w:r>
+          </w:p>
+          <w:p>
+            <w:r>
+              <w:rPr>
+                <w:rFonts w:ascii="Consolas" w:hAnsi="Consolas" w:cs="Consolas"/>
+                <w:color w:val="D4D4D4"/>
+                <w:sz w:val="17"/>
+                <w:szCs w:val="17"/>
+              </w:rPr>
+              <w:t xml:space="preserve">  </w:t>
+            </w:r>
+            <w:r>
+              <w:rPr>
+                <w:rFonts w:ascii="Consolas" w:hAnsi="Consolas" w:cs="Consolas"/>
+                <w:color w:val="569CD6"/>
+                <w:sz w:val="17"/>
+                <w:szCs w:val="17"/>
+              </w:rPr>
+              <w:t>uint8_t</w:t>
+            </w:r>
+            <w:r>
+              <w:rPr>
+                <w:rFonts w:ascii="Consolas" w:hAnsi="Consolas" w:cs="Consolas"/>
+                <w:color w:val="D4D4D4"/>
+                <w:sz w:val="17"/>
+                <w:szCs w:val="17"/>
+              </w:rPr>
+              <w:t xml:space="preserve"> _addr = </w:t>
+            </w:r>
+            <w:r>
+              <w:rPr>
+                <w:rFonts w:ascii="Consolas" w:hAnsi="Consolas" w:cs="Consolas"/>
+                <w:color w:val="B5CEA8"/>
+                <w:sz w:val="17"/>
+                <w:szCs w:val="17"/>
+              </w:rPr>
+              <w:t>0</w:t>
+            </w:r>
+            <w:r>
+              <w:rPr>
+                <w:rFonts w:ascii="Consolas" w:hAnsi="Consolas" w:cs="Consolas"/>
+                <w:color w:val="D4D4D4"/>
+                <w:sz w:val="17"/>
+                <w:szCs w:val="17"/>
+              </w:rPr>
+              <w:t>;</w:t>
+            </w:r>
+          </w:p>
+          <w:p>
+            <w:r>
+              <w:rPr>
+                <w:rFonts w:ascii="Consolas" w:hAnsi="Consolas" w:cs="Consolas"/>
+                <w:color w:val="D4D4D4"/>
+                <w:sz w:val="17"/>
+                <w:szCs w:val="17"/>
+              </w:rPr>
+              <w:t xml:space="preserve">  </w:t>
+            </w:r>
+            <w:r>
+              <w:rPr>
+                <w:rFonts w:ascii="Consolas" w:hAnsi="Consolas" w:cs="Consolas"/>
+                <w:color w:val="4EC9B0"/>
+                <w:sz w:val="17"/>
+                <w:szCs w:val="17"/>
+              </w:rPr>
+              <w:t>LiquidCrystal_I2C</w:t>
+            </w:r>
+            <w:r>
+              <w:rPr>
+                <w:rFonts w:ascii="Consolas" w:hAnsi="Consolas" w:cs="Consolas"/>
+                <w:color w:val="D4D4D4"/>
+                <w:sz w:val="17"/>
+                <w:szCs w:val="17"/>
+              </w:rPr>
+              <w:t xml:space="preserve">* _backpack = </w:t>
+            </w:r>
+            <w:r>
+              <w:rPr>
+                <w:rFonts w:ascii="Consolas" w:hAnsi="Consolas" w:cs="Consolas"/>
+                <w:color w:val="569CD6"/>
+                <w:sz w:val="17"/>
+                <w:szCs w:val="17"/>
+              </w:rPr>
+              <w:t>nullptr</w:t>
+            </w:r>
+            <w:r>
+              <w:rPr>
+                <w:rFonts w:ascii="Consolas" w:hAnsi="Consolas" w:cs="Consolas"/>
+                <w:color w:val="D4D4D4"/>
+                <w:sz w:val="17"/>
+                <w:szCs w:val="17"/>
+              </w:rPr>
+              <w:t>;</w:t>
+            </w:r>
+          </w:p>
+          <w:p>
+            <w:r>
+              <w:rPr>
+                <w:rFonts w:ascii="Consolas" w:hAnsi="Consolas" w:cs="Consolas"/>
+                <w:color w:val="D4D4D4"/>
+                <w:sz w:val="17"/>
+                <w:szCs w:val="17"/>
+              </w:rPr>
+              <w:t xml:space="preserve">  </w:t>
+            </w:r>
+            <w:r>
+              <w:rPr>
+                <w:rFonts w:ascii="Consolas" w:hAnsi="Consolas" w:cs="Consolas"/>
+                <w:color w:val="4EC9B0"/>
+                <w:sz w:val="17"/>
+                <w:szCs w:val="17"/>
+              </w:rPr>
+              <w:t>Adafruit_RGBLCDShield</w:t>
+            </w:r>
+            <w:r>
+              <w:rPr>
+                <w:rFonts w:ascii="Consolas" w:hAnsi="Consolas" w:cs="Consolas"/>
+                <w:color w:val="D4D4D4"/>
+                <w:sz w:val="17"/>
+                <w:szCs w:val="17"/>
+              </w:rPr>
+              <w:t xml:space="preserve"> _shield;</w:t>
+            </w:r>
+          </w:p>
+          <w:p>
+            <w:r>
+              <w:rPr>
+                <w:rFonts w:ascii="Consolas" w:hAnsi="Consolas" w:cs="Consolas"/>
+                <w:color w:val="D4D4D4"/>
+                <w:sz w:val="17"/>
+                <w:szCs w:val="17"/>
+              </w:rPr>
+              <w:t>};</w:t>
+            </w:r>
+          </w:p>
+          <w:p>
+            <w:r>
+              <w:rPr>
+                <w:rFonts w:ascii="Consolas" w:hAnsi="Consolas" w:cs="Consolas"/>
+                <w:color w:val="D4D4D4"/>
+                <w:sz w:val="17"/>
+                <w:szCs w:val="17"/>
+              </w:rPr>
+              <w:t xml:space="preserve"> </w:t>
+            </w:r>
+          </w:p>
+          <w:p>
+            <w:r>
+              <w:rPr>
+                <w:rFonts w:ascii="Consolas" w:hAnsi="Consolas" w:cs="Consolas"/>
+                <w:color w:val="C586C0"/>
+                <w:sz w:val="17"/>
+                <w:szCs w:val="17"/>
+              </w:rPr>
+              <w:t>#endif</w:t>
+            </w:r>
+            <w:r>
+              <w:rPr>
+                <w:rFonts w:ascii="Consolas" w:hAnsi="Consolas" w:cs="Consolas"/>
+                <w:color w:val="D4D4D4"/>
+                <w:sz w:val="17"/>
+                <w:szCs w:val="17"/>
+              </w:rPr>
+              <w:t xml:space="preserve"> </w:t>
+            </w:r>
+            <w:r>
+              <w:rPr>
+                <w:rFonts w:ascii="Consolas" w:hAnsi="Consolas" w:cs="Consolas"/>
+                <w:color w:val="6A9955"/>
+                <w:sz w:val="17"/>
+                <w:szCs w:val="17"/>
+              </w:rPr>
+              <w:t>// LAB_LCD_H</w:t>
+            </w:r>
+          </w:p>
+        </w:tc>
+      </w:tr>
+    </w:tbl>
     <w:sectPr>
       <w:headerReference w:type="default" r:id="rId14"/>
       <w:footerReference w:type="default" r:id="rId15"/>

--- a/UART_Communication/W04 LAB UART Communication and Data Integrity.docx
+++ b/UART_Communication/W04 LAB UART Communication and Data Integrity.docx
@@ -259,147 +259,9 @@
           <w:b/>
           <w:bCs/>
         </w:rPr>
-        <w:t>1  Overview</w:t>
+        <w:t xml:space="preserve">1  Setup</w:t>
       </w:r>
       <w:proofErr w:type="gramEnd"/>
-    </w:p>
-    <w:p>
-      <w:pPr>
-        <w:spacing w:after="120" w:line="264" w:lineRule="auto"/>
-      </w:pPr>
-      <w:r>
-        <w:rPr>
-          <w:b/>
-          <w:bCs/>
-        </w:rPr>
-        <w:t>UART</w:t>
-      </w:r>
-      <w:r>
-        <w:t xml:space="preserve"> (Universal Asynchronous Receiver/Transmitter) is the simplest and most widely used way for two chips to talk: GPS modules, Bluetooth modules, GSM modems and the USB link to your PC all use it. Data travels one bit at a time down a single wire in each direction, with no shared clock. Both sides simply agree on the speed (the </w:t>
-      </w:r>
-      <w:r>
-        <w:rPr>
-          <w:i/>
-          <w:iCs/>
-        </w:rPr>
-        <w:t>baud rate</w:t>
-      </w:r>
-      <w:r>
-        <w:t>) in advance.</w:t>
-      </w:r>
-    </w:p>
-    <w:p>
-      <w:pPr>
-        <w:spacing w:after="120" w:line="264" w:lineRule="auto"/>
-      </w:pPr>
-      <w:r>
-        <w:t xml:space="preserve">In this lab you will send data from an Arduino back to itself, then between two Arduinos, and finally add a </w:t>
-      </w:r>
-      <w:r>
-        <w:rPr>
-          <w:b/>
-          <w:bCs/>
-        </w:rPr>
-        <w:t>SHA-1 hash</w:t>
-      </w:r>
-      <w:r>
-        <w:t xml:space="preserve"> to every message so the receiver can detect whether anything was corrupted on the way.</w:t>
-      </w:r>
-    </w:p>
-    <w:p>
-      <w:pPr>
-        <w:pStyle w:val="Heading3"/>
-        <w:keepNext/>
-        <w:spacing w:before="180" w:after="60"/>
-      </w:pPr>
-      <w:r>
-        <w:rPr>
-          <w:b/>
-          <w:bCs/>
-        </w:rPr>
-        <w:t>Learning outcomes</w:t>
-      </w:r>
-    </w:p>
-    <w:p>
-      <w:pPr>
-        <w:spacing w:after="60" w:line="264" w:lineRule="auto"/>
-      </w:pPr>
-      <w:r>
-        <w:t>By the end of this lab you should be able to:</w:t>
-      </w:r>
-    </w:p>
-    <w:p>
-      <w:pPr>
-        <w:pStyle w:val="ListParagraph"/>
-        <w:numPr>
-          <w:ilvl w:val="0"/>
-          <w:numId w:val="1"/>
-        </w:numPr>
-        <w:spacing w:after="60" w:line="264" w:lineRule="auto"/>
-      </w:pPr>
-      <w:r>
-        <w:t>Describe a UART frame (start bit, data bits, stop bit) and calculate transmission time from the baud rate.</w:t>
-      </w:r>
-    </w:p>
-    <w:p>
-      <w:pPr>
-        <w:pStyle w:val="ListParagraph"/>
-        <w:numPr>
-          <w:ilvl w:val="0"/>
-          <w:numId w:val="1"/>
-        </w:numPr>
-        <w:spacing w:after="60" w:line="264" w:lineRule="auto"/>
-      </w:pPr>
-      <w:r>
-        <w:t>Wire a loopback test and a two-board TX/RX link with a common ground.</w:t>
-      </w:r>
-    </w:p>
-    <w:p>
-      <w:pPr>
-        <w:pStyle w:val="ListParagraph"/>
-        <w:numPr>
-          <w:ilvl w:val="0"/>
-          <w:numId w:val="1"/>
-        </w:numPr>
-        <w:spacing w:after="60" w:line="264" w:lineRule="auto"/>
-      </w:pPr>
-      <w:r>
-        <w:t xml:space="preserve">Explain how non-blocking </w:t>
-      </w:r>
-      <w:r>
-        <w:rPr>
-          <w:rFonts w:ascii="Consolas" w:hAnsi="Consolas" w:cs="Consolas"/>
-          <w:color w:val="C7254E"/>
-          <w:sz w:val="20"/>
-          <w:szCs w:val="20"/>
-          <w:shd w:val="clear" w:color="auto" w:fill="F4F4F4"/>
-        </w:rPr>
-        <w:t>millis()</w:t>
-      </w:r>
-      <w:r>
-        <w:t xml:space="preserve"> timing and a line-buffered receiver work, and why they are needed.</w:t>
-      </w:r>
-    </w:p>
-    <w:p>
-      <w:pPr>
-        <w:pStyle w:val="ListParagraph"/>
-        <w:numPr>
-          <w:ilvl w:val="0"/>
-          <w:numId w:val="1"/>
-        </w:numPr>
-        <w:spacing w:after="60" w:line="264" w:lineRule="auto"/>
-      </w:pPr>
-      <w:r>
-        <w:t>Use a hash to check message integrity, and explain what a hash can and cannot protect against.</w:t>
-      </w:r>
-    </w:p>
-    <w:p>
-      <w:pPr>
-        <w:spacing w:after="120"/>
-        <w:rPr>
-          <w:sz w:val="8"/>
-        </w:rPr>
-      </w:pPr>
     </w:p>
     <w:p>
       <w:pPr>
@@ -1842,2380 +1704,7 @@
           <w:b/>
           <w:bCs/>
         </w:rPr>
-        <w:t>2  How UART works</w:t>
-      </w:r>
-    </w:p>
-    <w:p>
-      <w:pPr>
-        <w:spacing w:after="60" w:line="264" w:lineRule="auto"/>
-      </w:pPr>
-      <w:r>
-        <w:t xml:space="preserve">When the line is idle, the transmitter holds it </w:t>
-      </w:r>
-      <w:r>
-        <w:rPr>
-          <w:b/>
-          <w:bCs/>
-        </w:rPr>
-        <w:t>high (1)</w:t>
-      </w:r>
-      <w:r>
-        <w:t>. To send a byte it:</w:t>
-      </w:r>
-    </w:p>
-    <w:p>
-      <w:pPr>
-        <w:pStyle w:val="ListParagraph"/>
-        <w:numPr>
-          <w:ilvl w:val="0"/>
-          <w:numId w:val="3"/>
-        </w:numPr>
-        <w:spacing w:after="60" w:line="264" w:lineRule="auto"/>
-      </w:pPr>
-      <w:r>
-        <w:t xml:space="preserve">Pulls the line </w:t>
-      </w:r>
-      <w:r>
-        <w:rPr>
-          <w:b/>
-          <w:bCs/>
-        </w:rPr>
-        <w:t>low</w:t>
-      </w:r>
-      <w:r>
-        <w:t xml:space="preserve"> for one bit time. This is the </w:t>
-      </w:r>
-      <w:r>
-        <w:rPr>
-          <w:b/>
-          <w:bCs/>
-        </w:rPr>
-        <w:t>start bit</w:t>
-      </w:r>
-      <w:r>
-        <w:t>, and it tells the receiver “a byte is coming, start your timer now”.</w:t>
-      </w:r>
-    </w:p>
-    <w:p>
-      <w:pPr>
-        <w:pStyle w:val="ListParagraph"/>
-        <w:numPr>
-          <w:ilvl w:val="0"/>
-          <w:numId w:val="3"/>
-        </w:numPr>
-        <w:spacing w:after="60" w:line="264" w:lineRule="auto"/>
-      </w:pPr>
-      <w:r>
-        <w:t xml:space="preserve">Sends the 8 </w:t>
-      </w:r>
-      <w:r>
-        <w:rPr>
-          <w:b/>
-          <w:bCs/>
-        </w:rPr>
-        <w:t>data bits</w:t>
-      </w:r>
-      <w:r>
-        <w:t>, least-significant bit first.</w:t>
-      </w:r>
-    </w:p>
-    <w:p>
-      <w:pPr>
-        <w:pStyle w:val="ListParagraph"/>
-        <w:numPr>
-          <w:ilvl w:val="0"/>
-          <w:numId w:val="3"/>
-        </w:numPr>
-        <w:spacing w:after="60" w:line="264" w:lineRule="auto"/>
-      </w:pPr>
-      <w:r>
-        <w:t xml:space="preserve">Returns the line high for one bit time. This is the </w:t>
-      </w:r>
-      <w:r>
-        <w:rPr>
-          <w:b/>
-          <w:bCs/>
-        </w:rPr>
-        <w:t>stop bit</w:t>
-      </w:r>
-      <w:r>
-        <w:t>, which marks the end of the frame.</w:t>
-      </w:r>
-    </w:p>
-    <w:p>
-      <w:pPr>
-        <w:spacing w:after="60"/>
-        <w:rPr>
-          <w:sz w:val="8"/>
-        </w:rPr>
-      </w:pPr>
-    </w:p>
-    <w:p>
-      <w:pPr>
-        <w:keepNext/>
-        <w:spacing w:after="40" w:line="264" w:lineRule="auto"/>
-      </w:pPr>
-      <w:r>
-        <w:rPr>
-          <w:b/>
-          <w:bCs/>
-          <w:color w:val="595959"/>
-          <w:sz w:val="18"/>
-          <w:szCs w:val="18"/>
-        </w:rPr>
-        <w:lastRenderedPageBreak/>
-        <w:t>One UART frame: sending 'A' (0x41 = 0100 0001), least-significant bit first</w:t>
-      </w:r>
-    </w:p>
-    <w:tbl>
-      <w:tblPr>
-        <w:tblW w:w="9696" w:type="dxa"/>
-        <w:tblLayout w:type="fixed"/>
-        <w:tblLook w:val="04A0" w:firstRow="1" w:lastRow="0" w:firstColumn="1" w:lastColumn="0" w:noHBand="0" w:noVBand="1"/>
-      </w:tblPr>
-      <w:tblGrid>
-        <w:gridCol w:w="808"/>
-        <w:gridCol w:w="808"/>
-        <w:gridCol w:w="808"/>
-        <w:gridCol w:w="808"/>
-        <w:gridCol w:w="808"/>
-        <w:gridCol w:w="808"/>
-        <w:gridCol w:w="808"/>
-        <w:gridCol w:w="808"/>
-        <w:gridCol w:w="808"/>
-        <w:gridCol w:w="808"/>
-        <w:gridCol w:w="808"/>
-        <w:gridCol w:w="808"/>
-      </w:tblGrid>
-      <w:tr>
-        <w:trPr>
-          <w:cantSplit/>
-        </w:trPr>
-        <w:tc>
-          <w:tcPr>
-            <w:tcW w:w="808" w:type="dxa"/>
-            <w:tcMar>
-              <w:top w:w="20" w:type="dxa"/>
-              <w:left w:w="20" w:type="dxa"/>
-              <w:bottom w:w="20" w:type="dxa"/>
-              <w:right w:w="20" w:type="dxa"/>
-            </w:tcMar>
-          </w:tcPr>
-          <w:p>
-            <w:pPr>
-              <w:keepNext/>
-              <w:spacing w:line="264" w:lineRule="auto"/>
-              <w:jc w:val="center"/>
-            </w:pPr>
-            <w:r>
-              <w:rPr>
-                <w:b/>
-                <w:bCs/>
-                <w:color w:val="595959"/>
-                <w:sz w:val="16"/>
-                <w:szCs w:val="16"/>
-              </w:rPr>
-              <w:t>idle</w:t>
-            </w:r>
-          </w:p>
-        </w:tc>
-        <w:tc>
-          <w:tcPr>
-            <w:tcW w:w="808" w:type="dxa"/>
-            <w:tcMar>
-              <w:top w:w="20" w:type="dxa"/>
-              <w:left w:w="20" w:type="dxa"/>
-              <w:bottom w:w="20" w:type="dxa"/>
-              <w:right w:w="20" w:type="dxa"/>
-            </w:tcMar>
-          </w:tcPr>
-          <w:p>
-            <w:pPr>
-              <w:keepNext/>
-              <w:spacing w:line="264" w:lineRule="auto"/>
-              <w:jc w:val="center"/>
-            </w:pPr>
-            <w:r>
-              <w:rPr>
-                <w:b/>
-                <w:bCs/>
-                <w:color w:val="595959"/>
-                <w:sz w:val="16"/>
-                <w:szCs w:val="16"/>
-              </w:rPr>
-              <w:t>Start</w:t>
-            </w:r>
-          </w:p>
-        </w:tc>
-        <w:tc>
-          <w:tcPr>
-            <w:tcW w:w="808" w:type="dxa"/>
-            <w:tcMar>
-              <w:top w:w="20" w:type="dxa"/>
-              <w:left w:w="20" w:type="dxa"/>
-              <w:bottom w:w="20" w:type="dxa"/>
-              <w:right w:w="20" w:type="dxa"/>
-            </w:tcMar>
-          </w:tcPr>
-          <w:p>
-            <w:pPr>
-              <w:keepNext/>
-              <w:spacing w:line="264" w:lineRule="auto"/>
-              <w:jc w:val="center"/>
-            </w:pPr>
-            <w:r>
-              <w:rPr>
-                <w:b/>
-                <w:bCs/>
-                <w:color w:val="595959"/>
-                <w:sz w:val="16"/>
-                <w:szCs w:val="16"/>
-              </w:rPr>
-              <w:t>D0</w:t>
-            </w:r>
-          </w:p>
-        </w:tc>
-        <w:tc>
-          <w:tcPr>
-            <w:tcW w:w="808" w:type="dxa"/>
-            <w:tcMar>
-              <w:top w:w="20" w:type="dxa"/>
-              <w:left w:w="20" w:type="dxa"/>
-              <w:bottom w:w="20" w:type="dxa"/>
-              <w:right w:w="20" w:type="dxa"/>
-            </w:tcMar>
-          </w:tcPr>
-          <w:p>
-            <w:pPr>
-              <w:keepNext/>
-              <w:spacing w:line="264" w:lineRule="auto"/>
-              <w:jc w:val="center"/>
-            </w:pPr>
-            <w:r>
-              <w:rPr>
-                <w:b/>
-                <w:bCs/>
-                <w:color w:val="595959"/>
-                <w:sz w:val="16"/>
-                <w:szCs w:val="16"/>
-              </w:rPr>
-              <w:t>D1</w:t>
-            </w:r>
-          </w:p>
-        </w:tc>
-        <w:tc>
-          <w:tcPr>
-            <w:tcW w:w="808" w:type="dxa"/>
-            <w:tcMar>
-              <w:top w:w="20" w:type="dxa"/>
-              <w:left w:w="20" w:type="dxa"/>
-              <w:bottom w:w="20" w:type="dxa"/>
-              <w:right w:w="20" w:type="dxa"/>
-            </w:tcMar>
-          </w:tcPr>
-          <w:p>
-            <w:pPr>
-              <w:keepNext/>
-              <w:spacing w:line="264" w:lineRule="auto"/>
-              <w:jc w:val="center"/>
-            </w:pPr>
-            <w:r>
-              <w:rPr>
-                <w:b/>
-                <w:bCs/>
-                <w:color w:val="595959"/>
-                <w:sz w:val="16"/>
-                <w:szCs w:val="16"/>
-              </w:rPr>
-              <w:t>D2</w:t>
-            </w:r>
-          </w:p>
-        </w:tc>
-        <w:tc>
-          <w:tcPr>
-            <w:tcW w:w="808" w:type="dxa"/>
-            <w:tcMar>
-              <w:top w:w="20" w:type="dxa"/>
-              <w:left w:w="20" w:type="dxa"/>
-              <w:bottom w:w="20" w:type="dxa"/>
-              <w:right w:w="20" w:type="dxa"/>
-            </w:tcMar>
-          </w:tcPr>
-          <w:p>
-            <w:pPr>
-              <w:keepNext/>
-              <w:spacing w:line="264" w:lineRule="auto"/>
-              <w:jc w:val="center"/>
-            </w:pPr>
-            <w:r>
-              <w:rPr>
-                <w:b/>
-                <w:bCs/>
-                <w:color w:val="595959"/>
-                <w:sz w:val="16"/>
-                <w:szCs w:val="16"/>
-              </w:rPr>
-              <w:t>D3</w:t>
-            </w:r>
-          </w:p>
-        </w:tc>
-        <w:tc>
-          <w:tcPr>
-            <w:tcW w:w="808" w:type="dxa"/>
-            <w:tcMar>
-              <w:top w:w="20" w:type="dxa"/>
-              <w:left w:w="20" w:type="dxa"/>
-              <w:bottom w:w="20" w:type="dxa"/>
-              <w:right w:w="20" w:type="dxa"/>
-            </w:tcMar>
-          </w:tcPr>
-          <w:p>
-            <w:pPr>
-              <w:keepNext/>
-              <w:spacing w:line="264" w:lineRule="auto"/>
-              <w:jc w:val="center"/>
-            </w:pPr>
-            <w:r>
-              <w:rPr>
-                <w:b/>
-                <w:bCs/>
-                <w:color w:val="595959"/>
-                <w:sz w:val="16"/>
-                <w:szCs w:val="16"/>
-              </w:rPr>
-              <w:t>D4</w:t>
-            </w:r>
-          </w:p>
-        </w:tc>
-        <w:tc>
-          <w:tcPr>
-            <w:tcW w:w="808" w:type="dxa"/>
-            <w:tcMar>
-              <w:top w:w="20" w:type="dxa"/>
-              <w:left w:w="20" w:type="dxa"/>
-              <w:bottom w:w="20" w:type="dxa"/>
-              <w:right w:w="20" w:type="dxa"/>
-            </w:tcMar>
-          </w:tcPr>
-          <w:p>
-            <w:pPr>
-              <w:keepNext/>
-              <w:spacing w:line="264" w:lineRule="auto"/>
-              <w:jc w:val="center"/>
-            </w:pPr>
-            <w:r>
-              <w:rPr>
-                <w:b/>
-                <w:bCs/>
-                <w:color w:val="595959"/>
-                <w:sz w:val="16"/>
-                <w:szCs w:val="16"/>
-              </w:rPr>
-              <w:t>D5</w:t>
-            </w:r>
-          </w:p>
-        </w:tc>
-        <w:tc>
-          <w:tcPr>
-            <w:tcW w:w="808" w:type="dxa"/>
-            <w:tcMar>
-              <w:top w:w="20" w:type="dxa"/>
-              <w:left w:w="20" w:type="dxa"/>
-              <w:bottom w:w="20" w:type="dxa"/>
-              <w:right w:w="20" w:type="dxa"/>
-            </w:tcMar>
-          </w:tcPr>
-          <w:p>
-            <w:pPr>
-              <w:keepNext/>
-              <w:spacing w:line="264" w:lineRule="auto"/>
-              <w:jc w:val="center"/>
-            </w:pPr>
-            <w:r>
-              <w:rPr>
-                <w:b/>
-                <w:bCs/>
-                <w:color w:val="595959"/>
-                <w:sz w:val="16"/>
-                <w:szCs w:val="16"/>
-              </w:rPr>
-              <w:t>D6</w:t>
-            </w:r>
-          </w:p>
-        </w:tc>
-        <w:tc>
-          <w:tcPr>
-            <w:tcW w:w="808" w:type="dxa"/>
-            <w:tcMar>
-              <w:top w:w="20" w:type="dxa"/>
-              <w:left w:w="20" w:type="dxa"/>
-              <w:bottom w:w="20" w:type="dxa"/>
-              <w:right w:w="20" w:type="dxa"/>
-            </w:tcMar>
-          </w:tcPr>
-          <w:p>
-            <w:pPr>
-              <w:keepNext/>
-              <w:spacing w:line="264" w:lineRule="auto"/>
-              <w:jc w:val="center"/>
-            </w:pPr>
-            <w:r>
-              <w:rPr>
-                <w:b/>
-                <w:bCs/>
-                <w:color w:val="595959"/>
-                <w:sz w:val="16"/>
-                <w:szCs w:val="16"/>
-              </w:rPr>
-              <w:t>D7</w:t>
-            </w:r>
-          </w:p>
-        </w:tc>
-        <w:tc>
-          <w:tcPr>
-            <w:tcW w:w="808" w:type="dxa"/>
-            <w:tcMar>
-              <w:top w:w="20" w:type="dxa"/>
-              <w:left w:w="20" w:type="dxa"/>
-              <w:bottom w:w="20" w:type="dxa"/>
-              <w:right w:w="20" w:type="dxa"/>
-            </w:tcMar>
-          </w:tcPr>
-          <w:p>
-            <w:pPr>
-              <w:keepNext/>
-              <w:spacing w:line="264" w:lineRule="auto"/>
-              <w:jc w:val="center"/>
-            </w:pPr>
-            <w:r>
-              <w:rPr>
-                <w:b/>
-                <w:bCs/>
-                <w:color w:val="595959"/>
-                <w:sz w:val="16"/>
-                <w:szCs w:val="16"/>
-              </w:rPr>
-              <w:t>Stop</w:t>
-            </w:r>
-          </w:p>
-        </w:tc>
-        <w:tc>
-          <w:tcPr>
-            <w:tcW w:w="808" w:type="dxa"/>
-            <w:tcMar>
-              <w:top w:w="20" w:type="dxa"/>
-              <w:left w:w="20" w:type="dxa"/>
-              <w:bottom w:w="20" w:type="dxa"/>
-              <w:right w:w="20" w:type="dxa"/>
-            </w:tcMar>
-          </w:tcPr>
-          <w:p>
-            <w:pPr>
-              <w:keepNext/>
-              <w:spacing w:line="264" w:lineRule="auto"/>
-              <w:jc w:val="center"/>
-            </w:pPr>
-            <w:r>
-              <w:rPr>
-                <w:b/>
-                <w:bCs/>
-                <w:color w:val="595959"/>
-                <w:sz w:val="16"/>
-                <w:szCs w:val="16"/>
-              </w:rPr>
-              <w:t>idle</w:t>
-            </w:r>
-          </w:p>
-        </w:tc>
-      </w:tr>
-      <w:tr>
-        <w:trPr>
-          <w:cantSplit/>
-        </w:trPr>
-        <w:tc>
-          <w:tcPr>
-            <w:tcW w:w="808" w:type="dxa"/>
-            <w:tcBorders>
-              <w:top w:val="single" w:sz="12" w:space="0" w:color="FFFFFF"/>
-              <w:left w:val="single" w:sz="12" w:space="0" w:color="FFFFFF"/>
-              <w:bottom w:val="single" w:sz="12" w:space="0" w:color="FFFFFF"/>
-              <w:right w:val="single" w:sz="12" w:space="0" w:color="FFFFFF"/>
-            </w:tcBorders>
-            <w:shd w:val="clear" w:color="auto" w:fill="D9D9D9"/>
-            <w:tcMar>
-              <w:top w:w="80" w:type="dxa"/>
-              <w:left w:w="20" w:type="dxa"/>
-              <w:bottom w:w="80" w:type="dxa"/>
-              <w:right w:w="20" w:type="dxa"/>
-            </w:tcMar>
-          </w:tcPr>
-          <w:p>
-            <w:pPr>
-              <w:spacing w:line="264" w:lineRule="auto"/>
-              <w:jc w:val="center"/>
-            </w:pPr>
-            <w:r>
-              <w:rPr>
-                <w:b/>
-                <w:bCs/>
-                <w:color w:val="595959"/>
-                <w:sz w:val="24"/>
-                <w:szCs w:val="24"/>
-              </w:rPr>
-              <w:t>1</w:t>
-            </w:r>
-          </w:p>
-        </w:tc>
-        <w:tc>
-          <w:tcPr>
-            <w:tcW w:w="808" w:type="dxa"/>
-            <w:tcBorders>
-              <w:top w:val="single" w:sz="12" w:space="0" w:color="FFFFFF"/>
-              <w:left w:val="single" w:sz="12" w:space="0" w:color="FFFFFF"/>
-              <w:bottom w:val="single" w:sz="12" w:space="0" w:color="FFFFFF"/>
-              <w:right w:val="single" w:sz="12" w:space="0" w:color="FFFFFF"/>
-            </w:tcBorders>
-            <w:shd w:val="clear" w:color="auto" w:fill="C00000"/>
-            <w:tcMar>
-              <w:top w:w="80" w:type="dxa"/>
-              <w:left w:w="20" w:type="dxa"/>
-              <w:bottom w:w="80" w:type="dxa"/>
-              <w:right w:w="20" w:type="dxa"/>
-            </w:tcMar>
-          </w:tcPr>
-          <w:p>
-            <w:pPr>
-              <w:spacing w:line="264" w:lineRule="auto"/>
-              <w:jc w:val="center"/>
-            </w:pPr>
-            <w:r>
-              <w:rPr>
-                <w:b/>
-                <w:bCs/>
-                <w:color w:val="FFFFFF"/>
-                <w:sz w:val="24"/>
-                <w:szCs w:val="24"/>
-              </w:rPr>
-              <w:t>0</w:t>
-            </w:r>
-          </w:p>
-        </w:tc>
-        <w:tc>
-          <w:tcPr>
-            <w:tcW w:w="808" w:type="dxa"/>
-            <w:tcBorders>
-              <w:top w:val="single" w:sz="12" w:space="0" w:color="FFFFFF"/>
-              <w:left w:val="single" w:sz="12" w:space="0" w:color="FFFFFF"/>
-              <w:bottom w:val="single" w:sz="12" w:space="0" w:color="FFFFFF"/>
-              <w:right w:val="single" w:sz="12" w:space="0" w:color="FFFFFF"/>
-            </w:tcBorders>
-            <w:shd w:val="clear" w:color="auto" w:fill="2E75B6"/>
-            <w:tcMar>
-              <w:top w:w="80" w:type="dxa"/>
-              <w:left w:w="20" w:type="dxa"/>
-              <w:bottom w:w="80" w:type="dxa"/>
-              <w:right w:w="20" w:type="dxa"/>
-            </w:tcMar>
-          </w:tcPr>
-          <w:p>
-            <w:pPr>
-              <w:spacing w:line="264" w:lineRule="auto"/>
-              <w:jc w:val="center"/>
-            </w:pPr>
-            <w:r>
-              <w:rPr>
-                <w:b/>
-                <w:bCs/>
-                <w:color w:val="FFFFFF"/>
-                <w:sz w:val="24"/>
-                <w:szCs w:val="24"/>
-              </w:rPr>
-              <w:t>1</w:t>
-            </w:r>
-          </w:p>
-        </w:tc>
-        <w:tc>
-          <w:tcPr>
-            <w:tcW w:w="808" w:type="dxa"/>
-            <w:tcBorders>
-              <w:top w:val="single" w:sz="12" w:space="0" w:color="FFFFFF"/>
-              <w:left w:val="single" w:sz="12" w:space="0" w:color="FFFFFF"/>
-              <w:bottom w:val="single" w:sz="12" w:space="0" w:color="FFFFFF"/>
-              <w:right w:val="single" w:sz="12" w:space="0" w:color="FFFFFF"/>
-            </w:tcBorders>
-            <w:shd w:val="clear" w:color="auto" w:fill="2E75B6"/>
-            <w:tcMar>
-              <w:top w:w="80" w:type="dxa"/>
-              <w:left w:w="20" w:type="dxa"/>
-              <w:bottom w:w="80" w:type="dxa"/>
-              <w:right w:w="20" w:type="dxa"/>
-            </w:tcMar>
-          </w:tcPr>
-          <w:p>
-            <w:pPr>
-              <w:spacing w:line="264" w:lineRule="auto"/>
-              <w:jc w:val="center"/>
-            </w:pPr>
-            <w:r>
-              <w:rPr>
-                <w:b/>
-                <w:bCs/>
-                <w:color w:val="FFFFFF"/>
-                <w:sz w:val="24"/>
-                <w:szCs w:val="24"/>
-              </w:rPr>
-              <w:t>0</w:t>
-            </w:r>
-          </w:p>
-        </w:tc>
-        <w:tc>
-          <w:tcPr>
-            <w:tcW w:w="808" w:type="dxa"/>
-            <w:tcBorders>
-              <w:top w:val="single" w:sz="12" w:space="0" w:color="FFFFFF"/>
-              <w:left w:val="single" w:sz="12" w:space="0" w:color="FFFFFF"/>
-              <w:bottom w:val="single" w:sz="12" w:space="0" w:color="FFFFFF"/>
-              <w:right w:val="single" w:sz="12" w:space="0" w:color="FFFFFF"/>
-            </w:tcBorders>
-            <w:shd w:val="clear" w:color="auto" w:fill="2E75B6"/>
-            <w:tcMar>
-              <w:top w:w="80" w:type="dxa"/>
-              <w:left w:w="20" w:type="dxa"/>
-              <w:bottom w:w="80" w:type="dxa"/>
-              <w:right w:w="20" w:type="dxa"/>
-            </w:tcMar>
-          </w:tcPr>
-          <w:p>
-            <w:pPr>
-              <w:spacing w:line="264" w:lineRule="auto"/>
-              <w:jc w:val="center"/>
-            </w:pPr>
-            <w:r>
-              <w:rPr>
-                <w:b/>
-                <w:bCs/>
-                <w:color w:val="FFFFFF"/>
-                <w:sz w:val="24"/>
-                <w:szCs w:val="24"/>
-              </w:rPr>
-              <w:t>0</w:t>
-            </w:r>
-          </w:p>
-        </w:tc>
-        <w:tc>
-          <w:tcPr>
-            <w:tcW w:w="808" w:type="dxa"/>
-            <w:tcBorders>
-              <w:top w:val="single" w:sz="12" w:space="0" w:color="FFFFFF"/>
-              <w:left w:val="single" w:sz="12" w:space="0" w:color="FFFFFF"/>
-              <w:bottom w:val="single" w:sz="12" w:space="0" w:color="FFFFFF"/>
-              <w:right w:val="single" w:sz="12" w:space="0" w:color="FFFFFF"/>
-            </w:tcBorders>
-            <w:shd w:val="clear" w:color="auto" w:fill="2E75B6"/>
-            <w:tcMar>
-              <w:top w:w="80" w:type="dxa"/>
-              <w:left w:w="20" w:type="dxa"/>
-              <w:bottom w:w="80" w:type="dxa"/>
-              <w:right w:w="20" w:type="dxa"/>
-            </w:tcMar>
-          </w:tcPr>
-          <w:p>
-            <w:pPr>
-              <w:spacing w:line="264" w:lineRule="auto"/>
-              <w:jc w:val="center"/>
-            </w:pPr>
-            <w:r>
-              <w:rPr>
-                <w:b/>
-                <w:bCs/>
-                <w:color w:val="FFFFFF"/>
-                <w:sz w:val="24"/>
-                <w:szCs w:val="24"/>
-              </w:rPr>
-              <w:t>0</w:t>
-            </w:r>
-          </w:p>
-        </w:tc>
-        <w:tc>
-          <w:tcPr>
-            <w:tcW w:w="808" w:type="dxa"/>
-            <w:tcBorders>
-              <w:top w:val="single" w:sz="12" w:space="0" w:color="FFFFFF"/>
-              <w:left w:val="single" w:sz="12" w:space="0" w:color="FFFFFF"/>
-              <w:bottom w:val="single" w:sz="12" w:space="0" w:color="FFFFFF"/>
-              <w:right w:val="single" w:sz="12" w:space="0" w:color="FFFFFF"/>
-            </w:tcBorders>
-            <w:shd w:val="clear" w:color="auto" w:fill="2E75B6"/>
-            <w:tcMar>
-              <w:top w:w="80" w:type="dxa"/>
-              <w:left w:w="20" w:type="dxa"/>
-              <w:bottom w:w="80" w:type="dxa"/>
-              <w:right w:w="20" w:type="dxa"/>
-            </w:tcMar>
-          </w:tcPr>
-          <w:p>
-            <w:pPr>
-              <w:spacing w:line="264" w:lineRule="auto"/>
-              <w:jc w:val="center"/>
-            </w:pPr>
-            <w:r>
-              <w:rPr>
-                <w:b/>
-                <w:bCs/>
-                <w:color w:val="FFFFFF"/>
-                <w:sz w:val="24"/>
-                <w:szCs w:val="24"/>
-              </w:rPr>
-              <w:t>0</w:t>
-            </w:r>
-          </w:p>
-        </w:tc>
-        <w:tc>
-          <w:tcPr>
-            <w:tcW w:w="808" w:type="dxa"/>
-            <w:tcBorders>
-              <w:top w:val="single" w:sz="12" w:space="0" w:color="FFFFFF"/>
-              <w:left w:val="single" w:sz="12" w:space="0" w:color="FFFFFF"/>
-              <w:bottom w:val="single" w:sz="12" w:space="0" w:color="FFFFFF"/>
-              <w:right w:val="single" w:sz="12" w:space="0" w:color="FFFFFF"/>
-            </w:tcBorders>
-            <w:shd w:val="clear" w:color="auto" w:fill="2E75B6"/>
-            <w:tcMar>
-              <w:top w:w="80" w:type="dxa"/>
-              <w:left w:w="20" w:type="dxa"/>
-              <w:bottom w:w="80" w:type="dxa"/>
-              <w:right w:w="20" w:type="dxa"/>
-            </w:tcMar>
-          </w:tcPr>
-          <w:p>
-            <w:pPr>
-              <w:spacing w:line="264" w:lineRule="auto"/>
-              <w:jc w:val="center"/>
-            </w:pPr>
-            <w:r>
-              <w:rPr>
-                <w:b/>
-                <w:bCs/>
-                <w:color w:val="FFFFFF"/>
-                <w:sz w:val="24"/>
-                <w:szCs w:val="24"/>
-              </w:rPr>
-              <w:t>0</w:t>
-            </w:r>
-          </w:p>
-        </w:tc>
-        <w:tc>
-          <w:tcPr>
-            <w:tcW w:w="808" w:type="dxa"/>
-            <w:tcBorders>
-              <w:top w:val="single" w:sz="12" w:space="0" w:color="FFFFFF"/>
-              <w:left w:val="single" w:sz="12" w:space="0" w:color="FFFFFF"/>
-              <w:bottom w:val="single" w:sz="12" w:space="0" w:color="FFFFFF"/>
-              <w:right w:val="single" w:sz="12" w:space="0" w:color="FFFFFF"/>
-            </w:tcBorders>
-            <w:shd w:val="clear" w:color="auto" w:fill="2E75B6"/>
-            <w:tcMar>
-              <w:top w:w="80" w:type="dxa"/>
-              <w:left w:w="20" w:type="dxa"/>
-              <w:bottom w:w="80" w:type="dxa"/>
-              <w:right w:w="20" w:type="dxa"/>
-            </w:tcMar>
-          </w:tcPr>
-          <w:p>
-            <w:pPr>
-              <w:spacing w:line="264" w:lineRule="auto"/>
-              <w:jc w:val="center"/>
-            </w:pPr>
-            <w:r>
-              <w:rPr>
-                <w:b/>
-                <w:bCs/>
-                <w:color w:val="FFFFFF"/>
-                <w:sz w:val="24"/>
-                <w:szCs w:val="24"/>
-              </w:rPr>
-              <w:t>1</w:t>
-            </w:r>
-          </w:p>
-        </w:tc>
-        <w:tc>
-          <w:tcPr>
-            <w:tcW w:w="808" w:type="dxa"/>
-            <w:tcBorders>
-              <w:top w:val="single" w:sz="12" w:space="0" w:color="FFFFFF"/>
-              <w:left w:val="single" w:sz="12" w:space="0" w:color="FFFFFF"/>
-              <w:bottom w:val="single" w:sz="12" w:space="0" w:color="FFFFFF"/>
-              <w:right w:val="single" w:sz="12" w:space="0" w:color="FFFFFF"/>
-            </w:tcBorders>
-            <w:shd w:val="clear" w:color="auto" w:fill="2E75B6"/>
-            <w:tcMar>
-              <w:top w:w="80" w:type="dxa"/>
-              <w:left w:w="20" w:type="dxa"/>
-              <w:bottom w:w="80" w:type="dxa"/>
-              <w:right w:w="20" w:type="dxa"/>
-            </w:tcMar>
-          </w:tcPr>
-          <w:p>
-            <w:pPr>
-              <w:spacing w:line="264" w:lineRule="auto"/>
-              <w:jc w:val="center"/>
-            </w:pPr>
-            <w:r>
-              <w:rPr>
-                <w:b/>
-                <w:bCs/>
-                <w:color w:val="FFFFFF"/>
-                <w:sz w:val="24"/>
-                <w:szCs w:val="24"/>
-              </w:rPr>
-              <w:t>0</w:t>
-            </w:r>
-          </w:p>
-        </w:tc>
-        <w:tc>
-          <w:tcPr>
-            <w:tcW w:w="808" w:type="dxa"/>
-            <w:tcBorders>
-              <w:top w:val="single" w:sz="12" w:space="0" w:color="FFFFFF"/>
-              <w:left w:val="single" w:sz="12" w:space="0" w:color="FFFFFF"/>
-              <w:bottom w:val="single" w:sz="12" w:space="0" w:color="FFFFFF"/>
-              <w:right w:val="single" w:sz="12" w:space="0" w:color="FFFFFF"/>
-            </w:tcBorders>
-            <w:shd w:val="clear" w:color="auto" w:fill="548235"/>
-            <w:tcMar>
-              <w:top w:w="80" w:type="dxa"/>
-              <w:left w:w="20" w:type="dxa"/>
-              <w:bottom w:w="80" w:type="dxa"/>
-              <w:right w:w="20" w:type="dxa"/>
-            </w:tcMar>
-          </w:tcPr>
-          <w:p>
-            <w:pPr>
-              <w:spacing w:line="264" w:lineRule="auto"/>
-              <w:jc w:val="center"/>
-            </w:pPr>
-            <w:r>
-              <w:rPr>
-                <w:b/>
-                <w:bCs/>
-                <w:color w:val="FFFFFF"/>
-                <w:sz w:val="24"/>
-                <w:szCs w:val="24"/>
-              </w:rPr>
-              <w:t>1</w:t>
-            </w:r>
-          </w:p>
-        </w:tc>
-        <w:tc>
-          <w:tcPr>
-            <w:tcW w:w="808" w:type="dxa"/>
-            <w:tcBorders>
-              <w:top w:val="single" w:sz="12" w:space="0" w:color="FFFFFF"/>
-              <w:left w:val="single" w:sz="12" w:space="0" w:color="FFFFFF"/>
-              <w:bottom w:val="single" w:sz="12" w:space="0" w:color="FFFFFF"/>
-              <w:right w:val="single" w:sz="12" w:space="0" w:color="FFFFFF"/>
-            </w:tcBorders>
-            <w:shd w:val="clear" w:color="auto" w:fill="D9D9D9"/>
-            <w:tcMar>
-              <w:top w:w="80" w:type="dxa"/>
-              <w:left w:w="20" w:type="dxa"/>
-              <w:bottom w:w="80" w:type="dxa"/>
-              <w:right w:w="20" w:type="dxa"/>
-            </w:tcMar>
-          </w:tcPr>
-          <w:p>
-            <w:pPr>
-              <w:spacing w:line="264" w:lineRule="auto"/>
-              <w:jc w:val="center"/>
-            </w:pPr>
-            <w:r>
-              <w:rPr>
-                <w:b/>
-                <w:bCs/>
-                <w:color w:val="595959"/>
-                <w:sz w:val="24"/>
-                <w:szCs w:val="24"/>
-              </w:rPr>
-              <w:t>1</w:t>
-            </w:r>
-          </w:p>
-        </w:tc>
-      </w:tr>
-    </w:tbl>
-    <w:p>
-      <w:pPr>
-        <w:spacing w:after="160" w:line="264" w:lineRule="auto"/>
-      </w:pPr>
-      <w:r>
-        <w:rPr>
-          <w:color w:val="595959"/>
-          <w:sz w:val="18"/>
-          <w:szCs w:val="18"/>
-        </w:rPr>
-        <w:t xml:space="preserve">Time →   each box lasts 1/9600 s ≈ </w:t>
-      </w:r>
-      <w:r>
-        <w:rPr>
-          <w:b/>
-          <w:bCs/>
-          <w:color w:val="595959"/>
-          <w:sz w:val="18"/>
-          <w:szCs w:val="18"/>
-        </w:rPr>
-        <w:t>104 µs</w:t>
-      </w:r>
-      <w:r>
-        <w:rPr>
-          <w:color w:val="595959"/>
-          <w:sz w:val="18"/>
-          <w:szCs w:val="18"/>
-        </w:rPr>
-        <w:t xml:space="preserve"> at 9600 baud, so one 10-bit frame takes about </w:t>
-      </w:r>
-      <w:r>
-        <w:rPr>
-          <w:b/>
-          <w:bCs/>
-          <w:color w:val="595959"/>
-          <w:sz w:val="18"/>
-          <w:szCs w:val="18"/>
-        </w:rPr>
-        <w:t>1.04 ms</w:t>
-      </w:r>
-      <w:r>
-        <w:rPr>
-          <w:color w:val="595959"/>
-          <w:sz w:val="18"/>
-          <w:szCs w:val="18"/>
-        </w:rPr>
-        <w:t>.</w:t>
-      </w:r>
-    </w:p>
-    <w:p>
-      <w:pPr>
-        <w:spacing w:after="60" w:line="264" w:lineRule="auto"/>
-      </w:pPr>
-      <w:r>
-        <w:t xml:space="preserve">Because there is no clock wire, the receiver samples the line at the times it </w:t>
-      </w:r>
-      <w:r>
-        <w:rPr>
-          <w:i/>
-          <w:iCs/>
-        </w:rPr>
-        <w:t>expects</w:t>
-      </w:r>
-      <w:r>
-        <w:t xml:space="preserve"> each bit to arrive. That only works if:</w:t>
-      </w:r>
-    </w:p>
-    <w:p>
-      <w:pPr>
-        <w:pStyle w:val="ListParagraph"/>
-        <w:numPr>
-          <w:ilvl w:val="0"/>
-          <w:numId w:val="1"/>
-        </w:numPr>
-        <w:spacing w:after="60" w:line="264" w:lineRule="auto"/>
-      </w:pPr>
-      <w:r>
-        <w:rPr>
-          <w:b/>
-          <w:bCs/>
-        </w:rPr>
-        <w:t>Both sides use the same baud rate.</w:t>
-      </w:r>
-      <w:r>
-        <w:t xml:space="preserve"> At the wrong rate the receiver samples the wrong bits and you see garbage.</w:t>
-      </w:r>
-    </w:p>
-    <w:p>
-      <w:pPr>
-        <w:pStyle w:val="ListParagraph"/>
-        <w:numPr>
-          <w:ilvl w:val="0"/>
-          <w:numId w:val="1"/>
-        </w:numPr>
-        <w:spacing w:after="60" w:line="264" w:lineRule="auto"/>
-      </w:pPr>
-      <w:r>
-        <w:rPr>
-          <w:b/>
-          <w:bCs/>
-        </w:rPr>
-        <w:t>TX goes to RX.</w:t>
-      </w:r>
-      <w:r>
-        <w:t xml:space="preserve"> One board’s transmit pin must drive the other board’s receive pin, so the wires cross over.</w:t>
-      </w:r>
-    </w:p>
-    <w:p>
-      <w:pPr>
-        <w:pStyle w:val="ListParagraph"/>
-        <w:numPr>
-          <w:ilvl w:val="0"/>
-          <w:numId w:val="1"/>
-        </w:numPr>
-        <w:spacing w:after="60" w:line="264" w:lineRule="auto"/>
-      </w:pPr>
-      <w:r>
-        <w:rPr>
-          <w:b/>
-          <w:bCs/>
-        </w:rPr>
-        <w:t>The grounds are connected.</w:t>
-      </w:r>
-      <w:r>
-        <w:t xml:space="preserve"> A “high” or “low” voltage only means something relative to a shared 0 V reference.</w:t>
-      </w:r>
-    </w:p>
-    <w:p>
-      <w:pPr>
-        <w:spacing w:after="120"/>
-        <w:rPr>
-          <w:sz w:val="8"/>
-        </w:rPr>
-      </w:pPr>
-    </w:p>
-    <w:p>
-      <w:pPr>
-        <w:pStyle w:val="Heading2"/>
-        <w:keepNext/>
-        <w:spacing w:before="240" w:after="80"/>
-      </w:pPr>
-      <w:r>
-        <w:rPr>
-          <w:b/>
-          <w:bCs/>
-        </w:rPr>
-        <w:t>Hardware UART vs SoftwareSerial</w:t>
-      </w:r>
-    </w:p>
-    <w:tbl>
-      <w:tblPr>
-        <w:tblW w:w="9706" w:type="dxa"/>
-        <w:tblBorders>
-          <w:top w:val="single" w:sz="4" w:space="0" w:color="BFBFBF"/>
-          <w:left w:val="single" w:sz="4" w:space="0" w:color="BFBFBF"/>
-          <w:bottom w:val="single" w:sz="4" w:space="0" w:color="BFBFBF"/>
-          <w:right w:val="single" w:sz="4" w:space="0" w:color="BFBFBF"/>
-          <w:insideH w:val="single" w:sz="4" w:space="0" w:color="BFBFBF"/>
-          <w:insideV w:val="single" w:sz="4" w:space="0" w:color="BFBFBF"/>
-        </w:tblBorders>
-        <w:tblLayout w:type="fixed"/>
-        <w:tblLook w:val="04A0" w:firstRow="1" w:lastRow="0" w:firstColumn="1" w:lastColumn="0" w:noHBand="0" w:noVBand="1"/>
-      </w:tblPr>
-      <w:tblGrid>
-        <w:gridCol w:w="2300"/>
-        <w:gridCol w:w="3700"/>
-        <w:gridCol w:w="3706"/>
-      </w:tblGrid>
-      <w:tr>
-        <w:trPr>
-          <w:cantSplit/>
-          <w:tblHeader/>
-        </w:trPr>
-        <w:tc>
-          <w:tcPr>
-            <w:tcW w:w="2300" w:type="dxa"/>
-            <w:shd w:val="clear" w:color="auto" w:fill="2E74B5"/>
-            <w:tcMar>
-              <w:top w:w="60" w:type="dxa"/>
-              <w:left w:w="100" w:type="dxa"/>
-              <w:bottom w:w="60" w:type="dxa"/>
-              <w:right w:w="100" w:type="dxa"/>
-            </w:tcMar>
-          </w:tcPr>
-          <w:p>
-            <w:pPr>
-              <w:spacing w:line="264" w:lineRule="auto"/>
-            </w:pPr>
-          </w:p>
-        </w:tc>
-        <w:tc>
-          <w:tcPr>
-            <w:tcW w:w="3700" w:type="dxa"/>
-            <w:shd w:val="clear" w:color="auto" w:fill="2E74B5"/>
-            <w:tcMar>
-              <w:top w:w="60" w:type="dxa"/>
-              <w:left w:w="100" w:type="dxa"/>
-              <w:bottom w:w="60" w:type="dxa"/>
-              <w:right w:w="100" w:type="dxa"/>
-            </w:tcMar>
-          </w:tcPr>
-          <w:p>
-            <w:pPr>
-              <w:spacing w:line="264" w:lineRule="auto"/>
-            </w:pPr>
-            <w:r>
-              <w:rPr>
-                <w:b/>
-                <w:bCs/>
-                <w:color w:val="FFFFFF"/>
-                <w:sz w:val="19"/>
-                <w:szCs w:val="19"/>
-              </w:rPr>
-              <w:t>Hardware UART (Serial / Serial1)</w:t>
-            </w:r>
-          </w:p>
-        </w:tc>
-        <w:tc>
-          <w:tcPr>
-            <w:tcW w:w="3706" w:type="dxa"/>
-            <w:shd w:val="clear" w:color="auto" w:fill="2E74B5"/>
-            <w:tcMar>
-              <w:top w:w="60" w:type="dxa"/>
-              <w:left w:w="100" w:type="dxa"/>
-              <w:bottom w:w="60" w:type="dxa"/>
-              <w:right w:w="100" w:type="dxa"/>
-            </w:tcMar>
-          </w:tcPr>
-          <w:p>
-            <w:pPr>
-              <w:spacing w:line="264" w:lineRule="auto"/>
-            </w:pPr>
-            <w:r>
-              <w:rPr>
-                <w:b/>
-                <w:bCs/>
-                <w:color w:val="FFFFFF"/>
-                <w:sz w:val="19"/>
-                <w:szCs w:val="19"/>
-              </w:rPr>
-              <w:t>SoftwareSerial</w:t>
-            </w:r>
-          </w:p>
-        </w:tc>
-      </w:tr>
-      <w:tr>
-        <w:trPr>
-          <w:cantSplit/>
-        </w:trPr>
-        <w:tc>
-          <w:tcPr>
-            <w:tcW w:w="2300" w:type="dxa"/>
-            <w:tcMar>
-              <w:top w:w="60" w:type="dxa"/>
-              <w:left w:w="100" w:type="dxa"/>
-              <w:bottom w:w="60" w:type="dxa"/>
-              <w:right w:w="100" w:type="dxa"/>
-            </w:tcMar>
-          </w:tcPr>
-          <w:p>
-            <w:pPr>
-              <w:spacing w:line="264" w:lineRule="auto"/>
-            </w:pPr>
-            <w:r>
-              <w:rPr>
-                <w:sz w:val="19"/>
-                <w:szCs w:val="19"/>
-              </w:rPr>
-              <w:t>Pins</w:t>
-            </w:r>
-          </w:p>
-        </w:tc>
-        <w:tc>
-          <w:tcPr>
-            <w:tcW w:w="3700" w:type="dxa"/>
-            <w:tcMar>
-              <w:top w:w="60" w:type="dxa"/>
-              <w:left w:w="100" w:type="dxa"/>
-              <w:bottom w:w="60" w:type="dxa"/>
-              <w:right w:w="100" w:type="dxa"/>
-            </w:tcMar>
-          </w:tcPr>
-          <w:p>
-            <w:pPr>
-              <w:spacing w:line="264" w:lineRule="auto"/>
-            </w:pPr>
-            <w:r>
-              <w:rPr>
-                <w:sz w:val="19"/>
-                <w:szCs w:val="19"/>
-              </w:rPr>
-              <w:t>Fixed: D0 (RX), D1 (TX)</w:t>
-            </w:r>
-          </w:p>
-        </w:tc>
-        <w:tc>
-          <w:tcPr>
-            <w:tcW w:w="3706" w:type="dxa"/>
-            <w:tcMar>
-              <w:top w:w="60" w:type="dxa"/>
-              <w:left w:w="100" w:type="dxa"/>
-              <w:bottom w:w="60" w:type="dxa"/>
-              <w:right w:w="100" w:type="dxa"/>
-            </w:tcMar>
-          </w:tcPr>
-          <w:p>
-            <w:pPr>
-              <w:spacing w:line="264" w:lineRule="auto"/>
-            </w:pPr>
-            <w:r>
-              <w:rPr>
-                <w:sz w:val="19"/>
-                <w:szCs w:val="19"/>
-              </w:rPr>
-              <w:t>Almost any pins, here D10 (RX) and D11 (TX)</w:t>
-            </w:r>
-          </w:p>
-        </w:tc>
-      </w:tr>
-      <w:tr>
-        <w:trPr>
-          <w:cantSplit/>
-        </w:trPr>
-        <w:tc>
-          <w:tcPr>
-            <w:tcW w:w="2300" w:type="dxa"/>
-            <w:shd w:val="clear" w:color="auto" w:fill="F3F7FB"/>
-            <w:tcMar>
-              <w:top w:w="60" w:type="dxa"/>
-              <w:left w:w="100" w:type="dxa"/>
-              <w:bottom w:w="60" w:type="dxa"/>
-              <w:right w:w="100" w:type="dxa"/>
-            </w:tcMar>
-          </w:tcPr>
-          <w:p>
-            <w:pPr>
-              <w:spacing w:line="264" w:lineRule="auto"/>
-            </w:pPr>
-            <w:r>
-              <w:rPr>
-                <w:sz w:val="19"/>
-                <w:szCs w:val="19"/>
-              </w:rPr>
-              <w:t>How it works</w:t>
-            </w:r>
-          </w:p>
-        </w:tc>
-        <w:tc>
-          <w:tcPr>
-            <w:tcW w:w="3700" w:type="dxa"/>
-            <w:shd w:val="clear" w:color="auto" w:fill="F3F7FB"/>
-            <w:tcMar>
-              <w:top w:w="60" w:type="dxa"/>
-              <w:left w:w="100" w:type="dxa"/>
-              <w:bottom w:w="60" w:type="dxa"/>
-              <w:right w:w="100" w:type="dxa"/>
-            </w:tcMar>
-          </w:tcPr>
-          <w:p>
-            <w:pPr>
-              <w:spacing w:line="264" w:lineRule="auto"/>
-            </w:pPr>
-            <w:r>
-              <w:rPr>
-                <w:sz w:val="19"/>
-                <w:szCs w:val="19"/>
-              </w:rPr>
-              <w:t>Dedicated UART peripheral inside the chip</w:t>
-            </w:r>
-          </w:p>
-        </w:tc>
-        <w:tc>
-          <w:tcPr>
-            <w:tcW w:w="3706" w:type="dxa"/>
-            <w:shd w:val="clear" w:color="auto" w:fill="F3F7FB"/>
-            <w:tcMar>
-              <w:top w:w="60" w:type="dxa"/>
-              <w:left w:w="100" w:type="dxa"/>
-              <w:bottom w:w="60" w:type="dxa"/>
-              <w:right w:w="100" w:type="dxa"/>
-            </w:tcMar>
-          </w:tcPr>
-          <w:p>
-            <w:pPr>
-              <w:spacing w:line="264" w:lineRule="auto"/>
-            </w:pPr>
-            <w:r>
-              <w:rPr>
-                <w:sz w:val="19"/>
-                <w:szCs w:val="19"/>
-              </w:rPr>
-              <w:t>The CPU times each bit in software</w:t>
-            </w:r>
-          </w:p>
-        </w:tc>
-      </w:tr>
-      <w:tr>
-        <w:trPr>
-          <w:cantSplit/>
-        </w:trPr>
-        <w:tc>
-          <w:tcPr>
-            <w:tcW w:w="2300" w:type="dxa"/>
-            <w:tcMar>
-              <w:top w:w="60" w:type="dxa"/>
-              <w:left w:w="100" w:type="dxa"/>
-              <w:bottom w:w="60" w:type="dxa"/>
-              <w:right w:w="100" w:type="dxa"/>
-            </w:tcMar>
-          </w:tcPr>
-          <w:p>
-            <w:pPr>
-              <w:spacing w:line="264" w:lineRule="auto"/>
-            </w:pPr>
-            <w:r>
-              <w:rPr>
-                <w:sz w:val="19"/>
-                <w:szCs w:val="19"/>
-              </w:rPr>
-              <w:t>Send and receive at once</w:t>
-            </w:r>
-          </w:p>
-        </w:tc>
-        <w:tc>
-          <w:tcPr>
-            <w:tcW w:w="3700" w:type="dxa"/>
-            <w:tcMar>
-              <w:top w:w="60" w:type="dxa"/>
-              <w:left w:w="100" w:type="dxa"/>
-              <w:bottom w:w="60" w:type="dxa"/>
-              <w:right w:w="100" w:type="dxa"/>
-            </w:tcMar>
-          </w:tcPr>
-          <w:p>
-            <w:pPr>
-              <w:spacing w:line="264" w:lineRule="auto"/>
-            </w:pPr>
-            <w:r>
-              <w:rPr>
-                <w:sz w:val="19"/>
-                <w:szCs w:val="19"/>
-              </w:rPr>
-              <w:t>Yes (full duplex)</w:t>
-            </w:r>
-          </w:p>
-        </w:tc>
-        <w:tc>
-          <w:tcPr>
-            <w:tcW w:w="3706" w:type="dxa"/>
-            <w:tcMar>
-              <w:top w:w="60" w:type="dxa"/>
-              <w:left w:w="100" w:type="dxa"/>
-              <w:bottom w:w="60" w:type="dxa"/>
-              <w:right w:w="100" w:type="dxa"/>
-            </w:tcMar>
-          </w:tcPr>
-          <w:p>
-            <w:pPr>
-              <w:spacing w:line="264" w:lineRule="auto"/>
-            </w:pPr>
-            <w:r>
-              <w:rPr>
-                <w:b/>
-                <w:bCs/>
-                <w:sz w:val="19"/>
-                <w:szCs w:val="19"/>
-              </w:rPr>
-              <w:t>No.</w:t>
-            </w:r>
-            <w:r>
-              <w:rPr>
-                <w:sz w:val="19"/>
-                <w:szCs w:val="19"/>
-              </w:rPr>
-              <w:t xml:space="preserve"> It cannot receive while it is transmitting.</w:t>
-            </w:r>
-          </w:p>
-        </w:tc>
-      </w:tr>
-      <w:tr>
-        <w:trPr>
-          <w:cantSplit/>
-        </w:trPr>
-        <w:tc>
-          <w:tcPr>
-            <w:tcW w:w="2300" w:type="dxa"/>
-            <w:shd w:val="clear" w:color="auto" w:fill="F3F7FB"/>
-            <w:tcMar>
-              <w:top w:w="60" w:type="dxa"/>
-              <w:left w:w="100" w:type="dxa"/>
-              <w:bottom w:w="60" w:type="dxa"/>
-              <w:right w:w="100" w:type="dxa"/>
-            </w:tcMar>
-          </w:tcPr>
-          <w:p>
-            <w:pPr>
-              <w:spacing w:line="264" w:lineRule="auto"/>
-            </w:pPr>
-            <w:r>
-              <w:rPr>
-                <w:sz w:val="19"/>
-                <w:szCs w:val="19"/>
-              </w:rPr>
-              <w:t>Reliable speeds</w:t>
-            </w:r>
-          </w:p>
-        </w:tc>
-        <w:tc>
-          <w:tcPr>
-            <w:tcW w:w="3700" w:type="dxa"/>
-            <w:shd w:val="clear" w:color="auto" w:fill="F3F7FB"/>
-            <w:tcMar>
-              <w:top w:w="60" w:type="dxa"/>
-              <w:left w:w="100" w:type="dxa"/>
-              <w:bottom w:w="60" w:type="dxa"/>
-              <w:right w:w="100" w:type="dxa"/>
-            </w:tcMar>
-          </w:tcPr>
-          <w:p>
-            <w:pPr>
-              <w:spacing w:line="264" w:lineRule="auto"/>
-            </w:pPr>
-            <w:r>
-              <w:rPr>
-                <w:sz w:val="19"/>
-                <w:szCs w:val="19"/>
-              </w:rPr>
-              <w:t>Up to 1 Mbaud+</w:t>
-            </w:r>
-          </w:p>
-        </w:tc>
-        <w:tc>
-          <w:tcPr>
-            <w:tcW w:w="3706" w:type="dxa"/>
-            <w:shd w:val="clear" w:color="auto" w:fill="F3F7FB"/>
-            <w:tcMar>
-              <w:top w:w="60" w:type="dxa"/>
-              <w:left w:w="100" w:type="dxa"/>
-              <w:bottom w:w="60" w:type="dxa"/>
-              <w:right w:w="100" w:type="dxa"/>
-            </w:tcMar>
-          </w:tcPr>
-          <w:p>
-            <w:pPr>
-              <w:spacing w:line="264" w:lineRule="auto"/>
-            </w:pPr>
-            <w:r>
-              <w:rPr>
-                <w:sz w:val="19"/>
-                <w:szCs w:val="19"/>
-              </w:rPr>
-              <w:t>About 57600 baud at most</w:t>
-            </w:r>
-          </w:p>
-        </w:tc>
-      </w:tr>
-      <w:tr>
-        <w:trPr>
-          <w:cantSplit/>
-        </w:trPr>
-        <w:tc>
-          <w:tcPr>
-            <w:tcW w:w="2300" w:type="dxa"/>
-            <w:tcMar>
-              <w:top w:w="60" w:type="dxa"/>
-              <w:left w:w="100" w:type="dxa"/>
-              <w:bottom w:w="60" w:type="dxa"/>
-              <w:right w:w="100" w:type="dxa"/>
-            </w:tcMar>
-          </w:tcPr>
-          <w:p>
-            <w:pPr>
-              <w:spacing w:line="264" w:lineRule="auto"/>
-            </w:pPr>
-            <w:r>
-              <w:rPr>
-                <w:sz w:val="19"/>
-                <w:szCs w:val="19"/>
-              </w:rPr>
-              <w:t>Used in</w:t>
-            </w:r>
-          </w:p>
-        </w:tc>
-        <w:tc>
-          <w:tcPr>
-            <w:tcW w:w="3700" w:type="dxa"/>
-            <w:tcMar>
-              <w:top w:w="60" w:type="dxa"/>
-              <w:left w:w="100" w:type="dxa"/>
-              <w:bottom w:w="60" w:type="dxa"/>
-              <w:right w:w="100" w:type="dxa"/>
-            </w:tcMar>
-          </w:tcPr>
-          <w:p>
-            <w:pPr>
-              <w:spacing w:line="264" w:lineRule="auto"/>
-            </w:pPr>
-            <w:r>
-              <w:rPr>
-                <w:sz w:val="19"/>
-                <w:szCs w:val="19"/>
-              </w:rPr>
-              <w:t>Task 1 (loopback)</w:t>
-            </w:r>
-          </w:p>
-        </w:tc>
-        <w:tc>
-          <w:tcPr>
-            <w:tcW w:w="3706" w:type="dxa"/>
-            <w:tcMar>
-              <w:top w:w="60" w:type="dxa"/>
-              <w:left w:w="100" w:type="dxa"/>
-              <w:bottom w:w="60" w:type="dxa"/>
-              <w:right w:w="100" w:type="dxa"/>
-            </w:tcMar>
-          </w:tcPr>
-          <w:p>
-            <w:pPr>
-              <w:spacing w:line="264" w:lineRule="auto"/>
-            </w:pPr>
-            <w:r>
-              <w:rPr>
-                <w:sz w:val="19"/>
-                <w:szCs w:val="19"/>
-              </w:rPr>
-              <w:t>Tasks 2 and 3 (board to board)</w:t>
-            </w:r>
-          </w:p>
-        </w:tc>
-      </w:tr>
-    </w:tbl>
-    <w:p>
-      <w:pPr>
-        <w:spacing w:after="120"/>
-        <w:rPr>
-          <w:sz w:val="8"/>
-        </w:rPr>
-      </w:pPr>
-    </w:p>
-    <w:tbl>
-      <w:tblPr>
-        <w:tblW w:w="9706" w:type="dxa"/>
-        <w:tblLayout w:type="fixed"/>
-        <w:tblLook w:val="04A0" w:firstRow="1" w:lastRow="0" w:firstColumn="1" w:lastColumn="0" w:noHBand="0" w:noVBand="1"/>
-      </w:tblPr>
-      <w:tblGrid>
-        <w:gridCol w:w="9706"/>
-      </w:tblGrid>
-      <w:tr>
-        <w:trPr>
-          <w:cantSplit/>
-        </w:trPr>
-        <w:tc>
-          <w:tcPr>
-            <w:tcW w:w="9706" w:type="dxa"/>
-            <w:tcBorders>
-              <w:top w:val="nil"/>
-              <w:left w:val="single" w:sz="24" w:space="0" w:color="2E74B5"/>
-              <w:bottom w:val="nil"/>
-              <w:right w:val="nil"/>
-            </w:tcBorders>
-            <w:shd w:val="clear" w:color="auto" w:fill="EAF2FB"/>
-            <w:tcMar>
-              <w:top w:w="100" w:type="dxa"/>
-              <w:left w:w="180" w:type="dxa"/>
-              <w:bottom w:w="60" w:type="dxa"/>
-              <w:right w:w="160" w:type="dxa"/>
-            </w:tcMar>
-          </w:tcPr>
-          <w:p>
-            <w:pPr>
-              <w:keepNext/>
-              <w:spacing w:after="60" w:line="264" w:lineRule="auto"/>
-            </w:pPr>
-            <w:r>
-              <w:rPr>
-                <w:b/>
-                <w:bCs/>
-                <w:color w:val="2E74B5"/>
-              </w:rPr>
-              <w:t>Why two kinds?</w:t>
-            </w:r>
-          </w:p>
-          <w:p>
-            <w:pPr>
-              <w:spacing w:after="60" w:line="264" w:lineRule="auto"/>
-            </w:pPr>
-            <w:r>
-              <w:t xml:space="preserve">The loopback test </w:t>
-            </w:r>
-            <w:r>
-              <w:rPr>
-                <w:b/>
-                <w:bCs/>
-              </w:rPr>
-              <w:t>must</w:t>
-            </w:r>
-            <w:r>
-              <w:t xml:space="preserve"> use the hardware UART: a SoftwareSerial port cannot listen to itself while it is sending. For the two-board link, SoftwareSerial keeps the hardware pins free and the USB </w:t>
-            </w:r>
-            <w:r>
-              <w:rPr>
-                <w:rFonts w:ascii="Consolas" w:hAnsi="Consolas" w:cs="Consolas"/>
-                <w:color w:val="C7254E"/>
-                <w:sz w:val="20"/>
-                <w:szCs w:val="20"/>
-                <w:shd w:val="clear" w:color="auto" w:fill="F4F4F4"/>
-              </w:rPr>
-              <w:t>Serial</w:t>
-            </w:r>
-            <w:r>
-              <w:t xml:space="preserve"> Monitor available for debugging.</w:t>
-            </w:r>
-          </w:p>
-        </w:tc>
-      </w:tr>
-    </w:tbl>
-    <w:p>
-      <w:pPr>
-        <w:spacing w:after="120"/>
-        <w:rPr>
-          <w:sz w:val="8"/>
-        </w:rPr>
-      </w:pPr>
-    </w:p>
-    <w:p>
-      <w:pPr>
-        <w:pStyle w:val="Heading2"/>
-        <w:keepNext/>
-        <w:spacing w:before="240" w:after="80"/>
-      </w:pPr>
-      <w:r>
-        <w:rPr>
-          <w:b/>
-          <w:bCs/>
-        </w:rPr>
-        <w:t>Writing efficient code for a small microcontroller</w:t>
-      </w:r>
-    </w:p>
-    <w:p>
-      <w:pPr>
-        <w:spacing w:after="60" w:line="264" w:lineRule="auto"/>
-      </w:pPr>
-      <w:r>
-        <w:t xml:space="preserve">The classic Nano has only </w:t>
-      </w:r>
-      <w:r>
-        <w:rPr>
-          <w:b/>
-          <w:bCs/>
-        </w:rPr>
-        <w:t>2 KB of RAM</w:t>
-      </w:r>
-      <w:r>
-        <w:t xml:space="preserve"> and </w:t>
-      </w:r>
-      <w:r>
-        <w:rPr>
-          <w:b/>
-          <w:bCs/>
-        </w:rPr>
-        <w:t>32 KB of flash</w:t>
-      </w:r>
-      <w:r>
-        <w:t>. The code in this lab uses a few habits that keep it small, fast and reliable. Look out for them as you read the listings:</w:t>
-      </w:r>
-    </w:p>
-    <w:tbl>
-      <w:tblPr>
-        <w:tblW w:w="9706" w:type="dxa"/>
-        <w:tblBorders>
-          <w:top w:val="single" w:sz="4" w:space="0" w:color="BFBFBF"/>
-          <w:left w:val="single" w:sz="4" w:space="0" w:color="BFBFBF"/>
-          <w:bottom w:val="single" w:sz="4" w:space="0" w:color="BFBFBF"/>
-          <w:right w:val="single" w:sz="4" w:space="0" w:color="BFBFBF"/>
-          <w:insideH w:val="single" w:sz="4" w:space="0" w:color="BFBFBF"/>
-          <w:insideV w:val="single" w:sz="4" w:space="0" w:color="BFBFBF"/>
-        </w:tblBorders>
-        <w:tblLayout w:type="fixed"/>
-        <w:tblLook w:val="04A0" w:firstRow="1" w:lastRow="0" w:firstColumn="1" w:lastColumn="0" w:noHBand="0" w:noVBand="1"/>
-      </w:tblPr>
-      <w:tblGrid>
-        <w:gridCol w:w="2300"/>
-        <w:gridCol w:w="3500"/>
-        <w:gridCol w:w="3906"/>
-      </w:tblGrid>
-      <w:tr>
-        <w:trPr>
-          <w:cantSplit/>
-          <w:tblHeader/>
-        </w:trPr>
-        <w:tc>
-          <w:tcPr>
-            <w:tcW w:w="2300" w:type="dxa"/>
-            <w:shd w:val="clear" w:color="auto" w:fill="2E74B5"/>
-            <w:tcMar>
-              <w:top w:w="60" w:type="dxa"/>
-              <w:left w:w="100" w:type="dxa"/>
-              <w:bottom w:w="60" w:type="dxa"/>
-              <w:right w:w="100" w:type="dxa"/>
-            </w:tcMar>
-          </w:tcPr>
-          <w:p>
-            <w:pPr>
-              <w:spacing w:line="264" w:lineRule="auto"/>
-            </w:pPr>
-            <w:r>
-              <w:rPr>
-                <w:b/>
-                <w:bCs/>
-                <w:color w:val="FFFFFF"/>
-                <w:sz w:val="19"/>
-                <w:szCs w:val="19"/>
-              </w:rPr>
-              <w:t>Technique</w:t>
-            </w:r>
-          </w:p>
-        </w:tc>
-        <w:tc>
-          <w:tcPr>
-            <w:tcW w:w="3500" w:type="dxa"/>
-            <w:shd w:val="clear" w:color="auto" w:fill="2E74B5"/>
-            <w:tcMar>
-              <w:top w:w="60" w:type="dxa"/>
-              <w:left w:w="100" w:type="dxa"/>
-              <w:bottom w:w="60" w:type="dxa"/>
-              <w:right w:w="100" w:type="dxa"/>
-            </w:tcMar>
-          </w:tcPr>
-          <w:p>
-            <w:pPr>
-              <w:spacing w:line="264" w:lineRule="auto"/>
-            </w:pPr>
-            <w:r>
-              <w:rPr>
-                <w:b/>
-                <w:bCs/>
-                <w:color w:val="FFFFFF"/>
-                <w:sz w:val="19"/>
-                <w:szCs w:val="19"/>
-              </w:rPr>
-              <w:t>Example</w:t>
-            </w:r>
-          </w:p>
-        </w:tc>
-        <w:tc>
-          <w:tcPr>
-            <w:tcW w:w="3906" w:type="dxa"/>
-            <w:shd w:val="clear" w:color="auto" w:fill="2E74B5"/>
-            <w:tcMar>
-              <w:top w:w="60" w:type="dxa"/>
-              <w:left w:w="100" w:type="dxa"/>
-              <w:bottom w:w="60" w:type="dxa"/>
-              <w:right w:w="100" w:type="dxa"/>
-            </w:tcMar>
-          </w:tcPr>
-          <w:p>
-            <w:pPr>
-              <w:spacing w:line="264" w:lineRule="auto"/>
-            </w:pPr>
-            <w:r>
-              <w:rPr>
-                <w:b/>
-                <w:bCs/>
-                <w:color w:val="FFFFFF"/>
-                <w:sz w:val="19"/>
-                <w:szCs w:val="19"/>
-              </w:rPr>
-              <w:t>Why</w:t>
-            </w:r>
-          </w:p>
-        </w:tc>
-      </w:tr>
-      <w:tr>
-        <w:trPr>
-          <w:cantSplit/>
-        </w:trPr>
-        <w:tc>
-          <w:tcPr>
-            <w:tcW w:w="2300" w:type="dxa"/>
-            <w:tcMar>
-              <w:top w:w="60" w:type="dxa"/>
-              <w:left w:w="100" w:type="dxa"/>
-              <w:bottom w:w="60" w:type="dxa"/>
-              <w:right w:w="100" w:type="dxa"/>
-            </w:tcMar>
-          </w:tcPr>
-          <w:p>
-            <w:pPr>
-              <w:spacing w:line="264" w:lineRule="auto"/>
-            </w:pPr>
-            <w:r>
-              <w:rPr>
-                <w:rFonts w:ascii="Consolas" w:hAnsi="Consolas" w:cs="Consolas"/>
-                <w:color w:val="C7254E"/>
-                <w:sz w:val="17"/>
-                <w:szCs w:val="17"/>
-                <w:shd w:val="clear" w:color="auto" w:fill="F4F4F4"/>
-              </w:rPr>
-              <w:t>F()</w:t>
-            </w:r>
-            <w:r>
-              <w:rPr>
-                <w:sz w:val="19"/>
-                <w:szCs w:val="19"/>
-              </w:rPr>
-              <w:t xml:space="preserve"> macro for fixed text</w:t>
-            </w:r>
-          </w:p>
-        </w:tc>
-        <w:tc>
-          <w:tcPr>
-            <w:tcW w:w="3500" w:type="dxa"/>
-            <w:tcMar>
-              <w:top w:w="60" w:type="dxa"/>
-              <w:left w:w="100" w:type="dxa"/>
-              <w:bottom w:w="60" w:type="dxa"/>
-              <w:right w:w="100" w:type="dxa"/>
-            </w:tcMar>
-          </w:tcPr>
-          <w:p>
-            <w:pPr>
-              <w:spacing w:line="264" w:lineRule="auto"/>
-            </w:pPr>
-            <w:r>
-              <w:rPr>
-                <w:rFonts w:ascii="Consolas" w:hAnsi="Consolas" w:cs="Consolas"/>
-                <w:color w:val="C7254E"/>
-                <w:sz w:val="17"/>
-                <w:szCs w:val="17"/>
-                <w:shd w:val="clear" w:color="auto" w:fill="F4F4F4"/>
-              </w:rPr>
-              <w:t>Serial.println(F("Sender ready"));</w:t>
-            </w:r>
-          </w:p>
-        </w:tc>
-        <w:tc>
-          <w:tcPr>
-            <w:tcW w:w="3906" w:type="dxa"/>
-            <w:tcMar>
-              <w:top w:w="60" w:type="dxa"/>
-              <w:left w:w="100" w:type="dxa"/>
-              <w:bottom w:w="60" w:type="dxa"/>
-              <w:right w:w="100" w:type="dxa"/>
-            </w:tcMar>
-          </w:tcPr>
-          <w:p>
-            <w:pPr>
-              <w:spacing w:line="264" w:lineRule="auto"/>
-            </w:pPr>
-            <w:r>
-              <w:rPr>
-                <w:sz w:val="19"/>
-                <w:szCs w:val="19"/>
-              </w:rPr>
-              <w:t xml:space="preserve">Keeps the text in flash. Without </w:t>
-            </w:r>
-            <w:r>
-              <w:rPr>
-                <w:rFonts w:ascii="Consolas" w:hAnsi="Consolas" w:cs="Consolas"/>
-                <w:color w:val="C7254E"/>
-                <w:sz w:val="17"/>
-                <w:szCs w:val="17"/>
-                <w:shd w:val="clear" w:color="auto" w:fill="F4F4F4"/>
-              </w:rPr>
-              <w:t>F()</w:t>
-            </w:r>
-            <w:r>
-              <w:rPr>
-                <w:sz w:val="19"/>
-                <w:szCs w:val="19"/>
-              </w:rPr>
-              <w:t>, every string literal is also copied into RAM at start-up.</w:t>
-            </w:r>
-          </w:p>
-        </w:tc>
-      </w:tr>
-      <w:tr>
-        <w:trPr>
-          <w:cantSplit/>
-        </w:trPr>
-        <w:tc>
-          <w:tcPr>
-            <w:tcW w:w="2300" w:type="dxa"/>
-            <w:shd w:val="clear" w:color="auto" w:fill="F3F7FB"/>
-            <w:tcMar>
-              <w:top w:w="60" w:type="dxa"/>
-              <w:left w:w="100" w:type="dxa"/>
-              <w:bottom w:w="60" w:type="dxa"/>
-              <w:right w:w="100" w:type="dxa"/>
-            </w:tcMar>
-          </w:tcPr>
-          <w:p>
-            <w:pPr>
-              <w:spacing w:line="264" w:lineRule="auto"/>
-            </w:pPr>
-            <w:r>
-              <w:rPr>
-                <w:sz w:val="19"/>
-                <w:szCs w:val="19"/>
-              </w:rPr>
-              <w:t>Smallest suitable type</w:t>
-            </w:r>
-          </w:p>
-        </w:tc>
-        <w:tc>
-          <w:tcPr>
-            <w:tcW w:w="3500" w:type="dxa"/>
-            <w:shd w:val="clear" w:color="auto" w:fill="F3F7FB"/>
-            <w:tcMar>
-              <w:top w:w="60" w:type="dxa"/>
-              <w:left w:w="100" w:type="dxa"/>
-              <w:bottom w:w="60" w:type="dxa"/>
-              <w:right w:w="100" w:type="dxa"/>
-            </w:tcMar>
-          </w:tcPr>
-          <w:p>
-            <w:pPr>
-              <w:spacing w:line="264" w:lineRule="auto"/>
-            </w:pPr>
-            <w:r>
-              <w:rPr>
-                <w:rFonts w:ascii="Consolas" w:hAnsi="Consolas" w:cs="Consolas"/>
-                <w:color w:val="C7254E"/>
-                <w:sz w:val="17"/>
-                <w:szCs w:val="17"/>
-                <w:shd w:val="clear" w:color="auto" w:fill="F4F4F4"/>
-              </w:rPr>
-              <w:t>uint8_t len;</w:t>
-            </w:r>
-            <w:r>
-              <w:rPr>
-                <w:sz w:val="19"/>
-                <w:szCs w:val="19"/>
-              </w:rPr>
-              <w:t xml:space="preserve"> instead of </w:t>
-            </w:r>
-            <w:r>
-              <w:rPr>
-                <w:rFonts w:ascii="Consolas" w:hAnsi="Consolas" w:cs="Consolas"/>
-                <w:color w:val="C7254E"/>
-                <w:sz w:val="17"/>
-                <w:szCs w:val="17"/>
-                <w:shd w:val="clear" w:color="auto" w:fill="F4F4F4"/>
-              </w:rPr>
-              <w:t>int len;</w:t>
-            </w:r>
-          </w:p>
-        </w:tc>
-        <w:tc>
-          <w:tcPr>
-            <w:tcW w:w="3906" w:type="dxa"/>
-            <w:shd w:val="clear" w:color="auto" w:fill="F3F7FB"/>
-            <w:tcMar>
-              <w:top w:w="60" w:type="dxa"/>
-              <w:left w:w="100" w:type="dxa"/>
-              <w:bottom w:w="60" w:type="dxa"/>
-              <w:right w:w="100" w:type="dxa"/>
-            </w:tcMar>
-          </w:tcPr>
-          <w:p>
-            <w:pPr>
-              <w:spacing w:line="264" w:lineRule="auto"/>
-            </w:pPr>
-            <w:r>
-              <w:rPr>
-                <w:sz w:val="19"/>
-                <w:szCs w:val="19"/>
-              </w:rPr>
-              <w:t>1 byte instead of 2, and faster on an 8-bit CPU. Use it for values that stay between 0 and 255.</w:t>
-            </w:r>
-          </w:p>
-        </w:tc>
-      </w:tr>
-      <w:tr>
-        <w:trPr>
-          <w:cantSplit/>
-        </w:trPr>
-        <w:tc>
-          <w:tcPr>
-            <w:tcW w:w="2300" w:type="dxa"/>
-            <w:tcMar>
-              <w:top w:w="60" w:type="dxa"/>
-              <w:left w:w="100" w:type="dxa"/>
-              <w:bottom w:w="60" w:type="dxa"/>
-              <w:right w:w="100" w:type="dxa"/>
-            </w:tcMar>
-          </w:tcPr>
-          <w:p>
-            <w:pPr>
-              <w:spacing w:line="264" w:lineRule="auto"/>
-            </w:pPr>
-            <w:r>
-              <w:rPr>
-                <w:sz w:val="19"/>
-                <w:szCs w:val="19"/>
-              </w:rPr>
-              <w:t>Let the compiler count</w:t>
-            </w:r>
-          </w:p>
-        </w:tc>
-        <w:tc>
-          <w:tcPr>
-            <w:tcW w:w="3500" w:type="dxa"/>
-            <w:tcMar>
-              <w:top w:w="60" w:type="dxa"/>
-              <w:left w:w="100" w:type="dxa"/>
-              <w:bottom w:w="60" w:type="dxa"/>
-              <w:right w:w="100" w:type="dxa"/>
-            </w:tcMar>
-          </w:tcPr>
-          <w:p>
-            <w:pPr>
-              <w:spacing w:line="264" w:lineRule="auto"/>
-            </w:pPr>
-            <w:r>
-              <w:rPr>
-                <w:rFonts w:ascii="Consolas" w:hAnsi="Consolas" w:cs="Consolas"/>
-                <w:color w:val="C7254E"/>
-                <w:sz w:val="17"/>
-                <w:szCs w:val="17"/>
-                <w:shd w:val="clear" w:color="auto" w:fill="F4F4F4"/>
-              </w:rPr>
-              <w:t>sizeof(messages) / sizeof(messages[0])</w:t>
-            </w:r>
-          </w:p>
-        </w:tc>
-        <w:tc>
-          <w:tcPr>
-            <w:tcW w:w="3906" w:type="dxa"/>
-            <w:tcMar>
-              <w:top w:w="60" w:type="dxa"/>
-              <w:left w:w="100" w:type="dxa"/>
-              <w:bottom w:w="60" w:type="dxa"/>
-              <w:right w:w="100" w:type="dxa"/>
-            </w:tcMar>
-          </w:tcPr>
-          <w:p>
-            <w:pPr>
-              <w:spacing w:line="264" w:lineRule="auto"/>
-            </w:pPr>
-            <w:r>
-              <w:rPr>
-                <w:sz w:val="19"/>
-                <w:szCs w:val="19"/>
-              </w:rPr>
-              <w:t xml:space="preserve">Add a message to the array and the count updates itself. There is no hand-typed </w:t>
-            </w:r>
-            <w:r>
-              <w:rPr>
-                <w:rFonts w:ascii="Consolas" w:hAnsi="Consolas" w:cs="Consolas"/>
-                <w:color w:val="C7254E"/>
-                <w:sz w:val="17"/>
-                <w:szCs w:val="17"/>
-                <w:shd w:val="clear" w:color="auto" w:fill="F4F4F4"/>
-              </w:rPr>
-              <w:t>3</w:t>
-            </w:r>
-            <w:r>
-              <w:rPr>
-                <w:sz w:val="19"/>
-                <w:szCs w:val="19"/>
-              </w:rPr>
-              <w:t xml:space="preserve"> to forget.</w:t>
-            </w:r>
-          </w:p>
-        </w:tc>
-      </w:tr>
-      <w:tr>
-        <w:trPr>
-          <w:cantSplit/>
-        </w:trPr>
-        <w:tc>
-          <w:tcPr>
-            <w:tcW w:w="2300" w:type="dxa"/>
-            <w:shd w:val="clear" w:color="auto" w:fill="F3F7FB"/>
-            <w:tcMar>
-              <w:top w:w="60" w:type="dxa"/>
-              <w:left w:w="100" w:type="dxa"/>
-              <w:bottom w:w="60" w:type="dxa"/>
-              <w:right w:w="100" w:type="dxa"/>
-            </w:tcMar>
-          </w:tcPr>
-          <w:p>
-            <w:pPr>
-              <w:spacing w:line="264" w:lineRule="auto"/>
-            </w:pPr>
-            <w:r>
-              <w:rPr>
-                <w:sz w:val="19"/>
-                <w:szCs w:val="19"/>
-              </w:rPr>
-              <w:lastRenderedPageBreak/>
-              <w:t>Drift-free timing</w:t>
-            </w:r>
-          </w:p>
-        </w:tc>
-        <w:tc>
-          <w:tcPr>
-            <w:tcW w:w="3500" w:type="dxa"/>
-            <w:shd w:val="clear" w:color="auto" w:fill="F3F7FB"/>
-            <w:tcMar>
-              <w:top w:w="60" w:type="dxa"/>
-              <w:left w:w="100" w:type="dxa"/>
-              <w:bottom w:w="60" w:type="dxa"/>
-              <w:right w:w="100" w:type="dxa"/>
-            </w:tcMar>
-          </w:tcPr>
-          <w:p>
-            <w:pPr>
-              <w:spacing w:line="264" w:lineRule="auto"/>
-            </w:pPr>
-            <w:r>
-              <w:rPr>
-                <w:rFonts w:ascii="Consolas" w:hAnsi="Consolas" w:cs="Consolas"/>
-                <w:color w:val="C7254E"/>
-                <w:sz w:val="17"/>
-                <w:szCs w:val="17"/>
-                <w:shd w:val="clear" w:color="auto" w:fill="F4F4F4"/>
-              </w:rPr>
-              <w:t>lastSend += SEND_INTERVAL;</w:t>
-            </w:r>
-          </w:p>
-        </w:tc>
-        <w:tc>
-          <w:tcPr>
-            <w:tcW w:w="3906" w:type="dxa"/>
-            <w:shd w:val="clear" w:color="auto" w:fill="F3F7FB"/>
-            <w:tcMar>
-              <w:top w:w="60" w:type="dxa"/>
-              <w:left w:w="100" w:type="dxa"/>
-              <w:bottom w:w="60" w:type="dxa"/>
-              <w:right w:w="100" w:type="dxa"/>
-            </w:tcMar>
-          </w:tcPr>
-          <w:p>
-            <w:pPr>
-              <w:spacing w:line="264" w:lineRule="auto"/>
-            </w:pPr>
-            <w:r>
-              <w:rPr>
-                <w:rFonts w:ascii="Consolas" w:hAnsi="Consolas" w:cs="Consolas"/>
-                <w:color w:val="C7254E"/>
-                <w:sz w:val="17"/>
-                <w:szCs w:val="17"/>
-                <w:shd w:val="clear" w:color="auto" w:fill="F4F4F4"/>
-              </w:rPr>
-              <w:t>lastSend = millis();</w:t>
-            </w:r>
-            <w:r>
-              <w:rPr>
-                <w:sz w:val="19"/>
-                <w:szCs w:val="19"/>
-              </w:rPr>
-              <w:t xml:space="preserve"> slowly drifts, because the check happens a little late each time. Adding the interval keeps an exact period.</w:t>
-            </w:r>
-          </w:p>
-        </w:tc>
-      </w:tr>
-      <w:tr>
-        <w:trPr>
-          <w:cantSplit/>
-        </w:trPr>
-        <w:tc>
-          <w:tcPr>
-            <w:tcW w:w="2300" w:type="dxa"/>
-            <w:tcMar>
-              <w:top w:w="60" w:type="dxa"/>
-              <w:left w:w="100" w:type="dxa"/>
-              <w:bottom w:w="60" w:type="dxa"/>
-              <w:right w:w="100" w:type="dxa"/>
-            </w:tcMar>
-          </w:tcPr>
-          <w:p>
-            <w:pPr>
-              <w:spacing w:line="264" w:lineRule="auto"/>
-            </w:pPr>
-            <w:r>
-              <w:rPr>
-                <w:sz w:val="19"/>
-                <w:szCs w:val="19"/>
-              </w:rPr>
-              <w:t xml:space="preserve">Fixed buffers, not </w:t>
-            </w:r>
-            <w:r>
-              <w:rPr>
-                <w:rFonts w:ascii="Consolas" w:hAnsi="Consolas" w:cs="Consolas"/>
-                <w:color w:val="C7254E"/>
-                <w:sz w:val="17"/>
-                <w:szCs w:val="17"/>
-                <w:shd w:val="clear" w:color="auto" w:fill="F4F4F4"/>
-              </w:rPr>
-              <w:t>String</w:t>
-            </w:r>
-          </w:p>
-        </w:tc>
-        <w:tc>
-          <w:tcPr>
-            <w:tcW w:w="3500" w:type="dxa"/>
-            <w:tcMar>
-              <w:top w:w="60" w:type="dxa"/>
-              <w:left w:w="100" w:type="dxa"/>
-              <w:bottom w:w="60" w:type="dxa"/>
-              <w:right w:w="100" w:type="dxa"/>
-            </w:tcMar>
-          </w:tcPr>
-          <w:p>
-            <w:pPr>
-              <w:spacing w:line="264" w:lineRule="auto"/>
-            </w:pPr>
-            <w:r>
-              <w:rPr>
-                <w:rFonts w:ascii="Consolas" w:hAnsi="Consolas" w:cs="Consolas"/>
-                <w:color w:val="C7254E"/>
-                <w:sz w:val="17"/>
-                <w:szCs w:val="17"/>
-                <w:shd w:val="clear" w:color="auto" w:fill="F4F4F4"/>
-              </w:rPr>
-              <w:t>char buffer[MAX_LEN + 1];</w:t>
-            </w:r>
-          </w:p>
-        </w:tc>
-        <w:tc>
-          <w:tcPr>
-            <w:tcW w:w="3906" w:type="dxa"/>
-            <w:tcMar>
-              <w:top w:w="60" w:type="dxa"/>
-              <w:left w:w="100" w:type="dxa"/>
-              <w:bottom w:w="60" w:type="dxa"/>
-              <w:right w:w="100" w:type="dxa"/>
-            </w:tcMar>
-          </w:tcPr>
-          <w:p>
-            <w:pPr>
-              <w:spacing w:line="264" w:lineRule="auto"/>
-            </w:pPr>
-            <w:r>
-              <w:rPr>
-                <w:sz w:val="19"/>
-                <w:szCs w:val="19"/>
-              </w:rPr>
-              <w:t xml:space="preserve">The Arduino </w:t>
-            </w:r>
-            <w:r>
-              <w:rPr>
-                <w:rFonts w:ascii="Consolas" w:hAnsi="Consolas" w:cs="Consolas"/>
-                <w:color w:val="C7254E"/>
-                <w:sz w:val="17"/>
-                <w:szCs w:val="17"/>
-                <w:shd w:val="clear" w:color="auto" w:fill="F4F4F4"/>
-              </w:rPr>
-              <w:t>String</w:t>
-            </w:r>
-            <w:r>
-              <w:rPr>
-                <w:sz w:val="19"/>
-                <w:szCs w:val="19"/>
-              </w:rPr>
-              <w:t xml:space="preserve"> class allocates memory at run time, which fragments the heap and can crash a long-running sketch.</w:t>
-            </w:r>
-          </w:p>
-        </w:tc>
-      </w:tr>
-      <w:tr>
-        <w:trPr>
-          <w:cantSplit/>
-        </w:trPr>
-        <w:tc>
-          <w:tcPr>
-            <w:tcW w:w="2300" w:type="dxa"/>
-            <w:shd w:val="clear" w:color="auto" w:fill="F3F7FB"/>
-            <w:tcMar>
-              <w:top w:w="60" w:type="dxa"/>
-              <w:left w:w="100" w:type="dxa"/>
-              <w:bottom w:w="60" w:type="dxa"/>
-              <w:right w:w="100" w:type="dxa"/>
-            </w:tcMar>
-          </w:tcPr>
-          <w:p>
-            <w:pPr>
-              <w:spacing w:line="264" w:lineRule="auto"/>
-            </w:pPr>
-            <w:r>
-              <w:rPr>
-                <w:sz w:val="19"/>
-                <w:szCs w:val="19"/>
-              </w:rPr>
-              <w:t>Overwrite the LCD, don’t clear it</w:t>
-            </w:r>
-          </w:p>
-        </w:tc>
-        <w:tc>
-          <w:tcPr>
-            <w:tcW w:w="3500" w:type="dxa"/>
-            <w:shd w:val="clear" w:color="auto" w:fill="F3F7FB"/>
-            <w:tcMar>
-              <w:top w:w="60" w:type="dxa"/>
-              <w:left w:w="100" w:type="dxa"/>
-              <w:bottom w:w="60" w:type="dxa"/>
-              <w:right w:w="100" w:type="dxa"/>
-            </w:tcMar>
-          </w:tcPr>
-          <w:p>
-            <w:pPr>
-              <w:spacing w:line="264" w:lineRule="auto"/>
-            </w:pPr>
-            <w:r>
-              <w:rPr>
-                <w:rFonts w:ascii="Consolas" w:hAnsi="Consolas" w:cs="Consolas"/>
-                <w:color w:val="C7254E"/>
-                <w:sz w:val="17"/>
-                <w:szCs w:val="17"/>
-                <w:shd w:val="clear" w:color="auto" w:fill="F4F4F4"/>
-              </w:rPr>
-              <w:t>lcdPrintLine(1, msg);</w:t>
-            </w:r>
-          </w:p>
-        </w:tc>
-        <w:tc>
-          <w:tcPr>
-            <w:tcW w:w="3906" w:type="dxa"/>
-            <w:shd w:val="clear" w:color="auto" w:fill="F3F7FB"/>
-            <w:tcMar>
-              <w:top w:w="60" w:type="dxa"/>
-              <w:left w:w="100" w:type="dxa"/>
-              <w:bottom w:w="60" w:type="dxa"/>
-              <w:right w:w="100" w:type="dxa"/>
-            </w:tcMar>
-          </w:tcPr>
-          <w:p>
-            <w:pPr>
-              <w:spacing w:line="264" w:lineRule="auto"/>
-            </w:pPr>
-            <w:r>
-              <w:rPr>
-                <w:rFonts w:ascii="Consolas" w:hAnsi="Consolas" w:cs="Consolas"/>
-                <w:color w:val="C7254E"/>
-                <w:sz w:val="17"/>
-                <w:szCs w:val="17"/>
-                <w:shd w:val="clear" w:color="auto" w:fill="F4F4F4"/>
-              </w:rPr>
-              <w:t>lcd.clear()</w:t>
-            </w:r>
-            <w:r>
-              <w:rPr>
-                <w:sz w:val="19"/>
-                <w:szCs w:val="19"/>
-              </w:rPr>
-              <w:t xml:space="preserve"> takes about 2 ms and makes the screen flicker. Writing a full 16-character line, padded with spaces, does neither.</w:t>
-            </w:r>
-          </w:p>
-        </w:tc>
-      </w:tr>
-    </w:tbl>
-    <w:p>
-      <w:pPr>
-        <w:spacing w:after="120"/>
-        <w:rPr>
-          <w:sz w:val="8"/>
-        </w:rPr>
-      </w:pPr>
-    </w:p>
-    <w:p>
-      <w:pPr>
-        <w:pStyle w:val="Heading1"/>
-        <w:keepNext/>
-        <w:spacing w:before="360" w:after="120"/>
-      </w:pPr>
-      <w:r>
-        <w:rPr>
-          <w:b/>
-          <w:bCs/>
-        </w:rPr>
-        <w:t>3  Task 1: UART loopback on a single board</w:t>
+        <w:t xml:space="preserve">2  Task 1: UART loopback on a single board</w:t>
       </w:r>
     </w:p>
     <w:p>
@@ -8667,7 +6156,7 @@
         <w:spacing w:after="120" w:line="264" w:lineRule="auto"/>
       </w:pPr>
       <w:r>
-        <w:t xml:space="preserve">Using the frame diagram in Section 2, how long does it take to transmit the word </w:t>
+        <w:t xml:space="preserve">Each character is sent as a 10-bit frame (1 start bit, 8 data bits, 1 stop bit), and at 9600 baud each bit lasts 1/9600 s. How long does it take to transmit the word </w:t>
       </w:r>
       <w:r>
         <w:rPr>
@@ -8764,7 +6253,7 @@
           <w:b/>
           <w:bCs/>
         </w:rPr>
-        <w:t>4  Task 2: Communication between two boards</w:t>
+        <w:t xml:space="preserve">3  Task 2: Communication between two boards</w:t>
       </w:r>
     </w:p>
     <w:p>
@@ -14525,7 +12014,7 @@
         <w:t>(record)</w:t>
       </w:r>
       <w:r>
-        <w:t xml:space="preserve"> Fill in the table and explain each result using Section 2.</w:t>
+        <w:t xml:space="preserve"> Fill in the table and explain each result. Think about the baud rate (both boards must use the same one), which pin drives which (TX must go to RX), and the shared ground.</w:t>
       </w:r>
     </w:p>
     <w:tbl>
@@ -15157,7 +12646,7 @@
           <w:b/>
           <w:bCs/>
         </w:rPr>
-        <w:t>5  Task 3: Message integrity with SHA-1</w:t>
+        <w:t xml:space="preserve">4  Task 3: Message integrity with SHA-1</w:t>
       </w:r>
     </w:p>
     <w:p>
@@ -23998,7 +21487,7 @@
           <w:b/>
           <w:bCs/>
         </w:rPr>
-        <w:t>6  Extension: acknowledgements (ACK/NACK)</w:t>
+        <w:t xml:space="preserve">5  Extension: acknowledgements (ACK/NACK)</w:t>
       </w:r>
     </w:p>
     <w:p>
@@ -33960,7 +31449,7 @@
           <w:b/>
           <w:bCs/>
         </w:rPr>
-        <w:t>7  Submission checklist</w:t>
+        <w:t xml:space="preserve">6  Submission checklist</w:t>
       </w:r>
     </w:p>
     <w:p>
